--- a/output/theory-docs/09-企业微信解决方案.docx
+++ b/output/theory-docs/09-企业微信解决方案.docx
@@ -5,16 +5,41 @@
     <w:p>
       <w:pPr>
         <w:pStyle w:val="Heading1"/>
-        <w:jc w:val="left"/>
+        <w:jc w:val="center"/>
       </w:pPr>
       <w:r>
-        <w:rPr>
-          <w:rFonts w:ascii="Microsoft YaHei" w:hAnsi="Microsoft YaHei" w:eastAsia="Microsoft YaHei"/>
-          <w:b/>
-          <w:color w:val="1B365D"/>
-          <w:sz w:val="32"/>
-        </w:rPr>
-        <w:t>企业微信官方功能应用方案</w:t>
+        <w:drawing>
+          <wp:inline xmlns:a="http://schemas.openxmlformats.org/drawingml/2006/main" xmlns:pic="http://schemas.openxmlformats.org/drawingml/2006/picture">
+            <wp:extent cx="5029200" cy="6663690"/>
+            <wp:docPr id="9" name="Picture 9"/>
+            <wp:cNvGraphicFramePr>
+              <a:graphicFrameLocks noChangeAspect="1"/>
+            </wp:cNvGraphicFramePr>
+            <a:graphic>
+              <a:graphicData uri="http://schemas.openxmlformats.org/drawingml/2006/picture">
+                <pic:pic>
+                  <pic:nvPicPr>
+                    <pic:cNvPr id="0" name="09-企业微信解决方案_128.png"/>
+                    <pic:cNvPicPr/>
+                  </pic:nvPicPr>
+                  <pic:blipFill>
+                    <a:blip r:embed="rId17"/>
+                    <a:stretch>
+                      <a:fillRect/>
+                    </a:stretch>
+                  </pic:blipFill>
+                  <pic:spPr>
+                    <a:xfrm>
+                      <a:off x="0" y="0"/>
+                      <a:ext cx="5029200" cy="6663690"/>
+                    </a:xfrm>
+                    <a:prstGeom prst="rect"/>
+                  </pic:spPr>
+                </pic:pic>
+              </a:graphicData>
+            </a:graphic>
+          </wp:inline>
+        </w:drawing>
       </w:r>
     </w:p>
     <w:p>
@@ -34,38 +59,119 @@
     </w:p>
     <w:p>
       <w:pPr>
-        <w:jc w:val="both"/>
+        <w:jc w:val="center"/>
       </w:pPr>
       <w:r>
-        <w:rPr>
-          <w:rFonts w:ascii="Microsoft YaHei" w:hAnsi="Microsoft YaHei" w:eastAsia="Microsoft YaHei"/>
-          <w:sz w:val="21"/>
-        </w:rPr>
-        <w:t>根据反馈，现有关键问题：</w:t>
+        <w:drawing>
+          <wp:inline xmlns:a="http://schemas.openxmlformats.org/drawingml/2006/main" xmlns:pic="http://schemas.openxmlformats.org/drawingml/2006/picture">
+            <wp:extent cx="5029200" cy="2388870"/>
+            <wp:docPr id="2" name="Picture 2"/>
+            <wp:cNvGraphicFramePr>
+              <a:graphicFrameLocks noChangeAspect="1"/>
+            </wp:cNvGraphicFramePr>
+            <a:graphic>
+              <a:graphicData uri="http://schemas.openxmlformats.org/drawingml/2006/picture">
+                <pic:pic>
+                  <pic:nvPicPr>
+                    <pic:cNvPr id="0" name="09-企业微信解决方案_121.png"/>
+                    <pic:cNvPicPr/>
+                  </pic:nvPicPr>
+                  <pic:blipFill>
+                    <a:blip r:embed="rId10"/>
+                    <a:stretch>
+                      <a:fillRect/>
+                    </a:stretch>
+                  </pic:blipFill>
+                  <pic:spPr>
+                    <a:xfrm>
+                      <a:off x="0" y="0"/>
+                      <a:ext cx="5029200" cy="2388870"/>
+                    </a:xfrm>
+                    <a:prstGeom prst="rect"/>
+                  </pic:spPr>
+                </pic:pic>
+              </a:graphicData>
+            </a:graphic>
+          </wp:inline>
+        </w:drawing>
       </w:r>
     </w:p>
     <w:p>
       <w:pPr>
-        <w:jc w:val="both"/>
+        <w:jc w:val="center"/>
       </w:pPr>
       <w:r>
-        <w:rPr>
-          <w:rFonts w:ascii="Microsoft YaHei" w:hAnsi="Microsoft YaHei" w:eastAsia="Microsoft YaHei"/>
-          <w:sz w:val="21"/>
-        </w:rPr>
-        <w:t>1. 微信群机器人非官方认可：已有但存在风险</w:t>
+        <w:drawing>
+          <wp:inline xmlns:a="http://schemas.openxmlformats.org/drawingml/2006/main" xmlns:pic="http://schemas.openxmlformats.org/drawingml/2006/picture">
+            <wp:extent cx="5029200" cy="2137410"/>
+            <wp:docPr id="3" name="Picture 3"/>
+            <wp:cNvGraphicFramePr>
+              <a:graphicFrameLocks noChangeAspect="1"/>
+            </wp:cNvGraphicFramePr>
+            <a:graphic>
+              <a:graphicData uri="http://schemas.openxmlformats.org/drawingml/2006/picture">
+                <pic:pic>
+                  <pic:nvPicPr>
+                    <pic:cNvPr id="0" name="09-企业微信解决方案_122.png"/>
+                    <pic:cNvPicPr/>
+                  </pic:nvPicPr>
+                  <pic:blipFill>
+                    <a:blip r:embed="rId11"/>
+                    <a:stretch>
+                      <a:fillRect/>
+                    </a:stretch>
+                  </pic:blipFill>
+                  <pic:spPr>
+                    <a:xfrm>
+                      <a:off x="0" y="0"/>
+                      <a:ext cx="5029200" cy="2137410"/>
+                    </a:xfrm>
+                    <a:prstGeom prst="rect"/>
+                  </pic:spPr>
+                </pic:pic>
+              </a:graphicData>
+            </a:graphic>
+          </wp:inline>
+        </w:drawing>
       </w:r>
     </w:p>
     <w:p>
       <w:pPr>
-        <w:jc w:val="both"/>
+        <w:jc w:val="center"/>
       </w:pPr>
       <w:r>
-        <w:rPr>
-          <w:rFonts w:ascii="Microsoft YaHei" w:hAnsi="Microsoft YaHei" w:eastAsia="Microsoft YaHei"/>
-          <w:sz w:val="21"/>
-        </w:rPr>
-        <w:t>2. 知识库可以开展：有完整的智能方式</w:t>
+        <w:drawing>
+          <wp:inline xmlns:a="http://schemas.openxmlformats.org/drawingml/2006/main" xmlns:pic="http://schemas.openxmlformats.org/drawingml/2006/picture">
+            <wp:extent cx="5029200" cy="4652010"/>
+            <wp:docPr id="8" name="Picture 8"/>
+            <wp:cNvGraphicFramePr>
+              <a:graphicFrameLocks noChangeAspect="1"/>
+            </wp:cNvGraphicFramePr>
+            <a:graphic>
+              <a:graphicData uri="http://schemas.openxmlformats.org/drawingml/2006/picture">
+                <pic:pic>
+                  <pic:nvPicPr>
+                    <pic:cNvPr id="0" name="09-企业微信解决方案_127.png"/>
+                    <pic:cNvPicPr/>
+                  </pic:nvPicPr>
+                  <pic:blipFill>
+                    <a:blip r:embed="rId16"/>
+                    <a:stretch>
+                      <a:fillRect/>
+                    </a:stretch>
+                  </pic:blipFill>
+                  <pic:spPr>
+                    <a:xfrm>
+                      <a:off x="0" y="0"/>
+                      <a:ext cx="5029200" cy="4652010"/>
+                    </a:xfrm>
+                    <a:prstGeom prst="rect"/>
+                  </pic:spPr>
+                </pic:pic>
+              </a:graphicData>
+            </a:graphic>
+          </wp:inline>
+        </w:drawing>
       </w:r>
     </w:p>
     <w:p>
@@ -95,42 +201,120 @@
     <w:p>
       <w:pPr>
         <w:pStyle w:val="Heading3"/>
-        <w:jc w:val="left"/>
+        <w:jc w:val="center"/>
       </w:pPr>
       <w:r>
-        <w:rPr>
-          <w:rFonts w:ascii="Microsoft YaHei" w:hAnsi="Microsoft YaHei" w:eastAsia="Microsoft YaHei"/>
-          <w:b/>
-          <w:color w:val="2E5A4C"/>
-          <w:sz w:val="24"/>
-        </w:rPr>
-        <w:t>二、客户群自动回复功能（官方AI能力）⭐</w:t>
+        <w:drawing>
+          <wp:inline xmlns:a="http://schemas.openxmlformats.org/drawingml/2006/main" xmlns:pic="http://schemas.openxmlformats.org/drawingml/2006/picture">
+            <wp:extent cx="5029200" cy="2640330"/>
+            <wp:docPr id="1" name="Picture 1"/>
+            <wp:cNvGraphicFramePr>
+              <a:graphicFrameLocks noChangeAspect="1"/>
+            </wp:cNvGraphicFramePr>
+            <a:graphic>
+              <a:graphicData uri="http://schemas.openxmlformats.org/drawingml/2006/picture">
+                <pic:pic>
+                  <pic:nvPicPr>
+                    <pic:cNvPr id="0" name="09-企业微信解决方案_120.png"/>
+                    <pic:cNvPicPr/>
+                  </pic:nvPicPr>
+                  <pic:blipFill>
+                    <a:blip r:embed="rId9"/>
+                    <a:stretch>
+                      <a:fillRect/>
+                    </a:stretch>
+                  </pic:blipFill>
+                  <pic:spPr>
+                    <a:xfrm>
+                      <a:off x="0" y="0"/>
+                      <a:ext cx="5029200" cy="2640330"/>
+                    </a:xfrm>
+                    <a:prstGeom prst="rect"/>
+                  </pic:spPr>
+                </pic:pic>
+              </a:graphicData>
+            </a:graphic>
+          </wp:inline>
+        </w:drawing>
       </w:r>
     </w:p>
     <w:p>
       <w:pPr>
         <w:pStyle w:val="Heading4"/>
-        <w:jc w:val="left"/>
+        <w:jc w:val="center"/>
       </w:pPr>
       <w:r>
-        <w:rPr>
-          <w:rFonts w:ascii="Microsoft YaHei" w:hAnsi="Microsoft YaHei" w:eastAsia="Microsoft YaHei"/>
-          <w:b/>
-          <w:sz w:val="22"/>
-        </w:rPr>
-        <w:t>2.1 功能说明</w:t>
+        <w:drawing>
+          <wp:inline xmlns:a="http://schemas.openxmlformats.org/drawingml/2006/main" xmlns:pic="http://schemas.openxmlformats.org/drawingml/2006/picture">
+            <wp:extent cx="5029200" cy="4903470"/>
+            <wp:docPr id="4" name="Picture 4"/>
+            <wp:cNvGraphicFramePr>
+              <a:graphicFrameLocks noChangeAspect="1"/>
+            </wp:cNvGraphicFramePr>
+            <a:graphic>
+              <a:graphicData uri="http://schemas.openxmlformats.org/drawingml/2006/picture">
+                <pic:pic>
+                  <pic:nvPicPr>
+                    <pic:cNvPr id="0" name="09-企业微信解决方案_123.png"/>
+                    <pic:cNvPicPr/>
+                  </pic:nvPicPr>
+                  <pic:blipFill>
+                    <a:blip r:embed="rId12"/>
+                    <a:stretch>
+                      <a:fillRect/>
+                    </a:stretch>
+                  </pic:blipFill>
+                  <pic:spPr>
+                    <a:xfrm>
+                      <a:off x="0" y="0"/>
+                      <a:ext cx="5029200" cy="4903470"/>
+                    </a:xfrm>
+                    <a:prstGeom prst="rect"/>
+                  </pic:spPr>
+                </pic:pic>
+              </a:graphicData>
+            </a:graphic>
+          </wp:inline>
+        </w:drawing>
       </w:r>
     </w:p>
     <w:p>
       <w:pPr>
-        <w:jc w:val="both"/>
+        <w:jc w:val="center"/>
       </w:pPr>
       <w:r>
-        <w:rPr>
-          <w:rFonts w:ascii="Microsoft YaHei" w:hAnsi="Microsoft YaHei" w:eastAsia="Microsoft YaHei"/>
-          <w:sz w:val="21"/>
-        </w:rPr>
-        <w:t>官方定义：针对客户常见问题设置的标准回复内容</w:t>
+        <w:drawing>
+          <wp:inline xmlns:a="http://schemas.openxmlformats.org/drawingml/2006/main" xmlns:pic="http://schemas.openxmlformats.org/drawingml/2006/picture">
+            <wp:extent cx="5029200" cy="2235200"/>
+            <wp:docPr id="10" name="Picture 10"/>
+            <wp:cNvGraphicFramePr>
+              <a:graphicFrameLocks noChangeAspect="1"/>
+            </wp:cNvGraphicFramePr>
+            <a:graphic>
+              <a:graphicData uri="http://schemas.openxmlformats.org/drawingml/2006/picture">
+                <pic:pic>
+                  <pic:nvPicPr>
+                    <pic:cNvPr id="0" name="09-企业微信解决方案_129.png"/>
+                    <pic:cNvPicPr/>
+                  </pic:nvPicPr>
+                  <pic:blipFill>
+                    <a:blip r:embed="rId18"/>
+                    <a:stretch>
+                      <a:fillRect/>
+                    </a:stretch>
+                  </pic:blipFill>
+                  <pic:spPr>
+                    <a:xfrm>
+                      <a:off x="0" y="0"/>
+                      <a:ext cx="5029200" cy="2235200"/>
+                    </a:xfrm>
+                    <a:prstGeom prst="rect"/>
+                  </pic:spPr>
+                </pic:pic>
+              </a:graphicData>
+            </a:graphic>
+          </wp:inline>
+        </w:drawing>
       </w:r>
     </w:p>
     <w:p>
@@ -172,13 +356,41 @@
     <w:p>
       <w:pPr>
         <w:ind w:left="432"/>
+        <w:jc w:val="center"/>
       </w:pPr>
       <w:r>
-        <w:rPr>
-          <w:rFonts w:ascii="Microsoft YaHei" w:hAnsi="Microsoft YaHei" w:eastAsia="Microsoft YaHei"/>
-          <w:sz w:val="21"/>
-        </w:rPr>
-        <w:t>● ✅ 小助理自动应答</w:t>
+        <w:drawing>
+          <wp:inline xmlns:a="http://schemas.openxmlformats.org/drawingml/2006/main" xmlns:pic="http://schemas.openxmlformats.org/drawingml/2006/picture">
+            <wp:extent cx="5029200" cy="4400550"/>
+            <wp:docPr id="7" name="Picture 7"/>
+            <wp:cNvGraphicFramePr>
+              <a:graphicFrameLocks noChangeAspect="1"/>
+            </wp:cNvGraphicFramePr>
+            <a:graphic>
+              <a:graphicData uri="http://schemas.openxmlformats.org/drawingml/2006/picture">
+                <pic:pic>
+                  <pic:nvPicPr>
+                    <pic:cNvPr id="0" name="09-企业微信解决方案_126.png"/>
+                    <pic:cNvPicPr/>
+                  </pic:nvPicPr>
+                  <pic:blipFill>
+                    <a:blip r:embed="rId15"/>
+                    <a:stretch>
+                      <a:fillRect/>
+                    </a:stretch>
+                  </pic:blipFill>
+                  <pic:spPr>
+                    <a:xfrm>
+                      <a:off x="0" y="0"/>
+                      <a:ext cx="5029200" cy="4400550"/>
+                    </a:xfrm>
+                    <a:prstGeom prst="rect"/>
+                  </pic:spPr>
+                </pic:pic>
+              </a:graphicData>
+            </a:graphic>
+          </wp:inline>
+        </w:drawing>
       </w:r>
     </w:p>
     <w:p>
@@ -235,23 +447,41 @@
       <w:pPr>
         <w:spacing w:before="120" w:after="120"/>
         <w:ind w:left="432"/>
+        <w:jc w:val="center"/>
       </w:pPr>
       <w:r>
-        <w:rPr>
-          <w:rFonts w:ascii="Courier New" w:hAnsi="Courier New"/>
-          <w:color w:val="646464"/>
-          <w:sz w:val="18"/>
-        </w:rPr>
-        <w:t>路径：管理后台 → 客户与上下游 → 客户联系 → 聊天工具 → 自动回复</w:t>
-        <w:br/>
-        <w:br/>
-        <w:t>配置内容：</w:t>
-        <w:br/>
-        <w:t>├── 关键词设置（如：停电、电费、报装）</w:t>
-        <w:br/>
-        <w:t>├── 回复消息（文字、图片、网页、小程序）</w:t>
-        <w:br/>
-        <w:t>└── 多关键词对应同一回复</w:t>
+        <w:drawing>
+          <wp:inline xmlns:a="http://schemas.openxmlformats.org/drawingml/2006/main" xmlns:pic="http://schemas.openxmlformats.org/drawingml/2006/picture">
+            <wp:extent cx="5029200" cy="4903470"/>
+            <wp:docPr id="6" name="Picture 6"/>
+            <wp:cNvGraphicFramePr>
+              <a:graphicFrameLocks noChangeAspect="1"/>
+            </wp:cNvGraphicFramePr>
+            <a:graphic>
+              <a:graphicData uri="http://schemas.openxmlformats.org/drawingml/2006/picture">
+                <pic:pic>
+                  <pic:nvPicPr>
+                    <pic:cNvPr id="0" name="09-企业微信解决方案_125.png"/>
+                    <pic:cNvPicPr/>
+                  </pic:nvPicPr>
+                  <pic:blipFill>
+                    <a:blip r:embed="rId14"/>
+                    <a:stretch>
+                      <a:fillRect/>
+                    </a:stretch>
+                  </pic:blipFill>
+                  <pic:spPr>
+                    <a:xfrm>
+                      <a:off x="0" y="0"/>
+                      <a:ext cx="5029200" cy="4903470"/>
+                    </a:xfrm>
+                    <a:prstGeom prst="rect"/>
+                  </pic:spPr>
+                </pic:pic>
+              </a:graphicData>
+            </a:graphic>
+          </wp:inline>
+        </w:drawing>
       </w:r>
     </w:p>
     <w:p>
@@ -270,18 +500,41 @@
       <w:pPr>
         <w:spacing w:before="120" w:after="120"/>
         <w:ind w:left="432"/>
+        <w:jc w:val="center"/>
       </w:pPr>
       <w:r>
-        <w:rPr>
-          <w:rFonts w:ascii="Courier New" w:hAnsi="Courier New"/>
-          <w:color w:val="646464"/>
-          <w:sz w:val="18"/>
-        </w:rPr>
-        <w:t>手机端：群聊右上角三个点 → 自动回复 → 启用</w:t>
-        <w:br/>
-        <w:t>电脑端：群聊右上角三个点 → 自动回复 → 开启</w:t>
-        <w:br/>
-        <w:t>（mac暂不支持）</w:t>
+        <w:drawing>
+          <wp:inline xmlns:a="http://schemas.openxmlformats.org/drawingml/2006/main" xmlns:pic="http://schemas.openxmlformats.org/drawingml/2006/picture">
+            <wp:extent cx="5029200" cy="8423910"/>
+            <wp:docPr id="5" name="Picture 5"/>
+            <wp:cNvGraphicFramePr>
+              <a:graphicFrameLocks noChangeAspect="1"/>
+            </wp:cNvGraphicFramePr>
+            <a:graphic>
+              <a:graphicData uri="http://schemas.openxmlformats.org/drawingml/2006/picture">
+                <pic:pic>
+                  <pic:nvPicPr>
+                    <pic:cNvPr id="0" name="09-企业微信解决方案_124.png"/>
+                    <pic:cNvPicPr/>
+                  </pic:nvPicPr>
+                  <pic:blipFill>
+                    <a:blip r:embed="rId13"/>
+                    <a:stretch>
+                      <a:fillRect/>
+                    </a:stretch>
+                  </pic:blipFill>
+                  <pic:spPr>
+                    <a:xfrm>
+                      <a:off x="0" y="0"/>
+                      <a:ext cx="5029200" cy="8423910"/>
+                    </a:xfrm>
+                    <a:prstGeom prst="rect"/>
+                  </pic:spPr>
+                </pic:pic>
+              </a:graphicData>
+            </a:graphic>
+          </wp:inline>
+        </w:drawing>
       </w:r>
     </w:p>
     <w:p>
@@ -586,24 +839,41 @@
       <w:pPr>
         <w:spacing w:before="120" w:after="120"/>
         <w:ind w:left="432"/>
+        <w:jc w:val="center"/>
       </w:pPr>
       <w:r>
-        <w:rPr>
-          <w:rFonts w:ascii="Courier New" w:hAnsi="Courier New"/>
-          <w:color w:val="646464"/>
-          <w:sz w:val="18"/>
-        </w:rPr>
-        <w:t>关键词：充电桩</w:t>
-        <w:br/>
-        <w:t>回复：</w:t>
-        <w:br/>
-        <w:t>├── 图片：充电桩报装流程图</w:t>
-        <w:br/>
-        <w:t>├── 文字：报装所需材料清单</w:t>
-        <w:br/>
-        <w:t>├── 小程序：网上国网APP链接</w:t>
-        <w:br/>
-        <w:t>└── 联系方式：客户经理电话</w:t>
+        <w:drawing>
+          <wp:inline xmlns:a="http://schemas.openxmlformats.org/drawingml/2006/main" xmlns:pic="http://schemas.openxmlformats.org/drawingml/2006/picture">
+            <wp:extent cx="5029200" cy="2235200"/>
+            <wp:docPr id="11" name="Picture 11"/>
+            <wp:cNvGraphicFramePr>
+              <a:graphicFrameLocks noChangeAspect="1"/>
+            </wp:cNvGraphicFramePr>
+            <a:graphic>
+              <a:graphicData uri="http://schemas.openxmlformats.org/drawingml/2006/picture">
+                <pic:pic>
+                  <pic:nvPicPr>
+                    <pic:cNvPr id="0" name="09-企业微信解决方案_129.png"/>
+                    <pic:cNvPicPr/>
+                  </pic:nvPicPr>
+                  <pic:blipFill>
+                    <a:blip r:embed="rId18"/>
+                    <a:stretch>
+                      <a:fillRect/>
+                    </a:stretch>
+                  </pic:blipFill>
+                  <pic:spPr>
+                    <a:xfrm>
+                      <a:off x="0" y="0"/>
+                      <a:ext cx="5029200" cy="2235200"/>
+                    </a:xfrm>
+                    <a:prstGeom prst="rect"/>
+                  </pic:spPr>
+                </pic:pic>
+              </a:graphicData>
+            </a:graphic>
+          </wp:inline>
+        </w:drawing>
       </w:r>
     </w:p>
     <w:p>

--- a/output/theory-docs/09-企业微信解决方案.docx
+++ b/output/theory-docs/09-企业微信解决方案.docx
@@ -5,12 +5,1215 @@
     <w:p>
       <w:pPr>
         <w:pStyle w:val="Heading1"/>
+      </w:pPr>
+      <w:r>
+        <w:rPr>
+          <w:rFonts w:ascii="Microsoft YaHei" w:hAnsi="Microsoft YaHei" w:eastAsia="Microsoft YaHei"/>
+          <w:b/>
+          <w:color w:val="1B365D"/>
+          <w:sz w:val="32"/>
+        </w:rPr>
+        <w:t>企业微信官方功能应用方案</w:t>
+      </w:r>
+    </w:p>
+    <w:p>
+      <w:pPr>
+        <w:jc w:val="both"/>
+      </w:pPr>
+      <w:r>
+        <w:rPr>
+          <w:rFonts w:ascii="Microsoft YaHei" w:hAnsi="Microsoft YaHei" w:eastAsia="Microsoft YaHei"/>
+          <w:sz w:val="21"/>
+        </w:rPr>
+        <w:t>created: 2026-03-16</w:t>
+      </w:r>
+    </w:p>
+    <w:p>
+      <w:pPr>
+        <w:jc w:val="both"/>
+      </w:pPr>
+      <w:r>
+        <w:rPr>
+          <w:rFonts w:ascii="Microsoft YaHei" w:hAnsi="Microsoft YaHei" w:eastAsia="Microsoft YaHei"/>
+          <w:sz w:val="21"/>
+        </w:rPr>
+        <w:t>session: session-003</w:t>
+      </w:r>
+    </w:p>
+    <w:p>
+      <w:pPr>
+        <w:jc w:val="both"/>
+      </w:pPr>
+      <w:r>
+        <w:rPr>
+          <w:rFonts w:ascii="Microsoft YaHei" w:hAnsi="Microsoft YaHei" w:eastAsia="Microsoft YaHei"/>
+          <w:sz w:val="21"/>
+        </w:rPr>
+        <w:t>status: completed</w:t>
+      </w:r>
+    </w:p>
+    <w:p>
+      <w:pPr>
+        <w:jc w:val="both"/>
+      </w:pPr>
+      <w:r>
+        <w:rPr>
+          <w:rFonts w:ascii="Microsoft YaHei" w:hAnsi="Microsoft YaHei" w:eastAsia="Microsoft YaHei"/>
+          <w:sz w:val="21"/>
+        </w:rPr>
+        <w:t>keywords: 企业微信, 官方功能, 客户群, 自动回复, 知识库, 风险可控</w:t>
+      </w:r>
+    </w:p>
+    <w:p>
+      <w:pPr>
+        <w:pStyle w:val="Heading2"/>
+      </w:pPr>
+      <w:r>
+        <w:rPr>
+          <w:rFonts w:ascii="Microsoft YaHei" w:hAnsi="Microsoft YaHei" w:eastAsia="Microsoft YaHei"/>
+          <w:b/>
+          <w:color w:val="1B365D"/>
+          <w:sz w:val="28"/>
+        </w:rPr>
+        <w:t>📋 背景说明</w:t>
+      </w:r>
+    </w:p>
+    <w:p>
+      <w:pPr>
+        <w:jc w:val="both"/>
+      </w:pPr>
+      <w:r>
+        <w:rPr>
+          <w:rFonts w:ascii="Microsoft YaHei" w:hAnsi="Microsoft YaHei" w:eastAsia="Microsoft YaHei"/>
+          <w:sz w:val="21"/>
+        </w:rPr>
+        <w:t>根据反馈，现有关键问题：</w:t>
+      </w:r>
+    </w:p>
+    <w:p>
+      <w:pPr>
+        <w:jc w:val="both"/>
+      </w:pPr>
+      <w:r>
+        <w:rPr>
+          <w:rFonts w:ascii="Microsoft YaHei" w:hAnsi="Microsoft YaHei" w:eastAsia="Microsoft YaHei"/>
+          <w:sz w:val="21"/>
+        </w:rPr>
+        <w:t>1. 微信群机器人非官方认可：已有但存在风险</w:t>
+      </w:r>
+    </w:p>
+    <w:p>
+      <w:pPr>
+        <w:jc w:val="both"/>
+      </w:pPr>
+      <w:r>
+        <w:rPr>
+          <w:rFonts w:ascii="Microsoft YaHei" w:hAnsi="Microsoft YaHei" w:eastAsia="Microsoft YaHei"/>
+          <w:sz w:val="21"/>
+        </w:rPr>
+        <w:t>2. 知识库可以开展：有完整的智能方式</w:t>
+      </w:r>
+    </w:p>
+    <w:p>
+      <w:pPr>
+        <w:jc w:val="both"/>
+      </w:pPr>
+      <w:r>
+        <w:rPr>
+          <w:rFonts w:ascii="Microsoft YaHei" w:hAnsi="Microsoft YaHei" w:eastAsia="Microsoft YaHei"/>
+          <w:sz w:val="21"/>
+        </w:rPr>
+        <w:t>3. 企业微信有效应用：如何有效应用是关键</w:t>
+      </w:r>
+    </w:p>
+    <w:p>
+      <w:pPr>
+        <w:jc w:val="both"/>
+      </w:pPr>
+      <w:r>
+        <w:rPr>
+          <w:rFonts w:ascii="Microsoft YaHei" w:hAnsi="Microsoft YaHei" w:eastAsia="Microsoft YaHei"/>
+          <w:sz w:val="21"/>
+        </w:rPr>
+        <w:t>本方案聚焦企业微信官方功能，确保风险可控、合规合法。</w:t>
+      </w:r>
+    </w:p>
+    <w:p>
+      <w:pPr>
+        <w:pStyle w:val="Heading2"/>
+      </w:pPr>
+      <w:r>
+        <w:rPr>
+          <w:rFonts w:ascii="Microsoft YaHei" w:hAnsi="Microsoft YaHei" w:eastAsia="Microsoft YaHei"/>
+          <w:b/>
+          <w:color w:val="1B365D"/>
+          <w:sz w:val="28"/>
+        </w:rPr>
+        <w:t>🎯 企业微信官方功能全解析</w:t>
+      </w:r>
+    </w:p>
+    <w:p>
+      <w:pPr>
+        <w:pStyle w:val="Heading3"/>
+      </w:pPr>
+      <w:r>
+        <w:rPr>
+          <w:rFonts w:ascii="Microsoft YaHei" w:hAnsi="Microsoft YaHei" w:eastAsia="Microsoft YaHei"/>
+          <w:b/>
+          <w:color w:val="2E5A4C"/>
+          <w:sz w:val="24"/>
+        </w:rPr>
+        <w:t>一、客户群功能（官方核心功能）</w:t>
+      </w:r>
+    </w:p>
+    <w:p>
+      <w:pPr>
+        <w:pStyle w:val="Heading4"/>
+      </w:pPr>
+      <w:r>
+        <w:rPr>
+          <w:rFonts w:ascii="Microsoft YaHei" w:hAnsi="Microsoft YaHei" w:eastAsia="Microsoft YaHei"/>
+          <w:b/>
+          <w:color w:val="2E5A4C"/>
+          <w:sz w:val="24"/>
+        </w:rPr>
+        <w:t>1.1 什么是客户群</w:t>
+      </w:r>
+    </w:p>
+    <w:p>
+      <w:pPr>
+        <w:jc w:val="both"/>
+      </w:pPr>
+      <w:r>
+        <w:rPr>
+          <w:rFonts w:ascii="Microsoft YaHei" w:hAnsi="Microsoft YaHei" w:eastAsia="Microsoft YaHei"/>
+          <w:sz w:val="21"/>
+        </w:rPr>
+        <w:t>官方定义：企业成员创建的包含微信用户的外部群聊</w:t>
+      </w:r>
+    </w:p>
+    <w:p>
+      <w:pPr>
+        <w:jc w:val="both"/>
+      </w:pPr>
+      <w:r>
+        <w:rPr>
+          <w:rFonts w:ascii="Microsoft YaHei" w:hAnsi="Microsoft YaHei" w:eastAsia="Microsoft YaHei"/>
+          <w:sz w:val="21"/>
+        </w:rPr>
+        <w:t>核心优势：</w:t>
+      </w:r>
+    </w:p>
+    <w:p>
+      <w:pPr>
+        <w:jc w:val="both"/>
+      </w:pPr>
+      <w:r>
+        <w:rPr>
+          <w:rFonts w:ascii="Microsoft YaHei" w:hAnsi="Microsoft YaHei" w:eastAsia="Microsoft YaHei"/>
+          <w:sz w:val="21"/>
+        </w:rPr>
+        <w:t>- ✅ 官方认可，风险可控</w:t>
+      </w:r>
+    </w:p>
+    <w:p>
+      <w:pPr>
+        <w:jc w:val="both"/>
+      </w:pPr>
+      <w:r>
+        <w:rPr>
+          <w:rFonts w:ascii="Microsoft YaHei" w:hAnsi="Microsoft YaHei" w:eastAsia="Microsoft YaHei"/>
+          <w:sz w:val="21"/>
+        </w:rPr>
+        <w:t>- ✅ 企业身份展示，增强信任</w:t>
+      </w:r>
+    </w:p>
+    <w:p>
+      <w:pPr>
+        <w:jc w:val="both"/>
+      </w:pPr>
+      <w:r>
+        <w:rPr>
+          <w:rFonts w:ascii="Microsoft YaHei" w:hAnsi="Microsoft YaHei" w:eastAsia="Microsoft YaHei"/>
+          <w:sz w:val="21"/>
+        </w:rPr>
+        <w:t>- ✅ 500人群上限</w:t>
+      </w:r>
+    </w:p>
+    <w:p>
+      <w:pPr>
+        <w:jc w:val="both"/>
+      </w:pPr>
+      <w:r>
+        <w:rPr>
+          <w:rFonts w:ascii="Microsoft YaHei" w:hAnsi="Microsoft YaHei" w:eastAsia="Microsoft YaHei"/>
+          <w:sz w:val="21"/>
+        </w:rPr>
+        <w:t>- ✅ 支持微信用户入群</w:t>
+      </w:r>
+    </w:p>
+    <w:p>
+      <w:pPr>
+        <w:jc w:val="both"/>
+      </w:pPr>
+      <w:r>
+        <w:rPr>
+          <w:rFonts w:ascii="Microsoft YaHei" w:hAnsi="Microsoft YaHei" w:eastAsia="Microsoft YaHei"/>
+          <w:sz w:val="21"/>
+        </w:rPr>
+        <w:t>- ✅ 企业统一管理</w:t>
+      </w:r>
+    </w:p>
+    <w:p>
+      <w:pPr>
+        <w:pStyle w:val="Heading4"/>
+      </w:pPr>
+      <w:r>
+        <w:rPr>
+          <w:rFonts w:ascii="Microsoft YaHei" w:hAnsi="Microsoft YaHei" w:eastAsia="Microsoft YaHei"/>
+          <w:b/>
+          <w:color w:val="2E5A4C"/>
+          <w:sz w:val="24"/>
+        </w:rPr>
+        <w:t>1.2 客户群核心功能</w:t>
+      </w:r>
+    </w:p>
+    <w:p>
+      <w:pPr>
+        <w:pStyle w:val="Heading4"/>
+      </w:pPr>
+      <w:r>
+        <w:rPr>
+          <w:rFonts w:ascii="Microsoft YaHei" w:hAnsi="Microsoft YaHei" w:eastAsia="Microsoft YaHei"/>
+          <w:b/>
+          <w:color w:val="2E5A4C"/>
+          <w:sz w:val="24"/>
+        </w:rPr>
+        <w:t>1.3 客户群创建方式</w:t>
+      </w:r>
+    </w:p>
+    <w:p>
+      <w:pPr>
+        <w:jc w:val="both"/>
+      </w:pPr>
+      <w:r>
+        <w:rPr>
+          <w:rFonts w:ascii="Microsoft YaHei" w:hAnsi="Microsoft YaHei" w:eastAsia="Microsoft YaHei"/>
+          <w:sz w:val="21"/>
+        </w:rPr>
+        <w:t>方式一：工作台创建</w:t>
+      </w:r>
+    </w:p>
+    <w:p>
+      <w:pPr>
+        <w:jc w:val="both"/>
+      </w:pPr>
+      <w:r>
+        <w:rPr>
+          <w:rFonts w:ascii="Microsoft YaHei" w:hAnsi="Microsoft YaHei" w:eastAsia="Microsoft YaHei"/>
+          <w:sz w:val="21"/>
+        </w:rPr>
+        <w:t>方式二：消息界面创建</w:t>
+      </w:r>
+    </w:p>
+    <w:p>
+      <w:pPr>
         <w:jc w:val="center"/>
       </w:pPr>
       <w:r>
         <w:drawing>
           <wp:inline xmlns:a="http://schemas.openxmlformats.org/drawingml/2006/main" xmlns:pic="http://schemas.openxmlformats.org/drawingml/2006/picture">
-            <wp:extent cx="5029200" cy="6663690"/>
+            <wp:extent cx="5029200" cy="3017520"/>
+            <wp:docPr id="1" name="Picture 1"/>
+            <wp:cNvGraphicFramePr>
+              <a:graphicFrameLocks noChangeAspect="1"/>
+            </wp:cNvGraphicFramePr>
+            <a:graphic>
+              <a:graphicData uri="http://schemas.openxmlformats.org/drawingml/2006/picture">
+                <pic:pic>
+                  <pic:nvPicPr>
+                    <pic:cNvPr id="0" name="ascii_img_003.png"/>
+                    <pic:cNvPicPr/>
+                  </pic:nvPicPr>
+                  <pic:blipFill>
+                    <a:blip r:embed="rId9"/>
+                    <a:stretch>
+                      <a:fillRect/>
+                    </a:stretch>
+                  </pic:blipFill>
+                  <pic:spPr>
+                    <a:xfrm>
+                      <a:off x="0" y="0"/>
+                      <a:ext cx="5029200" cy="3017520"/>
+                    </a:xfrm>
+                    <a:prstGeom prst="rect"/>
+                  </pic:spPr>
+                </pic:pic>
+              </a:graphicData>
+            </a:graphic>
+          </wp:inline>
+        </w:drawing>
+      </w:r>
+    </w:p>
+    <w:p>
+      <w:pPr>
+        <w:jc w:val="both"/>
+      </w:pPr>
+      <w:r>
+        <w:rPr>
+          <w:rFonts w:ascii="Microsoft YaHei" w:hAnsi="Microsoft YaHei" w:eastAsia="Microsoft YaHei"/>
+          <w:sz w:val="21"/>
+        </w:rPr>
+        <w:t>方式三：会话添加</w:t>
+      </w:r>
+    </w:p>
+    <w:p>
+      <w:pPr>
+        <w:jc w:val="center"/>
+      </w:pPr>
+      <w:r>
+        <w:drawing>
+          <wp:inline xmlns:a="http://schemas.openxmlformats.org/drawingml/2006/main" xmlns:pic="http://schemas.openxmlformats.org/drawingml/2006/picture">
+            <wp:extent cx="5029200" cy="3017520"/>
+            <wp:docPr id="2" name="Picture 2"/>
+            <wp:cNvGraphicFramePr>
+              <a:graphicFrameLocks noChangeAspect="1"/>
+            </wp:cNvGraphicFramePr>
+            <a:graphic>
+              <a:graphicData uri="http://schemas.openxmlformats.org/drawingml/2006/picture">
+                <pic:pic>
+                  <pic:nvPicPr>
+                    <pic:cNvPr id="0" name="ascii_img_004.png"/>
+                    <pic:cNvPicPr/>
+                  </pic:nvPicPr>
+                  <pic:blipFill>
+                    <a:blip r:embed="rId10"/>
+                    <a:stretch>
+                      <a:fillRect/>
+                    </a:stretch>
+                  </pic:blipFill>
+                  <pic:spPr>
+                    <a:xfrm>
+                      <a:off x="0" y="0"/>
+                      <a:ext cx="5029200" cy="3017520"/>
+                    </a:xfrm>
+                    <a:prstGeom prst="rect"/>
+                  </pic:spPr>
+                </pic:pic>
+              </a:graphicData>
+            </a:graphic>
+          </wp:inline>
+        </w:drawing>
+      </w:r>
+    </w:p>
+    <w:p>
+      <w:pPr>
+        <w:pStyle w:val="Heading3"/>
+      </w:pPr>
+      <w:r>
+        <w:rPr>
+          <w:rFonts w:ascii="Microsoft YaHei" w:hAnsi="Microsoft YaHei" w:eastAsia="Microsoft YaHei"/>
+          <w:b/>
+          <w:color w:val="2E5A4C"/>
+          <w:sz w:val="24"/>
+        </w:rPr>
+        <w:t>二、客户群自动回复功能（官方AI能力）⭐</w:t>
+      </w:r>
+    </w:p>
+    <w:p>
+      <w:pPr>
+        <w:pStyle w:val="Heading4"/>
+      </w:pPr>
+      <w:r>
+        <w:rPr>
+          <w:rFonts w:ascii="Microsoft YaHei" w:hAnsi="Microsoft YaHei" w:eastAsia="Microsoft YaHei"/>
+          <w:b/>
+          <w:color w:val="2E5A4C"/>
+          <w:sz w:val="24"/>
+        </w:rPr>
+        <w:t>2.1 功能说明</w:t>
+      </w:r>
+    </w:p>
+    <w:p>
+      <w:pPr>
+        <w:jc w:val="both"/>
+      </w:pPr>
+      <w:r>
+        <w:rPr>
+          <w:rFonts w:ascii="Microsoft YaHei" w:hAnsi="Microsoft YaHei" w:eastAsia="Microsoft YaHei"/>
+          <w:sz w:val="21"/>
+        </w:rPr>
+        <w:t>官方定义：针对客户常见问题设置的标准回复内容</w:t>
+      </w:r>
+    </w:p>
+    <w:p>
+      <w:pPr>
+        <w:jc w:val="both"/>
+      </w:pPr>
+      <w:r>
+        <w:rPr>
+          <w:rFonts w:ascii="Microsoft YaHei" w:hAnsi="Microsoft YaHei" w:eastAsia="Microsoft YaHei"/>
+          <w:sz w:val="21"/>
+        </w:rPr>
+        <w:t>核心价值：</w:t>
+      </w:r>
+    </w:p>
+    <w:p>
+      <w:pPr>
+        <w:jc w:val="both"/>
+      </w:pPr>
+      <w:r>
+        <w:rPr>
+          <w:rFonts w:ascii="Microsoft YaHei" w:hAnsi="Microsoft YaHei" w:eastAsia="Microsoft YaHei"/>
+          <w:sz w:val="21"/>
+        </w:rPr>
+        <w:t>- ✅ 官方认可，风险可控</w:t>
+      </w:r>
+    </w:p>
+    <w:p>
+      <w:pPr>
+        <w:jc w:val="both"/>
+      </w:pPr>
+      <w:r>
+        <w:rPr>
+          <w:rFonts w:ascii="Microsoft YaHei" w:hAnsi="Microsoft YaHei" w:eastAsia="Microsoft YaHei"/>
+          <w:sz w:val="21"/>
+        </w:rPr>
+        <w:t>- ✅ 关键词自动回复</w:t>
+      </w:r>
+    </w:p>
+    <w:p>
+      <w:pPr>
+        <w:jc w:val="both"/>
+      </w:pPr>
+      <w:r>
+        <w:rPr>
+          <w:rFonts w:ascii="Microsoft YaHei" w:hAnsi="Microsoft YaHei" w:eastAsia="Microsoft YaHei"/>
+          <w:sz w:val="21"/>
+        </w:rPr>
+        <w:t>- ✅ 小助理自动应答</w:t>
+      </w:r>
+    </w:p>
+    <w:p>
+      <w:pPr>
+        <w:jc w:val="both"/>
+      </w:pPr>
+      <w:r>
+        <w:rPr>
+          <w:rFonts w:ascii="Microsoft YaHei" w:hAnsi="Microsoft YaHei" w:eastAsia="Microsoft YaHei"/>
+          <w:sz w:val="21"/>
+        </w:rPr>
+        <w:t>- ✅ 节省群内成员时间</w:t>
+      </w:r>
+    </w:p>
+    <w:p>
+      <w:pPr>
+        <w:jc w:val="both"/>
+      </w:pPr>
+      <w:r>
+        <w:rPr>
+          <w:rFonts w:ascii="Microsoft YaHei" w:hAnsi="Microsoft YaHei" w:eastAsia="Microsoft YaHei"/>
+          <w:sz w:val="21"/>
+        </w:rPr>
+        <w:t>- ✅ 快速响应客户问题</w:t>
+      </w:r>
+    </w:p>
+    <w:p>
+      <w:pPr>
+        <w:pStyle w:val="Heading4"/>
+      </w:pPr>
+      <w:r>
+        <w:rPr>
+          <w:rFonts w:ascii="Microsoft YaHei" w:hAnsi="Microsoft YaHei" w:eastAsia="Microsoft YaHei"/>
+          <w:b/>
+          <w:color w:val="2E5A4C"/>
+          <w:sz w:val="24"/>
+        </w:rPr>
+        <w:t>2.2 配置方法</w:t>
+      </w:r>
+    </w:p>
+    <w:p>
+      <w:pPr>
+        <w:jc w:val="both"/>
+      </w:pPr>
+      <w:r>
+        <w:rPr>
+          <w:rFonts w:ascii="Microsoft YaHei" w:hAnsi="Microsoft YaHei" w:eastAsia="Microsoft YaHei"/>
+          <w:sz w:val="21"/>
+        </w:rPr>
+        <w:t>第一步：管理员配置规则</w:t>
+      </w:r>
+    </w:p>
+    <w:p>
+      <w:pPr>
+        <w:jc w:val="center"/>
+      </w:pPr>
+      <w:r>
+        <w:drawing>
+          <wp:inline xmlns:a="http://schemas.openxmlformats.org/drawingml/2006/main" xmlns:pic="http://schemas.openxmlformats.org/drawingml/2006/picture">
+            <wp:extent cx="5029200" cy="4274820"/>
+            <wp:docPr id="3" name="Picture 3"/>
+            <wp:cNvGraphicFramePr>
+              <a:graphicFrameLocks noChangeAspect="1"/>
+            </wp:cNvGraphicFramePr>
+            <a:graphic>
+              <a:graphicData uri="http://schemas.openxmlformats.org/drawingml/2006/picture">
+                <pic:pic>
+                  <pic:nvPicPr>
+                    <pic:cNvPr id="0" name="ascii_img_005.png"/>
+                    <pic:cNvPicPr/>
+                  </pic:nvPicPr>
+                  <pic:blipFill>
+                    <a:blip r:embed="rId11"/>
+                    <a:stretch>
+                      <a:fillRect/>
+                    </a:stretch>
+                  </pic:blipFill>
+                  <pic:spPr>
+                    <a:xfrm>
+                      <a:off x="0" y="0"/>
+                      <a:ext cx="5029200" cy="4274820"/>
+                    </a:xfrm>
+                    <a:prstGeom prst="rect"/>
+                  </pic:spPr>
+                </pic:pic>
+              </a:graphicData>
+            </a:graphic>
+          </wp:inline>
+        </w:drawing>
+      </w:r>
+    </w:p>
+    <w:p>
+      <w:pPr>
+        <w:jc w:val="both"/>
+      </w:pPr>
+      <w:r>
+        <w:rPr>
+          <w:rFonts w:ascii="Microsoft YaHei" w:hAnsi="Microsoft YaHei" w:eastAsia="Microsoft YaHei"/>
+          <w:sz w:val="21"/>
+        </w:rPr>
+        <w:t>第二步：群主开启功能</w:t>
+      </w:r>
+    </w:p>
+    <w:p>
+      <w:pPr>
+        <w:jc w:val="center"/>
+      </w:pPr>
+      <w:r>
+        <w:drawing>
+          <wp:inline xmlns:a="http://schemas.openxmlformats.org/drawingml/2006/main" xmlns:pic="http://schemas.openxmlformats.org/drawingml/2006/picture">
+            <wp:extent cx="5029200" cy="3017520"/>
+            <wp:docPr id="4" name="Picture 4"/>
+            <wp:cNvGraphicFramePr>
+              <a:graphicFrameLocks noChangeAspect="1"/>
+            </wp:cNvGraphicFramePr>
+            <a:graphic>
+              <a:graphicData uri="http://schemas.openxmlformats.org/drawingml/2006/picture">
+                <pic:pic>
+                  <pic:nvPicPr>
+                    <pic:cNvPr id="0" name="ascii_img_006.png"/>
+                    <pic:cNvPicPr/>
+                  </pic:nvPicPr>
+                  <pic:blipFill>
+                    <a:blip r:embed="rId12"/>
+                    <a:stretch>
+                      <a:fillRect/>
+                    </a:stretch>
+                  </pic:blipFill>
+                  <pic:spPr>
+                    <a:xfrm>
+                      <a:off x="0" y="0"/>
+                      <a:ext cx="5029200" cy="3017520"/>
+                    </a:xfrm>
+                    <a:prstGeom prst="rect"/>
+                  </pic:spPr>
+                </pic:pic>
+              </a:graphicData>
+            </a:graphic>
+          </wp:inline>
+        </w:drawing>
+      </w:r>
+    </w:p>
+    <w:p>
+      <w:pPr>
+        <w:jc w:val="both"/>
+      </w:pPr>
+      <w:r>
+        <w:rPr>
+          <w:rFonts w:ascii="Microsoft YaHei" w:hAnsi="Microsoft YaHei" w:eastAsia="Microsoft YaHei"/>
+          <w:sz w:val="21"/>
+        </w:rPr>
+        <w:t>第三步：客户使用</w:t>
+      </w:r>
+    </w:p>
+    <w:p>
+      <w:pPr>
+        <w:jc w:val="center"/>
+      </w:pPr>
+      <w:r>
+        <w:drawing>
+          <wp:inline xmlns:a="http://schemas.openxmlformats.org/drawingml/2006/main" xmlns:pic="http://schemas.openxmlformats.org/drawingml/2006/picture">
+            <wp:extent cx="5029200" cy="3017520"/>
+            <wp:docPr id="5" name="Picture 5"/>
+            <wp:cNvGraphicFramePr>
+              <a:graphicFrameLocks noChangeAspect="1"/>
+            </wp:cNvGraphicFramePr>
+            <a:graphic>
+              <a:graphicData uri="http://schemas.openxmlformats.org/drawingml/2006/picture">
+                <pic:pic>
+                  <pic:nvPicPr>
+                    <pic:cNvPr id="0" name="ascii_img_007.png"/>
+                    <pic:cNvPicPr/>
+                  </pic:nvPicPr>
+                  <pic:blipFill>
+                    <a:blip r:embed="rId13"/>
+                    <a:stretch>
+                      <a:fillRect/>
+                    </a:stretch>
+                  </pic:blipFill>
+                  <pic:spPr>
+                    <a:xfrm>
+                      <a:off x="0" y="0"/>
+                      <a:ext cx="5029200" cy="3017520"/>
+                    </a:xfrm>
+                    <a:prstGeom prst="rect"/>
+                  </pic:spPr>
+                </pic:pic>
+              </a:graphicData>
+            </a:graphic>
+          </wp:inline>
+        </w:drawing>
+      </w:r>
+    </w:p>
+    <w:p>
+      <w:pPr>
+        <w:pStyle w:val="Heading4"/>
+      </w:pPr>
+      <w:r>
+        <w:rPr>
+          <w:rFonts w:ascii="Microsoft YaHei" w:hAnsi="Microsoft YaHei" w:eastAsia="Microsoft YaHei"/>
+          <w:b/>
+          <w:color w:val="2E5A4C"/>
+          <w:sz w:val="24"/>
+        </w:rPr>
+        <w:t>2.3 应用场景</w:t>
+      </w:r>
+    </w:p>
+    <w:p>
+      <w:pPr>
+        <w:jc w:val="both"/>
+      </w:pPr>
+      <w:r>
+        <w:rPr>
+          <w:rFonts w:ascii="Microsoft YaHei" w:hAnsi="Microsoft YaHei" w:eastAsia="Microsoft YaHei"/>
+          <w:sz w:val="21"/>
+        </w:rPr>
+        <w:t>场景1：常见问题自动回复</w:t>
+      </w:r>
+    </w:p>
+    <w:p>
+      <w:pPr>
+        <w:jc w:val="both"/>
+      </w:pPr>
+      <w:r>
+        <w:rPr>
+          <w:rFonts w:ascii="Microsoft YaHei" w:hAnsi="Microsoft YaHei" w:eastAsia="Microsoft YaHei"/>
+          <w:sz w:val="21"/>
+        </w:rPr>
+        <w:t>场景2：业务办理指引</w:t>
+      </w:r>
+    </w:p>
+    <w:p>
+      <w:pPr>
+        <w:jc w:val="both"/>
+      </w:pPr>
+      <w:r>
+        <w:rPr>
+          <w:rFonts w:ascii="Microsoft YaHei" w:hAnsi="Microsoft YaHei" w:eastAsia="Microsoft YaHei"/>
+          <w:sz w:val="21"/>
+        </w:rPr>
+        <w:t>场景3：政策信息发布</w:t>
+      </w:r>
+    </w:p>
+    <w:p>
+      <w:pPr>
+        <w:pStyle w:val="Heading4"/>
+      </w:pPr>
+      <w:r>
+        <w:rPr>
+          <w:rFonts w:ascii="Microsoft YaHei" w:hAnsi="Microsoft YaHei" w:eastAsia="Microsoft YaHei"/>
+          <w:b/>
+          <w:color w:val="2E5A4C"/>
+          <w:sz w:val="24"/>
+        </w:rPr>
+        <w:t>2.4 与微信群机器人的对比</w:t>
+      </w:r>
+    </w:p>
+    <w:p>
+      <w:pPr>
+        <w:jc w:val="both"/>
+      </w:pPr>
+      <w:r>
+        <w:rPr>
+          <w:rFonts w:ascii="Microsoft YaHei" w:hAnsi="Microsoft YaHei" w:eastAsia="Microsoft YaHei"/>
+          <w:sz w:val="21"/>
+        </w:rPr>
+        <w:t>结论：客户群自动回复是官方认可、风险可控的替代方案</w:t>
+      </w:r>
+    </w:p>
+    <w:p>
+      <w:pPr>
+        <w:pStyle w:val="Heading3"/>
+      </w:pPr>
+      <w:r>
+        <w:rPr>
+          <w:rFonts w:ascii="Microsoft YaHei" w:hAnsi="Microsoft YaHei" w:eastAsia="Microsoft YaHei"/>
+          <w:b/>
+          <w:color w:val="2E5A4C"/>
+          <w:sz w:val="24"/>
+        </w:rPr>
+        <w:t>三、微信客服机器人（官方功能）</w:t>
+      </w:r>
+    </w:p>
+    <w:p>
+      <w:pPr>
+        <w:pStyle w:val="Heading4"/>
+      </w:pPr>
+      <w:r>
+        <w:rPr>
+          <w:rFonts w:ascii="Microsoft YaHei" w:hAnsi="Microsoft YaHei" w:eastAsia="Microsoft YaHei"/>
+          <w:b/>
+          <w:color w:val="2E5A4C"/>
+          <w:sz w:val="24"/>
+        </w:rPr>
+        <w:t>3.1 功能说明</w:t>
+      </w:r>
+    </w:p>
+    <w:p>
+      <w:pPr>
+        <w:jc w:val="both"/>
+      </w:pPr>
+      <w:r>
+        <w:rPr>
+          <w:rFonts w:ascii="Microsoft YaHei" w:hAnsi="Microsoft YaHei" w:eastAsia="Microsoft YaHei"/>
+          <w:sz w:val="21"/>
+        </w:rPr>
+        <w:t>官方定义：企业可录入知识库，客户咨询时根据知识库自动回复</w:t>
+      </w:r>
+    </w:p>
+    <w:p>
+      <w:pPr>
+        <w:jc w:val="both"/>
+      </w:pPr>
+      <w:r>
+        <w:rPr>
+          <w:rFonts w:ascii="Microsoft YaHei" w:hAnsi="Microsoft YaHei" w:eastAsia="Microsoft YaHei"/>
+          <w:sz w:val="21"/>
+        </w:rPr>
+        <w:t>核心优势：</w:t>
+      </w:r>
+    </w:p>
+    <w:p>
+      <w:pPr>
+        <w:jc w:val="both"/>
+      </w:pPr>
+      <w:r>
+        <w:rPr>
+          <w:rFonts w:ascii="Microsoft YaHei" w:hAnsi="Microsoft YaHei" w:eastAsia="Microsoft YaHei"/>
+          <w:sz w:val="21"/>
+        </w:rPr>
+        <w:t>- ✅ 官方认可</w:t>
+      </w:r>
+    </w:p>
+    <w:p>
+      <w:pPr>
+        <w:jc w:val="both"/>
+      </w:pPr>
+      <w:r>
+        <w:rPr>
+          <w:rFonts w:ascii="Microsoft YaHei" w:hAnsi="Microsoft YaHei" w:eastAsia="Microsoft YaHei"/>
+          <w:sz w:val="21"/>
+        </w:rPr>
+        <w:t>- ✅ 知识库管理（最多2万问题）</w:t>
+      </w:r>
+    </w:p>
+    <w:p>
+      <w:pPr>
+        <w:jc w:val="both"/>
+      </w:pPr>
+      <w:r>
+        <w:rPr>
+          <w:rFonts w:ascii="Microsoft YaHei" w:hAnsi="Microsoft YaHei" w:eastAsia="Microsoft YaHei"/>
+          <w:sz w:val="21"/>
+        </w:rPr>
+        <w:t>- ✅ 相似问法支持</w:t>
+      </w:r>
+    </w:p>
+    <w:p>
+      <w:pPr>
+        <w:jc w:val="both"/>
+      </w:pPr>
+      <w:r>
+        <w:rPr>
+          <w:rFonts w:ascii="Microsoft YaHei" w:hAnsi="Microsoft YaHei" w:eastAsia="Microsoft YaHei"/>
+          <w:sz w:val="21"/>
+        </w:rPr>
+        <w:t>- ✅ 附件上传（图片、视频）</w:t>
+      </w:r>
+    </w:p>
+    <w:p>
+      <w:pPr>
+        <w:jc w:val="both"/>
+      </w:pPr>
+      <w:r>
+        <w:rPr>
+          <w:rFonts w:ascii="Microsoft YaHei" w:hAnsi="Microsoft YaHei" w:eastAsia="Microsoft YaHei"/>
+          <w:sz w:val="21"/>
+        </w:rPr>
+        <w:t>- ✅ 批量导入导出</w:t>
+      </w:r>
+    </w:p>
+    <w:p>
+      <w:pPr>
+        <w:pStyle w:val="Heading4"/>
+      </w:pPr>
+      <w:r>
+        <w:rPr>
+          <w:rFonts w:ascii="Microsoft YaHei" w:hAnsi="Microsoft YaHei" w:eastAsia="Microsoft YaHei"/>
+          <w:b/>
+          <w:color w:val="2E5A4C"/>
+          <w:sz w:val="24"/>
+        </w:rPr>
+        <w:t>3.2 配置方法</w:t>
+      </w:r>
+    </w:p>
+    <w:p>
+      <w:pPr>
+        <w:jc w:val="both"/>
+      </w:pPr>
+      <w:r>
+        <w:rPr>
+          <w:rFonts w:ascii="Microsoft YaHei" w:hAnsi="Microsoft YaHei" w:eastAsia="Microsoft YaHei"/>
+          <w:sz w:val="21"/>
+        </w:rPr>
+        <w:t>知识库配置：</w:t>
+      </w:r>
+    </w:p>
+    <w:p>
+      <w:pPr>
+        <w:jc w:val="center"/>
+      </w:pPr>
+      <w:r>
+        <w:drawing>
+          <wp:inline xmlns:a="http://schemas.openxmlformats.org/drawingml/2006/main" xmlns:pic="http://schemas.openxmlformats.org/drawingml/2006/picture">
+            <wp:extent cx="5029200" cy="4978908"/>
+            <wp:docPr id="6" name="Picture 6"/>
+            <wp:cNvGraphicFramePr>
+              <a:graphicFrameLocks noChangeAspect="1"/>
+            </wp:cNvGraphicFramePr>
+            <a:graphic>
+              <a:graphicData uri="http://schemas.openxmlformats.org/drawingml/2006/picture">
+                <pic:pic>
+                  <pic:nvPicPr>
+                    <pic:cNvPr id="0" name="ascii_img_010.png"/>
+                    <pic:cNvPicPr/>
+                  </pic:nvPicPr>
+                  <pic:blipFill>
+                    <a:blip r:embed="rId14"/>
+                    <a:stretch>
+                      <a:fillRect/>
+                    </a:stretch>
+                  </pic:blipFill>
+                  <pic:spPr>
+                    <a:xfrm>
+                      <a:off x="0" y="0"/>
+                      <a:ext cx="5029200" cy="4978908"/>
+                    </a:xfrm>
+                    <a:prstGeom prst="rect"/>
+                  </pic:spPr>
+                </pic:pic>
+              </a:graphicData>
+            </a:graphic>
+          </wp:inline>
+        </w:drawing>
+      </w:r>
+    </w:p>
+    <w:p>
+      <w:pPr>
+        <w:jc w:val="both"/>
+      </w:pPr>
+      <w:r>
+        <w:rPr>
+          <w:rFonts w:ascii="Microsoft YaHei" w:hAnsi="Microsoft YaHei" w:eastAsia="Microsoft YaHei"/>
+          <w:sz w:val="21"/>
+        </w:rPr>
+        <w:t>机器人开启：</w:t>
+      </w:r>
+    </w:p>
+    <w:p>
+      <w:pPr>
+        <w:jc w:val="center"/>
+      </w:pPr>
+      <w:r>
+        <w:drawing>
+          <wp:inline xmlns:a="http://schemas.openxmlformats.org/drawingml/2006/main" xmlns:pic="http://schemas.openxmlformats.org/drawingml/2006/picture">
+            <wp:extent cx="5029200" cy="4978908"/>
+            <wp:docPr id="7" name="Picture 7"/>
+            <wp:cNvGraphicFramePr>
+              <a:graphicFrameLocks noChangeAspect="1"/>
+            </wp:cNvGraphicFramePr>
+            <a:graphic>
+              <a:graphicData uri="http://schemas.openxmlformats.org/drawingml/2006/picture">
+                <pic:pic>
+                  <pic:nvPicPr>
+                    <pic:cNvPr id="0" name="ascii_img_011.png"/>
+                    <pic:cNvPicPr/>
+                  </pic:nvPicPr>
+                  <pic:blipFill>
+                    <a:blip r:embed="rId15"/>
+                    <a:stretch>
+                      <a:fillRect/>
+                    </a:stretch>
+                  </pic:blipFill>
+                  <pic:spPr>
+                    <a:xfrm>
+                      <a:off x="0" y="0"/>
+                      <a:ext cx="5029200" cy="4978908"/>
+                    </a:xfrm>
+                    <a:prstGeom prst="rect"/>
+                  </pic:spPr>
+                </pic:pic>
+              </a:graphicData>
+            </a:graphic>
+          </wp:inline>
+        </w:drawing>
+      </w:r>
+    </w:p>
+    <w:p>
+      <w:pPr>
+        <w:pStyle w:val="Heading4"/>
+      </w:pPr>
+      <w:r>
+        <w:rPr>
+          <w:rFonts w:ascii="Microsoft YaHei" w:hAnsi="Microsoft YaHei" w:eastAsia="Microsoft YaHei"/>
+          <w:b/>
+          <w:color w:val="2E5A4C"/>
+          <w:sz w:val="24"/>
+        </w:rPr>
+        <w:t>3.3 知识库建设建议</w:t>
+      </w:r>
+    </w:p>
+    <w:p>
+      <w:pPr>
+        <w:jc w:val="both"/>
+      </w:pPr>
+      <w:r>
+        <w:rPr>
+          <w:rFonts w:ascii="Microsoft YaHei" w:hAnsi="Microsoft YaHei" w:eastAsia="Microsoft YaHei"/>
+          <w:sz w:val="21"/>
+        </w:rPr>
+        <w:t>分组建议：</w:t>
+      </w:r>
+    </w:p>
+    <w:p>
+      <w:pPr>
+        <w:jc w:val="both"/>
+      </w:pPr>
+      <w:r>
+        <w:rPr>
+          <w:rFonts w:ascii="Microsoft YaHei" w:hAnsi="Microsoft YaHei" w:eastAsia="Microsoft YaHei"/>
+          <w:sz w:val="21"/>
+        </w:rPr>
+        <w:t>相似问法示例：</w:t>
+      </w:r>
+    </w:p>
+    <w:p>
+      <w:pPr>
+        <w:pStyle w:val="Heading4"/>
+      </w:pPr>
+      <w:r>
+        <w:rPr>
+          <w:rFonts w:ascii="Microsoft YaHei" w:hAnsi="Microsoft YaHei" w:eastAsia="Microsoft YaHei"/>
+          <w:b/>
+          <w:color w:val="2E5A4C"/>
+          <w:sz w:val="24"/>
+        </w:rPr>
+        <w:t>3.4 热门问题分析</w:t>
+      </w:r>
+    </w:p>
+    <w:p>
+      <w:pPr>
+        <w:jc w:val="both"/>
+      </w:pPr>
+      <w:r>
+        <w:rPr>
+          <w:rFonts w:ascii="Microsoft YaHei" w:hAnsi="Microsoft YaHei" w:eastAsia="Microsoft YaHei"/>
+          <w:sz w:val="21"/>
+        </w:rPr>
+        <w:t>管理员功能：</w:t>
+      </w:r>
+    </w:p>
+    <w:p>
+      <w:pPr>
+        <w:jc w:val="center"/>
+      </w:pPr>
+      <w:r>
+        <w:drawing>
+          <wp:inline xmlns:a="http://schemas.openxmlformats.org/drawingml/2006/main" xmlns:pic="http://schemas.openxmlformats.org/drawingml/2006/picture">
+            <wp:extent cx="5029200" cy="4978908"/>
+            <wp:docPr id="8" name="Picture 8"/>
+            <wp:cNvGraphicFramePr>
+              <a:graphicFrameLocks noChangeAspect="1"/>
+            </wp:cNvGraphicFramePr>
+            <a:graphic>
+              <a:graphicData uri="http://schemas.openxmlformats.org/drawingml/2006/picture">
+                <pic:pic>
+                  <pic:nvPicPr>
+                    <pic:cNvPr id="0" name="ascii_img_014.png"/>
+                    <pic:cNvPicPr/>
+                  </pic:nvPicPr>
+                  <pic:blipFill>
+                    <a:blip r:embed="rId16"/>
+                    <a:stretch>
+                      <a:fillRect/>
+                    </a:stretch>
+                  </pic:blipFill>
+                  <pic:spPr>
+                    <a:xfrm>
+                      <a:off x="0" y="0"/>
+                      <a:ext cx="5029200" cy="4978908"/>
+                    </a:xfrm>
+                    <a:prstGeom prst="rect"/>
+                  </pic:spPr>
+                </pic:pic>
+              </a:graphicData>
+            </a:graphic>
+          </wp:inline>
+        </w:drawing>
+      </w:r>
+    </w:p>
+    <w:p>
+      <w:pPr>
+        <w:pStyle w:val="Heading3"/>
+      </w:pPr>
+      <w:r>
+        <w:rPr>
+          <w:rFonts w:ascii="Microsoft YaHei" w:hAnsi="Microsoft YaHei" w:eastAsia="Microsoft YaHei"/>
+          <w:b/>
+          <w:color w:val="2E5A4C"/>
+          <w:sz w:val="24"/>
+        </w:rPr>
+        <w:t>四、企业微信群机器人（官方Webhook）</w:t>
+      </w:r>
+    </w:p>
+    <w:p>
+      <w:pPr>
+        <w:pStyle w:val="Heading4"/>
+      </w:pPr>
+      <w:r>
+        <w:rPr>
+          <w:rFonts w:ascii="Microsoft YaHei" w:hAnsi="Microsoft YaHei" w:eastAsia="Microsoft YaHei"/>
+          <w:b/>
+          <w:color w:val="2E5A4C"/>
+          <w:sz w:val="24"/>
+        </w:rPr>
+        <w:t>4.1 功能说明</w:t>
+      </w:r>
+    </w:p>
+    <w:p>
+      <w:pPr>
+        <w:jc w:val="both"/>
+      </w:pPr>
+      <w:r>
+        <w:rPr>
+          <w:rFonts w:ascii="Microsoft YaHei" w:hAnsi="Microsoft YaHei" w:eastAsia="Microsoft YaHei"/>
+          <w:sz w:val="21"/>
+        </w:rPr>
+        <w:t>官方定义：企业微信群的官方机器人，通过Webhook接口发送消息</w:t>
+      </w:r>
+    </w:p>
+    <w:p>
+      <w:pPr>
+        <w:jc w:val="both"/>
+      </w:pPr>
+      <w:r>
+        <w:rPr>
+          <w:rFonts w:ascii="Microsoft YaHei" w:hAnsi="Microsoft YaHei" w:eastAsia="Microsoft YaHei"/>
+          <w:sz w:val="21"/>
+        </w:rPr>
+        <w:t>核心优势：</w:t>
+      </w:r>
+    </w:p>
+    <w:p>
+      <w:pPr>
+        <w:jc w:val="both"/>
+      </w:pPr>
+      <w:r>
+        <w:rPr>
+          <w:rFonts w:ascii="Microsoft YaHei" w:hAnsi="Microsoft YaHei" w:eastAsia="Microsoft YaHei"/>
+          <w:sz w:val="21"/>
+        </w:rPr>
+        <w:t>- ✅ 官方认可</w:t>
+      </w:r>
+    </w:p>
+    <w:p>
+      <w:pPr>
+        <w:jc w:val="both"/>
+      </w:pPr>
+      <w:r>
+        <w:rPr>
+          <w:rFonts w:ascii="Microsoft YaHei" w:hAnsi="Microsoft YaHei" w:eastAsia="Microsoft YaHei"/>
+          <w:sz w:val="21"/>
+        </w:rPr>
+        <w:t>- ✅ 无风险</w:t>
+      </w:r>
+    </w:p>
+    <w:p>
+      <w:pPr>
+        <w:jc w:val="both"/>
+      </w:pPr>
+      <w:r>
+        <w:rPr>
+          <w:rFonts w:ascii="Microsoft YaHei" w:hAnsi="Microsoft YaHei" w:eastAsia="Microsoft YaHei"/>
+          <w:sz w:val="21"/>
+        </w:rPr>
+        <w:t>- ✅ 可编程控制</w:t>
+      </w:r>
+    </w:p>
+    <w:p>
+      <w:pPr>
+        <w:jc w:val="both"/>
+      </w:pPr>
+      <w:r>
+        <w:rPr>
+          <w:rFonts w:ascii="Microsoft YaHei" w:hAnsi="Microsoft YaHei" w:eastAsia="Microsoft YaHei"/>
+          <w:sz w:val="21"/>
+        </w:rPr>
+        <w:t>- ✅ 自动化消息推送</w:t>
+      </w:r>
+    </w:p>
+    <w:p>
+      <w:pPr>
+        <w:pStyle w:val="Heading4"/>
+      </w:pPr>
+      <w:r>
+        <w:rPr>
+          <w:rFonts w:ascii="Microsoft YaHei" w:hAnsi="Microsoft YaHei" w:eastAsia="Microsoft YaHei"/>
+          <w:b/>
+          <w:color w:val="2E5A4C"/>
+          <w:sz w:val="24"/>
+        </w:rPr>
+        <w:t>4.2 创建方法</w:t>
+      </w:r>
+    </w:p>
+    <w:p>
+      <w:pPr>
+        <w:jc w:val="center"/>
+      </w:pPr>
+      <w:r>
+        <w:drawing>
+          <wp:inline xmlns:a="http://schemas.openxmlformats.org/drawingml/2006/main" xmlns:pic="http://schemas.openxmlformats.org/drawingml/2006/picture">
+            <wp:extent cx="5029200" cy="3570732"/>
             <wp:docPr id="9" name="Picture 9"/>
             <wp:cNvGraphicFramePr>
               <a:graphicFrameLocks noChangeAspect="1"/>
@@ -19,7 +1222,7 @@
               <a:graphicData uri="http://schemas.openxmlformats.org/drawingml/2006/picture">
                 <pic:pic>
                   <pic:nvPicPr>
-                    <pic:cNvPr id="0" name="09-企业微信解决方案_128.png"/>
+                    <pic:cNvPr id="0" name="ascii_img_015.png"/>
                     <pic:cNvPicPr/>
                   </pic:nvPicPr>
                   <pic:blipFill>
@@ -31,7 +1234,7 @@
                   <pic:spPr>
                     <a:xfrm>
                       <a:off x="0" y="0"/>
-                      <a:ext cx="5029200" cy="6663690"/>
+                      <a:ext cx="5029200" cy="3570732"/>
                     </a:xfrm>
                     <a:prstGeom prst="rect"/>
                   </pic:spPr>
@@ -44,1395 +1247,7 @@
     </w:p>
     <w:p>
       <w:pPr>
-        <w:pStyle w:val="Heading2"/>
-        <w:jc w:val="left"/>
-      </w:pPr>
-      <w:r>
-        <w:rPr>
-          <w:rFonts w:ascii="Microsoft YaHei" w:hAnsi="Microsoft YaHei" w:eastAsia="Microsoft YaHei"/>
-          <w:b/>
-          <w:color w:val="1B365D"/>
-          <w:sz w:val="28"/>
-        </w:rPr>
-        <w:t>📋 背景说明</w:t>
-      </w:r>
-    </w:p>
-    <w:p>
-      <w:pPr>
-        <w:jc w:val="center"/>
-      </w:pPr>
-      <w:r>
-        <w:drawing>
-          <wp:inline xmlns:a="http://schemas.openxmlformats.org/drawingml/2006/main" xmlns:pic="http://schemas.openxmlformats.org/drawingml/2006/picture">
-            <wp:extent cx="5029200" cy="2388870"/>
-            <wp:docPr id="2" name="Picture 2"/>
-            <wp:cNvGraphicFramePr>
-              <a:graphicFrameLocks noChangeAspect="1"/>
-            </wp:cNvGraphicFramePr>
-            <a:graphic>
-              <a:graphicData uri="http://schemas.openxmlformats.org/drawingml/2006/picture">
-                <pic:pic>
-                  <pic:nvPicPr>
-                    <pic:cNvPr id="0" name="09-企业微信解决方案_121.png"/>
-                    <pic:cNvPicPr/>
-                  </pic:nvPicPr>
-                  <pic:blipFill>
-                    <a:blip r:embed="rId10"/>
-                    <a:stretch>
-                      <a:fillRect/>
-                    </a:stretch>
-                  </pic:blipFill>
-                  <pic:spPr>
-                    <a:xfrm>
-                      <a:off x="0" y="0"/>
-                      <a:ext cx="5029200" cy="2388870"/>
-                    </a:xfrm>
-                    <a:prstGeom prst="rect"/>
-                  </pic:spPr>
-                </pic:pic>
-              </a:graphicData>
-            </a:graphic>
-          </wp:inline>
-        </w:drawing>
-      </w:r>
-    </w:p>
-    <w:p>
-      <w:pPr>
-        <w:jc w:val="center"/>
-      </w:pPr>
-      <w:r>
-        <w:drawing>
-          <wp:inline xmlns:a="http://schemas.openxmlformats.org/drawingml/2006/main" xmlns:pic="http://schemas.openxmlformats.org/drawingml/2006/picture">
-            <wp:extent cx="5029200" cy="2137410"/>
-            <wp:docPr id="3" name="Picture 3"/>
-            <wp:cNvGraphicFramePr>
-              <a:graphicFrameLocks noChangeAspect="1"/>
-            </wp:cNvGraphicFramePr>
-            <a:graphic>
-              <a:graphicData uri="http://schemas.openxmlformats.org/drawingml/2006/picture">
-                <pic:pic>
-                  <pic:nvPicPr>
-                    <pic:cNvPr id="0" name="09-企业微信解决方案_122.png"/>
-                    <pic:cNvPicPr/>
-                  </pic:nvPicPr>
-                  <pic:blipFill>
-                    <a:blip r:embed="rId11"/>
-                    <a:stretch>
-                      <a:fillRect/>
-                    </a:stretch>
-                  </pic:blipFill>
-                  <pic:spPr>
-                    <a:xfrm>
-                      <a:off x="0" y="0"/>
-                      <a:ext cx="5029200" cy="2137410"/>
-                    </a:xfrm>
-                    <a:prstGeom prst="rect"/>
-                  </pic:spPr>
-                </pic:pic>
-              </a:graphicData>
-            </a:graphic>
-          </wp:inline>
-        </w:drawing>
-      </w:r>
-    </w:p>
-    <w:p>
-      <w:pPr>
-        <w:jc w:val="center"/>
-      </w:pPr>
-      <w:r>
-        <w:drawing>
-          <wp:inline xmlns:a="http://schemas.openxmlformats.org/drawingml/2006/main" xmlns:pic="http://schemas.openxmlformats.org/drawingml/2006/picture">
-            <wp:extent cx="5029200" cy="4652010"/>
-            <wp:docPr id="8" name="Picture 8"/>
-            <wp:cNvGraphicFramePr>
-              <a:graphicFrameLocks noChangeAspect="1"/>
-            </wp:cNvGraphicFramePr>
-            <a:graphic>
-              <a:graphicData uri="http://schemas.openxmlformats.org/drawingml/2006/picture">
-                <pic:pic>
-                  <pic:nvPicPr>
-                    <pic:cNvPr id="0" name="09-企业微信解决方案_127.png"/>
-                    <pic:cNvPicPr/>
-                  </pic:nvPicPr>
-                  <pic:blipFill>
-                    <a:blip r:embed="rId16"/>
-                    <a:stretch>
-                      <a:fillRect/>
-                    </a:stretch>
-                  </pic:blipFill>
-                  <pic:spPr>
-                    <a:xfrm>
-                      <a:off x="0" y="0"/>
-                      <a:ext cx="5029200" cy="4652010"/>
-                    </a:xfrm>
-                    <a:prstGeom prst="rect"/>
-                  </pic:spPr>
-                </pic:pic>
-              </a:graphicData>
-            </a:graphic>
-          </wp:inline>
-        </w:drawing>
-      </w:r>
-    </w:p>
-    <w:p>
-      <w:pPr>
-        <w:jc w:val="both"/>
-      </w:pPr>
-      <w:r>
-        <w:rPr>
-          <w:rFonts w:ascii="Microsoft YaHei" w:hAnsi="Microsoft YaHei" w:eastAsia="Microsoft YaHei"/>
-          <w:sz w:val="21"/>
-        </w:rPr>
-        <w:t>3. 企业微信有效应用：如何有效应用是关键</w:t>
-      </w:r>
-    </w:p>
-    <w:p>
-      <w:pPr>
-        <w:jc w:val="both"/>
-      </w:pPr>
-      <w:r>
-        <w:rPr>
-          <w:rFonts w:ascii="Microsoft YaHei" w:hAnsi="Microsoft YaHei" w:eastAsia="Microsoft YaHei"/>
-          <w:sz w:val="21"/>
-        </w:rPr>
-        <w:t>本方案聚焦企业微信官方功能，确保风险可控、合规合法。</w:t>
-      </w:r>
-    </w:p>
-    <w:p>
-      <w:pPr>
-        <w:pStyle w:val="Heading3"/>
-        <w:jc w:val="center"/>
-      </w:pPr>
-      <w:r>
-        <w:drawing>
-          <wp:inline xmlns:a="http://schemas.openxmlformats.org/drawingml/2006/main" xmlns:pic="http://schemas.openxmlformats.org/drawingml/2006/picture">
-            <wp:extent cx="5029200" cy="2640330"/>
-            <wp:docPr id="1" name="Picture 1"/>
-            <wp:cNvGraphicFramePr>
-              <a:graphicFrameLocks noChangeAspect="1"/>
-            </wp:cNvGraphicFramePr>
-            <a:graphic>
-              <a:graphicData uri="http://schemas.openxmlformats.org/drawingml/2006/picture">
-                <pic:pic>
-                  <pic:nvPicPr>
-                    <pic:cNvPr id="0" name="09-企业微信解决方案_120.png"/>
-                    <pic:cNvPicPr/>
-                  </pic:nvPicPr>
-                  <pic:blipFill>
-                    <a:blip r:embed="rId9"/>
-                    <a:stretch>
-                      <a:fillRect/>
-                    </a:stretch>
-                  </pic:blipFill>
-                  <pic:spPr>
-                    <a:xfrm>
-                      <a:off x="0" y="0"/>
-                      <a:ext cx="5029200" cy="2640330"/>
-                    </a:xfrm>
-                    <a:prstGeom prst="rect"/>
-                  </pic:spPr>
-                </pic:pic>
-              </a:graphicData>
-            </a:graphic>
-          </wp:inline>
-        </w:drawing>
-      </w:r>
-    </w:p>
-    <w:p>
-      <w:pPr>
         <w:pStyle w:val="Heading4"/>
-        <w:jc w:val="center"/>
-      </w:pPr>
-      <w:r>
-        <w:drawing>
-          <wp:inline xmlns:a="http://schemas.openxmlformats.org/drawingml/2006/main" xmlns:pic="http://schemas.openxmlformats.org/drawingml/2006/picture">
-            <wp:extent cx="5029200" cy="4903470"/>
-            <wp:docPr id="4" name="Picture 4"/>
-            <wp:cNvGraphicFramePr>
-              <a:graphicFrameLocks noChangeAspect="1"/>
-            </wp:cNvGraphicFramePr>
-            <a:graphic>
-              <a:graphicData uri="http://schemas.openxmlformats.org/drawingml/2006/picture">
-                <pic:pic>
-                  <pic:nvPicPr>
-                    <pic:cNvPr id="0" name="09-企业微信解决方案_123.png"/>
-                    <pic:cNvPicPr/>
-                  </pic:nvPicPr>
-                  <pic:blipFill>
-                    <a:blip r:embed="rId12"/>
-                    <a:stretch>
-                      <a:fillRect/>
-                    </a:stretch>
-                  </pic:blipFill>
-                  <pic:spPr>
-                    <a:xfrm>
-                      <a:off x="0" y="0"/>
-                      <a:ext cx="5029200" cy="4903470"/>
-                    </a:xfrm>
-                    <a:prstGeom prst="rect"/>
-                  </pic:spPr>
-                </pic:pic>
-              </a:graphicData>
-            </a:graphic>
-          </wp:inline>
-        </w:drawing>
-      </w:r>
-    </w:p>
-    <w:p>
-      <w:pPr>
-        <w:jc w:val="center"/>
-      </w:pPr>
-      <w:r>
-        <w:drawing>
-          <wp:inline xmlns:a="http://schemas.openxmlformats.org/drawingml/2006/main" xmlns:pic="http://schemas.openxmlformats.org/drawingml/2006/picture">
-            <wp:extent cx="5029200" cy="2235200"/>
-            <wp:docPr id="10" name="Picture 10"/>
-            <wp:cNvGraphicFramePr>
-              <a:graphicFrameLocks noChangeAspect="1"/>
-            </wp:cNvGraphicFramePr>
-            <a:graphic>
-              <a:graphicData uri="http://schemas.openxmlformats.org/drawingml/2006/picture">
-                <pic:pic>
-                  <pic:nvPicPr>
-                    <pic:cNvPr id="0" name="09-企业微信解决方案_129.png"/>
-                    <pic:cNvPicPr/>
-                  </pic:nvPicPr>
-                  <pic:blipFill>
-                    <a:blip r:embed="rId18"/>
-                    <a:stretch>
-                      <a:fillRect/>
-                    </a:stretch>
-                  </pic:blipFill>
-                  <pic:spPr>
-                    <a:xfrm>
-                      <a:off x="0" y="0"/>
-                      <a:ext cx="5029200" cy="2235200"/>
-                    </a:xfrm>
-                    <a:prstGeom prst="rect"/>
-                  </pic:spPr>
-                </pic:pic>
-              </a:graphicData>
-            </a:graphic>
-          </wp:inline>
-        </w:drawing>
-      </w:r>
-    </w:p>
-    <w:p>
-      <w:pPr>
-        <w:jc w:val="both"/>
-      </w:pPr>
-      <w:r>
-        <w:rPr>
-          <w:rFonts w:ascii="Microsoft YaHei" w:hAnsi="Microsoft YaHei" w:eastAsia="Microsoft YaHei"/>
-          <w:sz w:val="21"/>
-        </w:rPr>
-        <w:t>核心价值：</w:t>
-      </w:r>
-    </w:p>
-    <w:p>
-      <w:pPr>
-        <w:ind w:left="432"/>
-      </w:pPr>
-      <w:r>
-        <w:rPr>
-          <w:rFonts w:ascii="Microsoft YaHei" w:hAnsi="Microsoft YaHei" w:eastAsia="Microsoft YaHei"/>
-          <w:sz w:val="21"/>
-        </w:rPr>
-        <w:t>● ✅ 官方认可，风险可控</w:t>
-      </w:r>
-    </w:p>
-    <w:p>
-      <w:pPr>
-        <w:ind w:left="432"/>
-      </w:pPr>
-      <w:r>
-        <w:rPr>
-          <w:rFonts w:ascii="Microsoft YaHei" w:hAnsi="Microsoft YaHei" w:eastAsia="Microsoft YaHei"/>
-          <w:sz w:val="21"/>
-        </w:rPr>
-        <w:t>● ✅ 关键词自动回复</w:t>
-      </w:r>
-    </w:p>
-    <w:p>
-      <w:pPr>
-        <w:ind w:left="432"/>
-        <w:jc w:val="center"/>
-      </w:pPr>
-      <w:r>
-        <w:drawing>
-          <wp:inline xmlns:a="http://schemas.openxmlformats.org/drawingml/2006/main" xmlns:pic="http://schemas.openxmlformats.org/drawingml/2006/picture">
-            <wp:extent cx="5029200" cy="4400550"/>
-            <wp:docPr id="7" name="Picture 7"/>
-            <wp:cNvGraphicFramePr>
-              <a:graphicFrameLocks noChangeAspect="1"/>
-            </wp:cNvGraphicFramePr>
-            <a:graphic>
-              <a:graphicData uri="http://schemas.openxmlformats.org/drawingml/2006/picture">
-                <pic:pic>
-                  <pic:nvPicPr>
-                    <pic:cNvPr id="0" name="09-企业微信解决方案_126.png"/>
-                    <pic:cNvPicPr/>
-                  </pic:nvPicPr>
-                  <pic:blipFill>
-                    <a:blip r:embed="rId15"/>
-                    <a:stretch>
-                      <a:fillRect/>
-                    </a:stretch>
-                  </pic:blipFill>
-                  <pic:spPr>
-                    <a:xfrm>
-                      <a:off x="0" y="0"/>
-                      <a:ext cx="5029200" cy="4400550"/>
-                    </a:xfrm>
-                    <a:prstGeom prst="rect"/>
-                  </pic:spPr>
-                </pic:pic>
-              </a:graphicData>
-            </a:graphic>
-          </wp:inline>
-        </w:drawing>
-      </w:r>
-    </w:p>
-    <w:p>
-      <w:pPr>
-        <w:ind w:left="432"/>
-      </w:pPr>
-      <w:r>
-        <w:rPr>
-          <w:rFonts w:ascii="Microsoft YaHei" w:hAnsi="Microsoft YaHei" w:eastAsia="Microsoft YaHei"/>
-          <w:sz w:val="21"/>
-        </w:rPr>
-        <w:t>● ✅ 节省群内成员时间</w:t>
-      </w:r>
-    </w:p>
-    <w:p>
-      <w:pPr>
-        <w:ind w:left="432"/>
-      </w:pPr>
-      <w:r>
-        <w:rPr>
-          <w:rFonts w:ascii="Microsoft YaHei" w:hAnsi="Microsoft YaHei" w:eastAsia="Microsoft YaHei"/>
-          <w:sz w:val="21"/>
-        </w:rPr>
-        <w:t>● ✅ 快速响应客户问题</w:t>
-      </w:r>
-    </w:p>
-    <w:p>
-      <w:pPr>
-        <w:pStyle w:val="Heading4"/>
-        <w:jc w:val="left"/>
-      </w:pPr>
-      <w:r>
-        <w:rPr>
-          <w:rFonts w:ascii="Microsoft YaHei" w:hAnsi="Microsoft YaHei" w:eastAsia="Microsoft YaHei"/>
-          <w:b/>
-          <w:sz w:val="22"/>
-        </w:rPr>
-        <w:t>2.2 配置方法</w:t>
-      </w:r>
-    </w:p>
-    <w:p>
-      <w:pPr>
-        <w:jc w:val="both"/>
-      </w:pPr>
-      <w:r>
-        <w:rPr>
-          <w:rFonts w:ascii="Microsoft YaHei" w:hAnsi="Microsoft YaHei" w:eastAsia="Microsoft YaHei"/>
-          <w:sz w:val="21"/>
-        </w:rPr>
-        <w:t>第一步：管理员配置规则</w:t>
-      </w:r>
-    </w:p>
-    <w:p>
-      <w:pPr>
-        <w:spacing w:before="120" w:after="120"/>
-        <w:ind w:left="432"/>
-        <w:jc w:val="center"/>
-      </w:pPr>
-      <w:r>
-        <w:drawing>
-          <wp:inline xmlns:a="http://schemas.openxmlformats.org/drawingml/2006/main" xmlns:pic="http://schemas.openxmlformats.org/drawingml/2006/picture">
-            <wp:extent cx="5029200" cy="4903470"/>
-            <wp:docPr id="6" name="Picture 6"/>
-            <wp:cNvGraphicFramePr>
-              <a:graphicFrameLocks noChangeAspect="1"/>
-            </wp:cNvGraphicFramePr>
-            <a:graphic>
-              <a:graphicData uri="http://schemas.openxmlformats.org/drawingml/2006/picture">
-                <pic:pic>
-                  <pic:nvPicPr>
-                    <pic:cNvPr id="0" name="09-企业微信解决方案_125.png"/>
-                    <pic:cNvPicPr/>
-                  </pic:nvPicPr>
-                  <pic:blipFill>
-                    <a:blip r:embed="rId14"/>
-                    <a:stretch>
-                      <a:fillRect/>
-                    </a:stretch>
-                  </pic:blipFill>
-                  <pic:spPr>
-                    <a:xfrm>
-                      <a:off x="0" y="0"/>
-                      <a:ext cx="5029200" cy="4903470"/>
-                    </a:xfrm>
-                    <a:prstGeom prst="rect"/>
-                  </pic:spPr>
-                </pic:pic>
-              </a:graphicData>
-            </a:graphic>
-          </wp:inline>
-        </w:drawing>
-      </w:r>
-    </w:p>
-    <w:p>
-      <w:pPr>
-        <w:jc w:val="both"/>
-      </w:pPr>
-      <w:r>
-        <w:rPr>
-          <w:rFonts w:ascii="Microsoft YaHei" w:hAnsi="Microsoft YaHei" w:eastAsia="Microsoft YaHei"/>
-          <w:sz w:val="21"/>
-        </w:rPr>
-        <w:t>第二步：群主开启功能</w:t>
-      </w:r>
-    </w:p>
-    <w:p>
-      <w:pPr>
-        <w:spacing w:before="120" w:after="120"/>
-        <w:ind w:left="432"/>
-        <w:jc w:val="center"/>
-      </w:pPr>
-      <w:r>
-        <w:drawing>
-          <wp:inline xmlns:a="http://schemas.openxmlformats.org/drawingml/2006/main" xmlns:pic="http://schemas.openxmlformats.org/drawingml/2006/picture">
-            <wp:extent cx="5029200" cy="8423910"/>
-            <wp:docPr id="5" name="Picture 5"/>
-            <wp:cNvGraphicFramePr>
-              <a:graphicFrameLocks noChangeAspect="1"/>
-            </wp:cNvGraphicFramePr>
-            <a:graphic>
-              <a:graphicData uri="http://schemas.openxmlformats.org/drawingml/2006/picture">
-                <pic:pic>
-                  <pic:nvPicPr>
-                    <pic:cNvPr id="0" name="09-企业微信解决方案_124.png"/>
-                    <pic:cNvPicPr/>
-                  </pic:nvPicPr>
-                  <pic:blipFill>
-                    <a:blip r:embed="rId13"/>
-                    <a:stretch>
-                      <a:fillRect/>
-                    </a:stretch>
-                  </pic:blipFill>
-                  <pic:spPr>
-                    <a:xfrm>
-                      <a:off x="0" y="0"/>
-                      <a:ext cx="5029200" cy="8423910"/>
-                    </a:xfrm>
-                    <a:prstGeom prst="rect"/>
-                  </pic:spPr>
-                </pic:pic>
-              </a:graphicData>
-            </a:graphic>
-          </wp:inline>
-        </w:drawing>
-      </w:r>
-    </w:p>
-    <w:p>
-      <w:pPr>
-        <w:jc w:val="both"/>
-      </w:pPr>
-      <w:r>
-        <w:rPr>
-          <w:rFonts w:ascii="Microsoft YaHei" w:hAnsi="Microsoft YaHei" w:eastAsia="Microsoft YaHei"/>
-          <w:sz w:val="21"/>
-        </w:rPr>
-        <w:t>第三步：客户使用</w:t>
-      </w:r>
-    </w:p>
-    <w:p>
-      <w:pPr>
-        <w:spacing w:before="120" w:after="120"/>
-        <w:ind w:left="432"/>
-      </w:pPr>
-      <w:r>
-        <w:rPr>
-          <w:rFonts w:ascii="Courier New" w:hAnsi="Courier New"/>
-          <w:color w:val="646464"/>
-          <w:sz w:val="18"/>
-        </w:rPr>
-        <w:t>客户在群里@小助理或服务人员提问</w:t>
-        <w:br/>
-        <w:t xml:space="preserve">    ↓</w:t>
-        <w:br/>
-        <w:t>小助理根据关键词自动发送消息内容</w:t>
-      </w:r>
-    </w:p>
-    <w:p>
-      <w:pPr>
-        <w:pStyle w:val="Heading4"/>
-        <w:jc w:val="left"/>
-      </w:pPr>
-      <w:r>
-        <w:rPr>
-          <w:rFonts w:ascii="Microsoft YaHei" w:hAnsi="Microsoft YaHei" w:eastAsia="Microsoft YaHei"/>
-          <w:b/>
-          <w:sz w:val="22"/>
-        </w:rPr>
-        <w:t>2.3 应用场景</w:t>
-      </w:r>
-    </w:p>
-    <w:p>
-      <w:pPr>
-        <w:jc w:val="both"/>
-      </w:pPr>
-      <w:r>
-        <w:rPr>
-          <w:rFonts w:ascii="Microsoft YaHei" w:hAnsi="Microsoft YaHei" w:eastAsia="Microsoft YaHei"/>
-          <w:sz w:val="21"/>
-        </w:rPr>
-        <w:t>场景1：常见问题自动回复</w:t>
-      </w:r>
-    </w:p>
-    <w:tbl>
-      <w:tblPr>
-        <w:tblStyle w:val="TableGrid"/>
-        <w:tblW w:type="auto" w:w="0"/>
-        <w:tblLook w:firstColumn="1" w:firstRow="1" w:lastColumn="0" w:lastRow="0" w:noHBand="0" w:noVBand="1" w:val="04A0"/>
-      </w:tblPr>
-      <w:tblGrid>
-        <w:gridCol w:w="4320"/>
-        <w:gridCol w:w="4320"/>
-      </w:tblGrid>
-      <w:tr>
-        <w:tc>
-          <w:tcPr>
-            <w:tcW w:type="dxa" w:w="4320"/>
-          </w:tcPr>
-          <w:p>
-            <w:pPr>
-              <w:jc w:val="center"/>
-            </w:pPr>
-            <w:r>
-              <w:rPr>
-                <w:rFonts w:ascii="Microsoft YaHei" w:hAnsi="Microsoft YaHei" w:eastAsia="Microsoft YaHei"/>
-                <w:b/>
-                <w:sz w:val="20"/>
-              </w:rPr>
-              <w:t>关键词</w:t>
-            </w:r>
-          </w:p>
-        </w:tc>
-        <w:tc>
-          <w:tcPr>
-            <w:tcW w:type="dxa" w:w="4320"/>
-          </w:tcPr>
-          <w:p>
-            <w:pPr>
-              <w:jc w:val="center"/>
-            </w:pPr>
-            <w:r>
-              <w:rPr>
-                <w:rFonts w:ascii="Microsoft YaHei" w:hAnsi="Microsoft YaHei" w:eastAsia="Microsoft YaHei"/>
-                <w:b/>
-                <w:sz w:val="20"/>
-              </w:rPr>
-              <w:t>自动回复内容</w:t>
-            </w:r>
-          </w:p>
-        </w:tc>
-      </w:tr>
-      <w:tr>
-        <w:tc>
-          <w:tcPr>
-            <w:tcW w:type="dxa" w:w="4320"/>
-          </w:tcPr>
-          <w:p>
-            <w:pPr>
-              <w:jc w:val="left"/>
-            </w:pPr>
-            <w:r>
-              <w:rPr>
-                <w:rFonts w:ascii="Microsoft YaHei" w:hAnsi="Microsoft YaHei" w:eastAsia="Microsoft YaHei"/>
-                <w:sz w:val="19"/>
-              </w:rPr>
-              <w:t>停电</w:t>
-            </w:r>
-          </w:p>
-        </w:tc>
-        <w:tc>
-          <w:tcPr>
-            <w:tcW w:type="dxa" w:w="4320"/>
-          </w:tcPr>
-          <w:p>
-            <w:pPr>
-              <w:jc w:val="left"/>
-            </w:pPr>
-            <w:r>
-              <w:rPr>
-                <w:rFonts w:ascii="Microsoft YaHei" w:hAnsi="Microsoft YaHei" w:eastAsia="Microsoft YaHei"/>
-                <w:sz w:val="19"/>
-              </w:rPr>
-              <w:t>"您好，请稍候，正在查询停电信息..."</w:t>
-            </w:r>
-          </w:p>
-        </w:tc>
-      </w:tr>
-      <w:tr>
-        <w:tc>
-          <w:tcPr>
-            <w:tcW w:type="dxa" w:w="4320"/>
-          </w:tcPr>
-          <w:p>
-            <w:pPr>
-              <w:jc w:val="left"/>
-            </w:pPr>
-            <w:r>
-              <w:rPr>
-                <w:rFonts w:ascii="Microsoft YaHei" w:hAnsi="Microsoft YaHei" w:eastAsia="Microsoft YaHei"/>
-                <w:sz w:val="19"/>
-              </w:rPr>
-              <w:t>电费</w:t>
-            </w:r>
-          </w:p>
-        </w:tc>
-        <w:tc>
-          <w:tcPr>
-            <w:tcW w:type="dxa" w:w="4320"/>
-          </w:tcPr>
-          <w:p>
-            <w:pPr>
-              <w:jc w:val="left"/>
-            </w:pPr>
-            <w:r>
-              <w:rPr>
-                <w:rFonts w:ascii="Microsoft YaHei" w:hAnsi="Microsoft YaHei" w:eastAsia="Microsoft YaHei"/>
-                <w:sz w:val="19"/>
-              </w:rPr>
-              <w:t>"您好，可通过网上国网APP查询电费..."</w:t>
-            </w:r>
-          </w:p>
-        </w:tc>
-      </w:tr>
-      <w:tr>
-        <w:tc>
-          <w:tcPr>
-            <w:tcW w:type="dxa" w:w="4320"/>
-          </w:tcPr>
-          <w:p>
-            <w:pPr>
-              <w:jc w:val="left"/>
-            </w:pPr>
-            <w:r>
-              <w:rPr>
-                <w:rFonts w:ascii="Microsoft YaHei" w:hAnsi="Microsoft YaHei" w:eastAsia="Microsoft YaHei"/>
-                <w:sz w:val="19"/>
-              </w:rPr>
-              <w:t>报装</w:t>
-            </w:r>
-          </w:p>
-        </w:tc>
-        <w:tc>
-          <w:tcPr>
-            <w:tcW w:type="dxa" w:w="4320"/>
-          </w:tcPr>
-          <w:p>
-            <w:pPr>
-              <w:jc w:val="left"/>
-            </w:pPr>
-            <w:r>
-              <w:rPr>
-                <w:rFonts w:ascii="Microsoft YaHei" w:hAnsi="Microsoft YaHei" w:eastAsia="Microsoft YaHei"/>
-                <w:sz w:val="19"/>
-              </w:rPr>
-              <w:t>"您好，充电桩报装流程如下..."</w:t>
-            </w:r>
-          </w:p>
-        </w:tc>
-      </w:tr>
-      <w:tr>
-        <w:tc>
-          <w:tcPr>
-            <w:tcW w:type="dxa" w:w="4320"/>
-          </w:tcPr>
-          <w:p>
-            <w:pPr>
-              <w:jc w:val="left"/>
-            </w:pPr>
-            <w:r>
-              <w:rPr>
-                <w:rFonts w:ascii="Microsoft YaHei" w:hAnsi="Microsoft YaHei" w:eastAsia="Microsoft YaHei"/>
-                <w:sz w:val="19"/>
-              </w:rPr>
-              <w:t>电价</w:t>
-            </w:r>
-          </w:p>
-        </w:tc>
-        <w:tc>
-          <w:tcPr>
-            <w:tcW w:type="dxa" w:w="4320"/>
-          </w:tcPr>
-          <w:p>
-            <w:pPr>
-              <w:jc w:val="left"/>
-            </w:pPr>
-            <w:r>
-              <w:rPr>
-                <w:rFonts w:ascii="Microsoft YaHei" w:hAnsi="Microsoft YaHei" w:eastAsia="Microsoft YaHei"/>
-                <w:sz w:val="19"/>
-              </w:rPr>
-              <w:t>"您好，居民用电电价政策如下..."</w:t>
-            </w:r>
-          </w:p>
-        </w:tc>
-      </w:tr>
-      <w:tr>
-        <w:tc>
-          <w:tcPr>
-            <w:tcW w:type="dxa" w:w="4320"/>
-          </w:tcPr>
-          <w:p>
-            <w:pPr>
-              <w:jc w:val="left"/>
-            </w:pPr>
-            <w:r>
-              <w:rPr>
-                <w:rFonts w:ascii="Microsoft YaHei" w:hAnsi="Microsoft YaHei" w:eastAsia="Microsoft YaHei"/>
-                <w:sz w:val="19"/>
-              </w:rPr>
-              <w:t>抢修</w:t>
-            </w:r>
-          </w:p>
-        </w:tc>
-        <w:tc>
-          <w:tcPr>
-            <w:tcW w:type="dxa" w:w="4320"/>
-          </w:tcPr>
-          <w:p>
-            <w:pPr>
-              <w:jc w:val="left"/>
-            </w:pPr>
-            <w:r>
-              <w:rPr>
-                <w:rFonts w:ascii="Microsoft YaHei" w:hAnsi="Microsoft YaHei" w:eastAsia="Microsoft YaHei"/>
-                <w:sz w:val="19"/>
-              </w:rPr>
-              <w:t>"您好，如有紧急用电问题，请拨打..."</w:t>
-            </w:r>
-          </w:p>
-        </w:tc>
-      </w:tr>
-    </w:tbl>
-    <w:p/>
-    <w:p>
-      <w:pPr>
-        <w:jc w:val="both"/>
-      </w:pPr>
-      <w:r>
-        <w:rPr>
-          <w:rFonts w:ascii="Microsoft YaHei" w:hAnsi="Microsoft YaHei" w:eastAsia="Microsoft YaHei"/>
-          <w:sz w:val="21"/>
-        </w:rPr>
-        <w:t>场景2：业务办理指引</w:t>
-      </w:r>
-    </w:p>
-    <w:p>
-      <w:pPr>
-        <w:spacing w:before="120" w:after="120"/>
-        <w:ind w:left="432"/>
-        <w:jc w:val="center"/>
-      </w:pPr>
-      <w:r>
-        <w:drawing>
-          <wp:inline xmlns:a="http://schemas.openxmlformats.org/drawingml/2006/main" xmlns:pic="http://schemas.openxmlformats.org/drawingml/2006/picture">
-            <wp:extent cx="5029200" cy="2235200"/>
-            <wp:docPr id="11" name="Picture 11"/>
-            <wp:cNvGraphicFramePr>
-              <a:graphicFrameLocks noChangeAspect="1"/>
-            </wp:cNvGraphicFramePr>
-            <a:graphic>
-              <a:graphicData uri="http://schemas.openxmlformats.org/drawingml/2006/picture">
-                <pic:pic>
-                  <pic:nvPicPr>
-                    <pic:cNvPr id="0" name="09-企业微信解决方案_129.png"/>
-                    <pic:cNvPicPr/>
-                  </pic:nvPicPr>
-                  <pic:blipFill>
-                    <a:blip r:embed="rId18"/>
-                    <a:stretch>
-                      <a:fillRect/>
-                    </a:stretch>
-                  </pic:blipFill>
-                  <pic:spPr>
-                    <a:xfrm>
-                      <a:off x="0" y="0"/>
-                      <a:ext cx="5029200" cy="2235200"/>
-                    </a:xfrm>
-                    <a:prstGeom prst="rect"/>
-                  </pic:spPr>
-                </pic:pic>
-              </a:graphicData>
-            </a:graphic>
-          </wp:inline>
-        </w:drawing>
-      </w:r>
-    </w:p>
-    <w:p>
-      <w:pPr>
-        <w:jc w:val="both"/>
-      </w:pPr>
-      <w:r>
-        <w:rPr>
-          <w:rFonts w:ascii="Microsoft YaHei" w:hAnsi="Microsoft YaHei" w:eastAsia="Microsoft YaHei"/>
-          <w:sz w:val="21"/>
-        </w:rPr>
-        <w:t>场景3：政策信息发布</w:t>
-      </w:r>
-    </w:p>
-    <w:p>
-      <w:pPr>
-        <w:spacing w:before="120" w:after="120"/>
-        <w:ind w:left="432"/>
-      </w:pPr>
-      <w:r>
-        <w:rPr>
-          <w:rFonts w:ascii="Courier New" w:hAnsi="Courier New"/>
-          <w:color w:val="646464"/>
-          <w:sz w:val="18"/>
-        </w:rPr>
-        <w:t>关键词：政策</w:t>
-        <w:br/>
-        <w:t>回复：</w:t>
-        <w:br/>
-        <w:t>├── 最新电价政策文件</w:t>
-        <w:br/>
-        <w:t>├── 优惠政策链接</w:t>
-        <w:br/>
-        <w:t>└── 咨询电话</w:t>
-      </w:r>
-    </w:p>
-    <w:p>
-      <w:pPr>
-        <w:pStyle w:val="Heading4"/>
-        <w:jc w:val="left"/>
-      </w:pPr>
-      <w:r>
-        <w:rPr>
-          <w:rFonts w:ascii="Microsoft YaHei" w:hAnsi="Microsoft YaHei" w:eastAsia="Microsoft YaHei"/>
-          <w:b/>
-          <w:sz w:val="22"/>
-        </w:rPr>
-        <w:t>2.4 与微信群机器人的对比</w:t>
-      </w:r>
-    </w:p>
-    <w:tbl>
-      <w:tblPr>
-        <w:tblStyle w:val="TableGrid"/>
-        <w:tblW w:type="auto" w:w="0"/>
-        <w:tblLook w:firstColumn="1" w:firstRow="1" w:lastColumn="0" w:lastRow="0" w:noHBand="0" w:noVBand="1" w:val="04A0"/>
-      </w:tblPr>
-      <w:tblGrid>
-        <w:gridCol w:w="2880"/>
-        <w:gridCol w:w="2880"/>
-        <w:gridCol w:w="2880"/>
-      </w:tblGrid>
-      <w:tr>
-        <w:tc>
-          <w:tcPr>
-            <w:tcW w:type="dxa" w:w="2880"/>
-          </w:tcPr>
-          <w:p>
-            <w:pPr>
-              <w:jc w:val="center"/>
-            </w:pPr>
-            <w:r>
-              <w:rPr>
-                <w:rFonts w:ascii="Microsoft YaHei" w:hAnsi="Microsoft YaHei" w:eastAsia="Microsoft YaHei"/>
-                <w:b/>
-                <w:sz w:val="20"/>
-              </w:rPr>
-              <w:t>维度</w:t>
-            </w:r>
-          </w:p>
-        </w:tc>
-        <w:tc>
-          <w:tcPr>
-            <w:tcW w:type="dxa" w:w="2880"/>
-          </w:tcPr>
-          <w:p>
-            <w:pPr>
-              <w:jc w:val="center"/>
-            </w:pPr>
-            <w:r>
-              <w:rPr>
-                <w:rFonts w:ascii="Microsoft YaHei" w:hAnsi="Microsoft YaHei" w:eastAsia="Microsoft YaHei"/>
-                <w:b/>
-                <w:sz w:val="20"/>
-              </w:rPr>
-              <w:t>微信群机器人（非官方）</w:t>
-            </w:r>
-          </w:p>
-        </w:tc>
-        <w:tc>
-          <w:tcPr>
-            <w:tcW w:type="dxa" w:w="2880"/>
-          </w:tcPr>
-          <w:p>
-            <w:pPr>
-              <w:jc w:val="center"/>
-            </w:pPr>
-            <w:r>
-              <w:rPr>
-                <w:rFonts w:ascii="Microsoft YaHei" w:hAnsi="Microsoft YaHei" w:eastAsia="Microsoft YaHei"/>
-                <w:b/>
-                <w:sz w:val="20"/>
-              </w:rPr>
-              <w:t>客户群自动回复（官方）</w:t>
-            </w:r>
-          </w:p>
-        </w:tc>
-      </w:tr>
-      <w:tr>
-        <w:tc>
-          <w:tcPr>
-            <w:tcW w:type="dxa" w:w="2880"/>
-          </w:tcPr>
-          <w:p>
-            <w:pPr>
-              <w:jc w:val="left"/>
-            </w:pPr>
-            <w:r>
-              <w:rPr>
-                <w:rFonts w:ascii="Microsoft YaHei" w:hAnsi="Microsoft YaHei" w:eastAsia="Microsoft YaHei"/>
-                <w:sz w:val="19"/>
-              </w:rPr>
-              <w:t>**官方认可**</w:t>
-            </w:r>
-          </w:p>
-        </w:tc>
-        <w:tc>
-          <w:tcPr>
-            <w:tcW w:type="dxa" w:w="2880"/>
-          </w:tcPr>
-          <w:p>
-            <w:pPr>
-              <w:jc w:val="left"/>
-            </w:pPr>
-            <w:r>
-              <w:rPr>
-                <w:rFonts w:ascii="Microsoft YaHei" w:hAnsi="Microsoft YaHei" w:eastAsia="Microsoft YaHei"/>
-                <w:sz w:val="19"/>
-              </w:rPr>
-              <w:t>❌ 非官方</w:t>
-            </w:r>
-          </w:p>
-        </w:tc>
-        <w:tc>
-          <w:tcPr>
-            <w:tcW w:type="dxa" w:w="2880"/>
-          </w:tcPr>
-          <w:p>
-            <w:pPr>
-              <w:jc w:val="left"/>
-            </w:pPr>
-            <w:r>
-              <w:rPr>
-                <w:rFonts w:ascii="Microsoft YaHei" w:hAnsi="Microsoft YaHei" w:eastAsia="Microsoft YaHei"/>
-                <w:sz w:val="19"/>
-              </w:rPr>
-              <w:t>✅ 官方功能</w:t>
-            </w:r>
-          </w:p>
-        </w:tc>
-      </w:tr>
-      <w:tr>
-        <w:tc>
-          <w:tcPr>
-            <w:tcW w:type="dxa" w:w="2880"/>
-          </w:tcPr>
-          <w:p>
-            <w:pPr>
-              <w:jc w:val="left"/>
-            </w:pPr>
-            <w:r>
-              <w:rPr>
-                <w:rFonts w:ascii="Microsoft YaHei" w:hAnsi="Microsoft YaHei" w:eastAsia="Microsoft YaHei"/>
-                <w:sz w:val="19"/>
-              </w:rPr>
-              <w:t>**风险程度**</w:t>
-            </w:r>
-          </w:p>
-        </w:tc>
-        <w:tc>
-          <w:tcPr>
-            <w:tcW w:type="dxa" w:w="2880"/>
-          </w:tcPr>
-          <w:p>
-            <w:pPr>
-              <w:jc w:val="left"/>
-            </w:pPr>
-            <w:r>
-              <w:rPr>
-                <w:rFonts w:ascii="Microsoft YaHei" w:hAnsi="Microsoft YaHei" w:eastAsia="Microsoft YaHei"/>
-                <w:sz w:val="19"/>
-              </w:rPr>
-              <w:t>❌ 高风险</w:t>
-            </w:r>
-          </w:p>
-        </w:tc>
-        <w:tc>
-          <w:tcPr>
-            <w:tcW w:type="dxa" w:w="2880"/>
-          </w:tcPr>
-          <w:p>
-            <w:pPr>
-              <w:jc w:val="left"/>
-            </w:pPr>
-            <w:r>
-              <w:rPr>
-                <w:rFonts w:ascii="Microsoft YaHei" w:hAnsi="Microsoft YaHei" w:eastAsia="Microsoft YaHei"/>
-                <w:sz w:val="19"/>
-              </w:rPr>
-              <w:t>✅ 无风险</w:t>
-            </w:r>
-          </w:p>
-        </w:tc>
-      </w:tr>
-      <w:tr>
-        <w:tc>
-          <w:tcPr>
-            <w:tcW w:type="dxa" w:w="2880"/>
-          </w:tcPr>
-          <w:p>
-            <w:pPr>
-              <w:jc w:val="left"/>
-            </w:pPr>
-            <w:r>
-              <w:rPr>
-                <w:rFonts w:ascii="Microsoft YaHei" w:hAnsi="Microsoft YaHei" w:eastAsia="Microsoft YaHei"/>
-                <w:sz w:val="19"/>
-              </w:rPr>
-              <w:t>**功能稳定性**</w:t>
-            </w:r>
-          </w:p>
-        </w:tc>
-        <w:tc>
-          <w:tcPr>
-            <w:tcW w:type="dxa" w:w="2880"/>
-          </w:tcPr>
-          <w:p>
-            <w:pPr>
-              <w:jc w:val="left"/>
-            </w:pPr>
-            <w:r>
-              <w:rPr>
-                <w:rFonts w:ascii="Microsoft YaHei" w:hAnsi="Microsoft YaHei" w:eastAsia="Microsoft YaHei"/>
-                <w:sz w:val="19"/>
-              </w:rPr>
-              <w:t>⚠️ 不稳定</w:t>
-            </w:r>
-          </w:p>
-        </w:tc>
-        <w:tc>
-          <w:tcPr>
-            <w:tcW w:type="dxa" w:w="2880"/>
-          </w:tcPr>
-          <w:p>
-            <w:pPr>
-              <w:jc w:val="left"/>
-            </w:pPr>
-            <w:r>
-              <w:rPr>
-                <w:rFonts w:ascii="Microsoft YaHei" w:hAnsi="Microsoft YaHei" w:eastAsia="Microsoft YaHei"/>
-                <w:sz w:val="19"/>
-              </w:rPr>
-              <w:t>✅ 稳定可靠</w:t>
-            </w:r>
-          </w:p>
-        </w:tc>
-      </w:tr>
-      <w:tr>
-        <w:tc>
-          <w:tcPr>
-            <w:tcW w:type="dxa" w:w="2880"/>
-          </w:tcPr>
-          <w:p>
-            <w:pPr>
-              <w:jc w:val="left"/>
-            </w:pPr>
-            <w:r>
-              <w:rPr>
-                <w:rFonts w:ascii="Microsoft YaHei" w:hAnsi="Microsoft YaHei" w:eastAsia="Microsoft YaHei"/>
-                <w:sz w:val="19"/>
-              </w:rPr>
-              <w:t>**关键词识别**</w:t>
-            </w:r>
-          </w:p>
-        </w:tc>
-        <w:tc>
-          <w:tcPr>
-            <w:tcW w:type="dxa" w:w="2880"/>
-          </w:tcPr>
-          <w:p>
-            <w:pPr>
-              <w:jc w:val="left"/>
-            </w:pPr>
-            <w:r>
-              <w:rPr>
-                <w:rFonts w:ascii="Microsoft YaHei" w:hAnsi="Microsoft YaHei" w:eastAsia="Microsoft YaHei"/>
-                <w:sz w:val="19"/>
-              </w:rPr>
-              <w:t>✅ 支持</w:t>
-            </w:r>
-          </w:p>
-        </w:tc>
-        <w:tc>
-          <w:tcPr>
-            <w:tcW w:type="dxa" w:w="2880"/>
-          </w:tcPr>
-          <w:p>
-            <w:pPr>
-              <w:jc w:val="left"/>
-            </w:pPr>
-            <w:r>
-              <w:rPr>
-                <w:rFonts w:ascii="Microsoft YaHei" w:hAnsi="Microsoft YaHei" w:eastAsia="Microsoft YaHei"/>
-                <w:sz w:val="19"/>
-              </w:rPr>
-              <w:t>✅ 支持</w:t>
-            </w:r>
-          </w:p>
-        </w:tc>
-      </w:tr>
-      <w:tr>
-        <w:tc>
-          <w:tcPr>
-            <w:tcW w:type="dxa" w:w="2880"/>
-          </w:tcPr>
-          <w:p>
-            <w:pPr>
-              <w:jc w:val="left"/>
-            </w:pPr>
-            <w:r>
-              <w:rPr>
-                <w:rFonts w:ascii="Microsoft YaHei" w:hAnsi="Microsoft YaHei" w:eastAsia="Microsoft YaHei"/>
-                <w:sz w:val="19"/>
-              </w:rPr>
-              <w:t>**自动回复**</w:t>
-            </w:r>
-          </w:p>
-        </w:tc>
-        <w:tc>
-          <w:tcPr>
-            <w:tcW w:type="dxa" w:w="2880"/>
-          </w:tcPr>
-          <w:p>
-            <w:pPr>
-              <w:jc w:val="left"/>
-            </w:pPr>
-            <w:r>
-              <w:rPr>
-                <w:rFonts w:ascii="Microsoft YaHei" w:hAnsi="Microsoft YaHei" w:eastAsia="Microsoft YaHei"/>
-                <w:sz w:val="19"/>
-              </w:rPr>
-              <w:t>✅ 支持</w:t>
-            </w:r>
-          </w:p>
-        </w:tc>
-        <w:tc>
-          <w:tcPr>
-            <w:tcW w:type="dxa" w:w="2880"/>
-          </w:tcPr>
-          <w:p>
-            <w:pPr>
-              <w:jc w:val="left"/>
-            </w:pPr>
-            <w:r>
-              <w:rPr>
-                <w:rFonts w:ascii="Microsoft YaHei" w:hAnsi="Microsoft YaHei" w:eastAsia="Microsoft YaHei"/>
-                <w:sz w:val="19"/>
-              </w:rPr>
-              <w:t>✅ 支持</w:t>
-            </w:r>
-          </w:p>
-        </w:tc>
-      </w:tr>
-      <w:tr>
-        <w:tc>
-          <w:tcPr>
-            <w:tcW w:type="dxa" w:w="2880"/>
-          </w:tcPr>
-          <w:p>
-            <w:pPr>
-              <w:jc w:val="left"/>
-            </w:pPr>
-            <w:r>
-              <w:rPr>
-                <w:rFonts w:ascii="Microsoft YaHei" w:hAnsi="Microsoft YaHei" w:eastAsia="Microsoft YaHei"/>
-                <w:sz w:val="19"/>
-              </w:rPr>
-              <w:t>**消息推送**</w:t>
-            </w:r>
-          </w:p>
-        </w:tc>
-        <w:tc>
-          <w:tcPr>
-            <w:tcW w:type="dxa" w:w="2880"/>
-          </w:tcPr>
-          <w:p>
-            <w:pPr>
-              <w:jc w:val="left"/>
-            </w:pPr>
-            <w:r>
-              <w:rPr>
-                <w:rFonts w:ascii="Microsoft YaHei" w:hAnsi="Microsoft YaHei" w:eastAsia="Microsoft YaHei"/>
-                <w:sz w:val="19"/>
-              </w:rPr>
-              <w:t>✅ 主动推送</w:t>
-            </w:r>
-          </w:p>
-        </w:tc>
-        <w:tc>
-          <w:tcPr>
-            <w:tcW w:type="dxa" w:w="2880"/>
-          </w:tcPr>
-          <w:p>
-            <w:pPr>
-              <w:jc w:val="left"/>
-            </w:pPr>
-            <w:r>
-              <w:rPr>
-                <w:rFonts w:ascii="Microsoft YaHei" w:hAnsi="Microsoft YaHei" w:eastAsia="Microsoft YaHei"/>
-                <w:sz w:val="19"/>
-              </w:rPr>
-              <w:t>⚠️ 需@触发</w:t>
-            </w:r>
-          </w:p>
-        </w:tc>
-      </w:tr>
-      <w:tr>
-        <w:tc>
-          <w:tcPr>
-            <w:tcW w:type="dxa" w:w="2880"/>
-          </w:tcPr>
-          <w:p>
-            <w:pPr>
-              <w:jc w:val="left"/>
-            </w:pPr>
-            <w:r>
-              <w:rPr>
-                <w:rFonts w:ascii="Microsoft YaHei" w:hAnsi="Microsoft YaHei" w:eastAsia="Microsoft YaHei"/>
-                <w:sz w:val="19"/>
-              </w:rPr>
-              <w:t>**数据分析**</w:t>
-            </w:r>
-          </w:p>
-        </w:tc>
-        <w:tc>
-          <w:tcPr>
-            <w:tcW w:type="dxa" w:w="2880"/>
-          </w:tcPr>
-          <w:p>
-            <w:pPr>
-              <w:jc w:val="left"/>
-            </w:pPr>
-            <w:r>
-              <w:rPr>
-                <w:rFonts w:ascii="Microsoft YaHei" w:hAnsi="Microsoft YaHei" w:eastAsia="Microsoft YaHei"/>
-                <w:sz w:val="19"/>
-              </w:rPr>
-              <w:t>✅ 完整</w:t>
-            </w:r>
-          </w:p>
-        </w:tc>
-        <w:tc>
-          <w:tcPr>
-            <w:tcW w:type="dxa" w:w="2880"/>
-          </w:tcPr>
-          <w:p>
-            <w:pPr>
-              <w:jc w:val="left"/>
-            </w:pPr>
-            <w:r>
-              <w:rPr>
-                <w:rFonts w:ascii="Microsoft YaHei" w:hAnsi="Microsoft YaHei" w:eastAsia="Microsoft YaHei"/>
-                <w:sz w:val="19"/>
-              </w:rPr>
-              <w:t>⚠️ 基础</w:t>
-            </w:r>
-          </w:p>
-        </w:tc>
-      </w:tr>
-      <w:tr>
-        <w:tc>
-          <w:tcPr>
-            <w:tcW w:type="dxa" w:w="2880"/>
-          </w:tcPr>
-          <w:p>
-            <w:pPr>
-              <w:jc w:val="left"/>
-            </w:pPr>
-            <w:r>
-              <w:rPr>
-                <w:rFonts w:ascii="Microsoft YaHei" w:hAnsi="Microsoft YaHei" w:eastAsia="Microsoft YaHei"/>
-                <w:sz w:val="19"/>
-              </w:rPr>
-              <w:t>**成本**</w:t>
-            </w:r>
-          </w:p>
-        </w:tc>
-        <w:tc>
-          <w:tcPr>
-            <w:tcW w:type="dxa" w:w="2880"/>
-          </w:tcPr>
-          <w:p>
-            <w:pPr>
-              <w:jc w:val="left"/>
-            </w:pPr>
-            <w:r>
-              <w:rPr>
-                <w:rFonts w:ascii="Microsoft YaHei" w:hAnsi="Microsoft YaHei" w:eastAsia="Microsoft YaHei"/>
-                <w:sz w:val="19"/>
-              </w:rPr>
-              <w:t>⚠️ 第三方费用</w:t>
-            </w:r>
-          </w:p>
-        </w:tc>
-        <w:tc>
-          <w:tcPr>
-            <w:tcW w:type="dxa" w:w="2880"/>
-          </w:tcPr>
-          <w:p>
-            <w:pPr>
-              <w:jc w:val="left"/>
-            </w:pPr>
-            <w:r>
-              <w:rPr>
-                <w:rFonts w:ascii="Microsoft YaHei" w:hAnsi="Microsoft YaHei" w:eastAsia="Microsoft YaHei"/>
-                <w:sz w:val="19"/>
-              </w:rPr>
-              <w:t>✅ 免费（企业微信功能）</w:t>
-            </w:r>
-          </w:p>
-        </w:tc>
-      </w:tr>
-    </w:tbl>
-    <w:p/>
-    <w:p>
-      <w:pPr>
-        <w:jc w:val="both"/>
-      </w:pPr>
-      <w:r>
-        <w:rPr>
-          <w:rFonts w:ascii="Microsoft YaHei" w:hAnsi="Microsoft YaHei" w:eastAsia="Microsoft YaHei"/>
-          <w:sz w:val="21"/>
-        </w:rPr>
-        <w:t>结论：客户群自动回复是官方认可、风险可控的替代方案</w:t>
-      </w:r>
-    </w:p>
-    <w:p>
-      <w:pPr>
-        <w:pStyle w:val="Heading3"/>
-        <w:jc w:val="left"/>
       </w:pPr>
       <w:r>
         <w:rPr>
@@ -1440,140 +1255,6 @@
           <w:b/>
           <w:color w:val="2E5A4C"/>
           <w:sz w:val="24"/>
-        </w:rPr>
-        <w:t>四、企业微信群机器人（官方Webhook）</w:t>
-      </w:r>
-    </w:p>
-    <w:p>
-      <w:pPr>
-        <w:pStyle w:val="Heading4"/>
-        <w:jc w:val="left"/>
-      </w:pPr>
-      <w:r>
-        <w:rPr>
-          <w:rFonts w:ascii="Microsoft YaHei" w:hAnsi="Microsoft YaHei" w:eastAsia="Microsoft YaHei"/>
-          <w:b/>
-          <w:sz w:val="22"/>
-        </w:rPr>
-        <w:t>4.1 功能说明</w:t>
-      </w:r>
-    </w:p>
-    <w:p>
-      <w:pPr>
-        <w:jc w:val="both"/>
-      </w:pPr>
-      <w:r>
-        <w:rPr>
-          <w:rFonts w:ascii="Microsoft YaHei" w:hAnsi="Microsoft YaHei" w:eastAsia="Microsoft YaHei"/>
-          <w:sz w:val="21"/>
-        </w:rPr>
-        <w:t>官方定义：企业微信群的官方机器人，通过Webhook接口发送消息</w:t>
-      </w:r>
-    </w:p>
-    <w:p>
-      <w:pPr>
-        <w:jc w:val="both"/>
-      </w:pPr>
-      <w:r>
-        <w:rPr>
-          <w:rFonts w:ascii="Microsoft YaHei" w:hAnsi="Microsoft YaHei" w:eastAsia="Microsoft YaHei"/>
-          <w:sz w:val="21"/>
-        </w:rPr>
-        <w:t>核心优势：</w:t>
-      </w:r>
-    </w:p>
-    <w:p>
-      <w:pPr>
-        <w:ind w:left="432"/>
-      </w:pPr>
-      <w:r>
-        <w:rPr>
-          <w:rFonts w:ascii="Microsoft YaHei" w:hAnsi="Microsoft YaHei" w:eastAsia="Microsoft YaHei"/>
-          <w:sz w:val="21"/>
-        </w:rPr>
-        <w:t>● ✅ 官方认可</w:t>
-      </w:r>
-    </w:p>
-    <w:p>
-      <w:pPr>
-        <w:ind w:left="432"/>
-      </w:pPr>
-      <w:r>
-        <w:rPr>
-          <w:rFonts w:ascii="Microsoft YaHei" w:hAnsi="Microsoft YaHei" w:eastAsia="Microsoft YaHei"/>
-          <w:sz w:val="21"/>
-        </w:rPr>
-        <w:t>● ✅ 无风险</w:t>
-      </w:r>
-    </w:p>
-    <w:p>
-      <w:pPr>
-        <w:ind w:left="432"/>
-      </w:pPr>
-      <w:r>
-        <w:rPr>
-          <w:rFonts w:ascii="Microsoft YaHei" w:hAnsi="Microsoft YaHei" w:eastAsia="Microsoft YaHei"/>
-          <w:sz w:val="21"/>
-        </w:rPr>
-        <w:t>● ✅ 可编程控制</w:t>
-      </w:r>
-    </w:p>
-    <w:p>
-      <w:pPr>
-        <w:ind w:left="432"/>
-      </w:pPr>
-      <w:r>
-        <w:rPr>
-          <w:rFonts w:ascii="Microsoft YaHei" w:hAnsi="Microsoft YaHei" w:eastAsia="Microsoft YaHei"/>
-          <w:sz w:val="21"/>
-        </w:rPr>
-        <w:t>● ✅ 自动化消息推送</w:t>
-      </w:r>
-    </w:p>
-    <w:p>
-      <w:pPr>
-        <w:pStyle w:val="Heading4"/>
-        <w:jc w:val="left"/>
-      </w:pPr>
-      <w:r>
-        <w:rPr>
-          <w:rFonts w:ascii="Microsoft YaHei" w:hAnsi="Microsoft YaHei" w:eastAsia="Microsoft YaHei"/>
-          <w:b/>
-          <w:sz w:val="22"/>
-        </w:rPr>
-        <w:t>4.2 创建方法</w:t>
-      </w:r>
-    </w:p>
-    <w:p>
-      <w:pPr>
-        <w:spacing w:before="120" w:after="120"/>
-        <w:ind w:left="432"/>
-      </w:pPr>
-      <w:r>
-        <w:rPr>
-          <w:rFonts w:ascii="Courier New" w:hAnsi="Courier New"/>
-          <w:color w:val="646464"/>
-          <w:sz w:val="18"/>
-        </w:rPr>
-        <w:t>步骤1：在企业微信群中，点击群设置 → 群机器人 → 添加机器人</w:t>
-        <w:br/>
-        <w:t>步骤2：给机器人命名（如"电小二"）</w:t>
-        <w:br/>
-        <w:t>步骤3：获取Webhook地址</w:t>
-        <w:br/>
-        <w:t>步骤4：通过API发送消息</w:t>
-      </w:r>
-    </w:p>
-    <w:p>
-      <w:pPr>
-        <w:pStyle w:val="Heading4"/>
-        <w:jc w:val="left"/>
-      </w:pPr>
-      <w:r>
-        <w:rPr>
-          <w:rFonts w:ascii="Microsoft YaHei" w:hAnsi="Microsoft YaHei" w:eastAsia="Microsoft YaHei"/>
-          <w:b/>
-          <w:sz w:val="22"/>
         </w:rPr>
         <w:t>4.3 应用场景</w:t>
       </w:r>
@@ -1592,30 +1273,6 @@
     </w:p>
     <w:p>
       <w:pPr>
-        <w:spacing w:before="120" w:after="120"/>
-        <w:ind w:left="432"/>
-      </w:pPr>
-      <w:r>
-        <w:rPr>
-          <w:rFonts w:ascii="Courier New" w:hAnsi="Courier New"/>
-          <w:color w:val="646464"/>
-          <w:sz w:val="18"/>
-        </w:rPr>
-        <w:t>触发条件：计划停电前3天</w:t>
-        <w:br/>
-        <w:t>推送内容：</w:t>
-        <w:br/>
-        <w:t>├── 停电时间</w:t>
-        <w:br/>
-        <w:t>├── 停电范围</w:t>
-        <w:br/>
-        <w:t>├── 停电原因</w:t>
-        <w:br/>
-        <w:t>└── 恢复时间</w:t>
-      </w:r>
-    </w:p>
-    <w:p>
-      <w:pPr>
         <w:jc w:val="both"/>
       </w:pPr>
       <w:r>
@@ -1628,30 +1285,6 @@
     </w:p>
     <w:p>
       <w:pPr>
-        <w:spacing w:before="120" w:after="120"/>
-        <w:ind w:left="432"/>
-      </w:pPr>
-      <w:r>
-        <w:rPr>
-          <w:rFonts w:ascii="Courier New" w:hAnsi="Courier New"/>
-          <w:color w:val="646464"/>
-          <w:sz w:val="18"/>
-        </w:rPr>
-        <w:t>触发条件：故障抢修时</w:t>
-        <w:br/>
-        <w:t>推送内容：</w:t>
-        <w:br/>
-        <w:t>├── 故障原因</w:t>
-        <w:br/>
-        <w:t>├── 抢修进度</w:t>
-        <w:br/>
-        <w:t>├── 预计恢复时间</w:t>
-        <w:br/>
-        <w:t>└── 联系方式</w:t>
-      </w:r>
-    </w:p>
-    <w:p>
-      <w:pPr>
         <w:jc w:val="both"/>
       </w:pPr>
       <w:r>
@@ -1664,32 +1297,61 @@
     </w:p>
     <w:p>
       <w:pPr>
-        <w:spacing w:before="120" w:after="120"/>
-        <w:ind w:left="432"/>
+        <w:pStyle w:val="Heading3"/>
       </w:pPr>
       <w:r>
         <w:rPr>
-          <w:rFonts w:ascii="Courier New" w:hAnsi="Courier New"/>
-          <w:color w:val="646464"/>
-          <w:sz w:val="18"/>
+          <w:rFonts w:ascii="Microsoft YaHei" w:hAnsi="Microsoft YaHei" w:eastAsia="Microsoft YaHei"/>
+          <w:b/>
+          <w:color w:val="2E5A4C"/>
+          <w:sz w:val="24"/>
         </w:rPr>
-        <w:t>触发条件：每月固定日期</w:t>
-        <w:br/>
-        <w:t>推送内容：</w:t>
-        <w:br/>
-        <w:t>├── 电费账单金额</w:t>
-        <w:br/>
-        <w:t>├── 缴费方式</w:t>
-        <w:br/>
-        <w:t>├── 缴费截止日期</w:t>
-        <w:br/>
-        <w:t>└── 联系方式</w:t>
+        <w:t>五、企业微信客户联系功能</w:t>
       </w:r>
     </w:p>
     <w:p>
       <w:pPr>
+        <w:pStyle w:val="Heading4"/>
+      </w:pPr>
+      <w:r>
+        <w:rPr>
+          <w:rFonts w:ascii="Microsoft YaHei" w:hAnsi="Microsoft YaHei" w:eastAsia="Microsoft YaHei"/>
+          <w:b/>
+          <w:color w:val="2E5A4C"/>
+          <w:sz w:val="24"/>
+        </w:rPr>
+        <w:t>5.1 核心功能</w:t>
+      </w:r>
+    </w:p>
+    <w:p>
+      <w:pPr>
+        <w:pStyle w:val="Heading4"/>
+      </w:pPr>
+      <w:r>
+        <w:rPr>
+          <w:rFonts w:ascii="Microsoft YaHei" w:hAnsi="Microsoft YaHei" w:eastAsia="Microsoft YaHei"/>
+          <w:b/>
+          <w:color w:val="2E5A4C"/>
+          <w:sz w:val="24"/>
+        </w:rPr>
+        <w:t>5.2 客户标签管理</w:t>
+      </w:r>
+    </w:p>
+    <w:p>
+      <w:pPr>
+        <w:jc w:val="both"/>
+      </w:pPr>
+      <w:r>
+        <w:rPr>
+          <w:rFonts w:ascii="Microsoft YaHei" w:hAnsi="Microsoft YaHei" w:eastAsia="Microsoft YaHei"/>
+          <w:sz w:val="21"/>
+        </w:rPr>
+        <w:t>建议标签体系：</w:t>
+      </w:r>
+    </w:p>
+    <w:p>
+      <w:pPr>
         <w:pStyle w:val="Heading2"/>
-        <w:jc w:val="left"/>
       </w:pPr>
       <w:r>
         <w:rPr>
@@ -1704,7 +1366,6 @@
     <w:p>
       <w:pPr>
         <w:pStyle w:val="Heading3"/>
-        <w:jc w:val="left"/>
       </w:pPr>
       <w:r>
         <w:rPr>
@@ -1719,13 +1380,13 @@
     <w:p>
       <w:pPr>
         <w:pStyle w:val="Heading4"/>
-        <w:jc w:val="left"/>
       </w:pPr>
       <w:r>
         <w:rPr>
           <w:rFonts w:ascii="Microsoft YaHei" w:hAnsi="Microsoft YaHei" w:eastAsia="Microsoft YaHei"/>
           <w:b/>
-          <w:sz w:val="22"/>
+          <w:color w:val="2E5A4C"/>
+          <w:sz w:val="24"/>
         </w:rPr>
         <w:t>1.1 方案概述</w:t>
       </w:r>
@@ -1756,50 +1417,50 @@
     </w:p>
     <w:p>
       <w:pPr>
-        <w:ind w:left="432"/>
+        <w:jc w:val="both"/>
       </w:pPr>
       <w:r>
         <w:rPr>
           <w:rFonts w:ascii="Microsoft YaHei" w:hAnsi="Microsoft YaHei" w:eastAsia="Microsoft YaHei"/>
           <w:sz w:val="21"/>
         </w:rPr>
-        <w:t>● ✅ 官方认可，无风险</w:t>
+        <w:t>- ✅ 官方认可，无风险</w:t>
       </w:r>
     </w:p>
     <w:p>
       <w:pPr>
-        <w:ind w:left="432"/>
+        <w:jc w:val="both"/>
       </w:pPr>
       <w:r>
         <w:rPr>
           <w:rFonts w:ascii="Microsoft YaHei" w:hAnsi="Microsoft YaHei" w:eastAsia="Microsoft YaHei"/>
           <w:sz w:val="21"/>
         </w:rPr>
-        <w:t>● ✅ 功能稳定可靠</w:t>
+        <w:t>- ✅ 功能稳定可靠</w:t>
       </w:r>
     </w:p>
     <w:p>
       <w:pPr>
-        <w:ind w:left="432"/>
+        <w:jc w:val="both"/>
       </w:pPr>
       <w:r>
         <w:rPr>
           <w:rFonts w:ascii="Microsoft YaHei" w:hAnsi="Microsoft YaHei" w:eastAsia="Microsoft YaHei"/>
           <w:sz w:val="21"/>
         </w:rPr>
-        <w:t>● ✅ 企业身份展示</w:t>
+        <w:t>- ✅ 企业身份展示</w:t>
       </w:r>
     </w:p>
     <w:p>
       <w:pPr>
-        <w:ind w:left="432"/>
+        <w:jc w:val="both"/>
       </w:pPr>
       <w:r>
         <w:rPr>
           <w:rFonts w:ascii="Microsoft YaHei" w:hAnsi="Microsoft YaHei" w:eastAsia="Microsoft YaHei"/>
           <w:sz w:val="21"/>
         </w:rPr>
-        <w:t>● ✅ 统一管理</w:t>
+        <w:t>- ✅ 统一管理</w:t>
       </w:r>
     </w:p>
     <w:p>
@@ -1816,50 +1477,50 @@
     </w:p>
     <w:p>
       <w:pPr>
-        <w:ind w:left="432"/>
+        <w:jc w:val="both"/>
       </w:pPr>
       <w:r>
         <w:rPr>
           <w:rFonts w:ascii="Microsoft YaHei" w:hAnsi="Microsoft YaHei" w:eastAsia="Microsoft YaHei"/>
           <w:sz w:val="21"/>
         </w:rPr>
-        <w:t>● ⚠️ 需客户重新入群</w:t>
+        <w:t>- ⚠️ 需客户重新入群</w:t>
       </w:r>
     </w:p>
     <w:p>
       <w:pPr>
-        <w:ind w:left="432"/>
+        <w:jc w:val="both"/>
       </w:pPr>
       <w:r>
         <w:rPr>
           <w:rFonts w:ascii="Microsoft YaHei" w:hAnsi="Microsoft YaHei" w:eastAsia="Microsoft YaHei"/>
           <w:sz w:val="21"/>
         </w:rPr>
-        <w:t>● ⚠️ 自动回复需@触发</w:t>
+        <w:t>- ⚠️ 自动回复需@触发</w:t>
       </w:r>
     </w:p>
     <w:p>
       <w:pPr>
-        <w:ind w:left="432"/>
+        <w:jc w:val="both"/>
       </w:pPr>
       <w:r>
         <w:rPr>
           <w:rFonts w:ascii="Microsoft YaHei" w:hAnsi="Microsoft YaHei" w:eastAsia="Microsoft YaHei"/>
           <w:sz w:val="21"/>
         </w:rPr>
-        <w:t>● ⚠️ 主动推送能力弱</w:t>
+        <w:t>- ⚠️ 主动推送能力弱</w:t>
       </w:r>
     </w:p>
     <w:p>
       <w:pPr>
         <w:pStyle w:val="Heading4"/>
-        <w:jc w:val="left"/>
       </w:pPr>
       <w:r>
         <w:rPr>
           <w:rFonts w:ascii="Microsoft YaHei" w:hAnsi="Microsoft YaHei" w:eastAsia="Microsoft YaHei"/>
           <w:b/>
-          <w:sz w:val="22"/>
+          <w:color w:val="2E5A4C"/>
+          <w:sz w:val="24"/>
         </w:rPr>
         <w:t>1.2 实施步骤</w:t>
       </w:r>
@@ -1878,44 +1539,6 @@
     </w:p>
     <w:p>
       <w:pPr>
-        <w:spacing w:before="120" w:after="120"/>
-        <w:ind w:left="432"/>
-      </w:pPr>
-      <w:r>
-        <w:rPr>
-          <w:rFonts w:ascii="Courier New" w:hAnsi="Courier New"/>
-          <w:color w:val="646464"/>
-          <w:sz w:val="18"/>
-        </w:rPr>
-        <w:t>1. 配置客户群自动回复规则</w:t>
-        <w:br/>
-        <w:t xml:space="preserve">   ├── 梳理常见问题（380+条）</w:t>
-        <w:br/>
-        <w:t xml:space="preserve">   ├── 设置关键词和回复内容</w:t>
-        <w:br/>
-        <w:t xml:space="preserve">   └── 测试自动回复效果</w:t>
-        <w:br/>
-        <w:br/>
-        <w:t>2. 配置企业微信群机器人</w:t>
-        <w:br/>
-        <w:t xml:space="preserve">   ├── 创建群机器人</w:t>
-        <w:br/>
-        <w:t xml:space="preserve">   ├── 开发消息推送接口</w:t>
-        <w:br/>
-        <w:t xml:space="preserve">   └── 测试推送功能</w:t>
-        <w:br/>
-        <w:br/>
-        <w:t>3. 培训客户经理</w:t>
-        <w:br/>
-        <w:t xml:space="preserve">   ├── 客户群创建方法</w:t>
-        <w:br/>
-        <w:t xml:space="preserve">   ├── 自动回复开启方法</w:t>
-        <w:br/>
-        <w:t xml:space="preserve">   └── 群管理技巧</w:t>
-      </w:r>
-    </w:p>
-    <w:p>
-      <w:pPr>
         <w:jc w:val="both"/>
       </w:pPr>
       <w:r>
@@ -1928,44 +1551,6 @@
     </w:p>
     <w:p>
       <w:pPr>
-        <w:spacing w:before="120" w:after="120"/>
-        <w:ind w:left="432"/>
-      </w:pPr>
-      <w:r>
-        <w:rPr>
-          <w:rFonts w:ascii="Courier New" w:hAnsi="Courier New"/>
-          <w:color w:val="646464"/>
-          <w:sz w:val="18"/>
-        </w:rPr>
-        <w:t>1. 创建客户群</w:t>
-        <w:br/>
-        <w:t xml:space="preserve">   ├── 按小区/台区创建群</w:t>
-        <w:br/>
-        <w:t xml:space="preserve">   ├── 邀请客户经理入群</w:t>
-        <w:br/>
-        <w:t xml:space="preserve">   └── 开启自动回复功能</w:t>
-        <w:br/>
-        <w:br/>
-        <w:t>2. 引导客户入群</w:t>
-        <w:br/>
-        <w:t xml:space="preserve">   ├── 企业微信邀请链接</w:t>
-        <w:br/>
-        <w:t xml:space="preserve">   ├── 二维码入群</w:t>
-        <w:br/>
-        <w:t xml:space="preserve">   └── 客户经理邀请</w:t>
-        <w:br/>
-        <w:br/>
-        <w:t>3. 逐步迁移</w:t>
-        <w:br/>
-        <w:t xml:space="preserve">   ├── 先迁移活跃小区</w:t>
-        <w:br/>
-        <w:t xml:space="preserve">   ├── 总结经验</w:t>
-        <w:br/>
-        <w:t xml:space="preserve">   └── 逐步推广</w:t>
-      </w:r>
-    </w:p>
-    <w:p>
-      <w:pPr>
         <w:jc w:val="both"/>
       </w:pPr>
       <w:r>
@@ -1978,506 +1563,28 @@
     </w:p>
     <w:p>
       <w:pPr>
-        <w:spacing w:before="120" w:after="120"/>
-        <w:ind w:left="432"/>
-      </w:pPr>
-      <w:r>
-        <w:rPr>
-          <w:rFonts w:ascii="Courier New" w:hAnsi="Courier New"/>
-          <w:color w:val="646464"/>
-          <w:sz w:val="18"/>
-        </w:rPr>
-        <w:t>1. 持续优化知识库</w:t>
-        <w:br/>
-        <w:t xml:space="preserve">   ├── 根据客户问题补充</w:t>
-        <w:br/>
-        <w:t xml:space="preserve">   ├── 更新政策信息</w:t>
-        <w:br/>
-        <w:t xml:space="preserve">   └── 优化回复内容</w:t>
-        <w:br/>
-        <w:br/>
-        <w:t>2. 定期群维护</w:t>
-        <w:br/>
-        <w:t xml:space="preserve">   ├── 发布停电通知</w:t>
-        <w:br/>
-        <w:t xml:space="preserve">   ├── 发布电费账单</w:t>
-        <w:br/>
-        <w:t xml:space="preserve">   └── 安全用电提示</w:t>
-        <w:br/>
-        <w:br/>
-        <w:t>3. 数据分析</w:t>
-        <w:br/>
-        <w:t xml:space="preserve">   ├── 客户活跃度分析</w:t>
-        <w:br/>
-        <w:t xml:space="preserve">   ├── 问题类型统计</w:t>
-        <w:br/>
-        <w:t xml:space="preserve">   └── 服务质量评估</w:t>
-      </w:r>
-    </w:p>
-    <w:p>
-      <w:pPr>
         <w:pStyle w:val="Heading4"/>
-        <w:jc w:val="left"/>
       </w:pPr>
       <w:r>
         <w:rPr>
           <w:rFonts w:ascii="Microsoft YaHei" w:hAnsi="Microsoft YaHei" w:eastAsia="Microsoft YaHei"/>
           <w:b/>
-          <w:sz w:val="22"/>
+          <w:color w:val="2E5A4C"/>
+          <w:sz w:val="24"/>
         </w:rPr>
         <w:t>1.3 功能对比</w:t>
       </w:r>
     </w:p>
-    <w:tbl>
-      <w:tblPr>
-        <w:tblStyle w:val="TableGrid"/>
-        <w:tblW w:type="auto" w:w="0"/>
-        <w:tblLook w:firstColumn="1" w:firstRow="1" w:lastColumn="0" w:lastRow="0" w:noHBand="0" w:noVBand="1" w:val="04A0"/>
-      </w:tblPr>
-      <w:tblGrid>
-        <w:gridCol w:w="2880"/>
-        <w:gridCol w:w="2880"/>
-        <w:gridCol w:w="2880"/>
-      </w:tblGrid>
-      <w:tr>
-        <w:tc>
-          <w:tcPr>
-            <w:tcW w:type="dxa" w:w="2880"/>
-          </w:tcPr>
-          <w:p>
-            <w:pPr>
-              <w:jc w:val="center"/>
-            </w:pPr>
-            <w:r>
-              <w:rPr>
-                <w:rFonts w:ascii="Microsoft YaHei" w:hAnsi="Microsoft YaHei" w:eastAsia="Microsoft YaHei"/>
-                <w:b/>
-                <w:sz w:val="20"/>
-              </w:rPr>
-              <w:t>功能需求</w:t>
-            </w:r>
-          </w:p>
-        </w:tc>
-        <w:tc>
-          <w:tcPr>
-            <w:tcW w:type="dxa" w:w="2880"/>
-          </w:tcPr>
-          <w:p>
-            <w:pPr>
-              <w:jc w:val="center"/>
-            </w:pPr>
-            <w:r>
-              <w:rPr>
-                <w:rFonts w:ascii="Microsoft YaHei" w:hAnsi="Microsoft YaHei" w:eastAsia="Microsoft YaHei"/>
-                <w:b/>
-                <w:sz w:val="20"/>
-              </w:rPr>
-              <w:t>微信群机器人（非官方）</w:t>
-            </w:r>
-          </w:p>
-        </w:tc>
-        <w:tc>
-          <w:tcPr>
-            <w:tcW w:type="dxa" w:w="2880"/>
-          </w:tcPr>
-          <w:p>
-            <w:pPr>
-              <w:jc w:val="center"/>
-            </w:pPr>
-            <w:r>
-              <w:rPr>
-                <w:rFonts w:ascii="Microsoft YaHei" w:hAnsi="Microsoft YaHei" w:eastAsia="Microsoft YaHei"/>
-                <w:b/>
-                <w:sz w:val="20"/>
-              </w:rPr>
-              <w:t>客户群+自动回复（官方）</w:t>
-            </w:r>
-          </w:p>
-        </w:tc>
-      </w:tr>
-      <w:tr>
-        <w:tc>
-          <w:tcPr>
-            <w:tcW w:type="dxa" w:w="2880"/>
-          </w:tcPr>
-          <w:p>
-            <w:pPr>
-              <w:jc w:val="left"/>
-            </w:pPr>
-            <w:r>
-              <w:rPr>
-                <w:rFonts w:ascii="Microsoft YaHei" w:hAnsi="Microsoft YaHei" w:eastAsia="Microsoft YaHei"/>
-                <w:sz w:val="19"/>
-              </w:rPr>
-              <w:t>**风险**</w:t>
-            </w:r>
-          </w:p>
-        </w:tc>
-        <w:tc>
-          <w:tcPr>
-            <w:tcW w:type="dxa" w:w="2880"/>
-          </w:tcPr>
-          <w:p>
-            <w:pPr>
-              <w:jc w:val="left"/>
-            </w:pPr>
-            <w:r>
-              <w:rPr>
-                <w:rFonts w:ascii="Microsoft YaHei" w:hAnsi="Microsoft YaHei" w:eastAsia="Microsoft YaHei"/>
-                <w:sz w:val="19"/>
-              </w:rPr>
-              <w:t>❌ 高风险</w:t>
-            </w:r>
-          </w:p>
-        </w:tc>
-        <w:tc>
-          <w:tcPr>
-            <w:tcW w:type="dxa" w:w="2880"/>
-          </w:tcPr>
-          <w:p>
-            <w:pPr>
-              <w:jc w:val="left"/>
-            </w:pPr>
-            <w:r>
-              <w:rPr>
-                <w:rFonts w:ascii="Microsoft YaHei" w:hAnsi="Microsoft YaHei" w:eastAsia="Microsoft YaHei"/>
-                <w:sz w:val="19"/>
-              </w:rPr>
-              <w:t>✅ 无风险</w:t>
-            </w:r>
-          </w:p>
-        </w:tc>
-      </w:tr>
-      <w:tr>
-        <w:tc>
-          <w:tcPr>
-            <w:tcW w:type="dxa" w:w="2880"/>
-          </w:tcPr>
-          <w:p>
-            <w:pPr>
-              <w:jc w:val="left"/>
-            </w:pPr>
-            <w:r>
-              <w:rPr>
-                <w:rFonts w:ascii="Microsoft YaHei" w:hAnsi="Microsoft YaHei" w:eastAsia="Microsoft YaHei"/>
-                <w:sz w:val="19"/>
-              </w:rPr>
-              <w:t>**自动回复**</w:t>
-            </w:r>
-          </w:p>
-        </w:tc>
-        <w:tc>
-          <w:tcPr>
-            <w:tcW w:type="dxa" w:w="2880"/>
-          </w:tcPr>
-          <w:p>
-            <w:pPr>
-              <w:jc w:val="left"/>
-            </w:pPr>
-            <w:r>
-              <w:rPr>
-                <w:rFonts w:ascii="Microsoft YaHei" w:hAnsi="Microsoft YaHei" w:eastAsia="Microsoft YaHei"/>
-                <w:sz w:val="19"/>
-              </w:rPr>
-              <w:t>✅ 完全自动</w:t>
-            </w:r>
-          </w:p>
-        </w:tc>
-        <w:tc>
-          <w:tcPr>
-            <w:tcW w:type="dxa" w:w="2880"/>
-          </w:tcPr>
-          <w:p>
-            <w:pPr>
-              <w:jc w:val="left"/>
-            </w:pPr>
-            <w:r>
-              <w:rPr>
-                <w:rFonts w:ascii="Microsoft YaHei" w:hAnsi="Microsoft YaHei" w:eastAsia="Microsoft YaHei"/>
-                <w:sz w:val="19"/>
-              </w:rPr>
-              <w:t>⚠️ 需@触发</w:t>
-            </w:r>
-          </w:p>
-        </w:tc>
-      </w:tr>
-      <w:tr>
-        <w:tc>
-          <w:tcPr>
-            <w:tcW w:type="dxa" w:w="2880"/>
-          </w:tcPr>
-          <w:p>
-            <w:pPr>
-              <w:jc w:val="left"/>
-            </w:pPr>
-            <w:r>
-              <w:rPr>
-                <w:rFonts w:ascii="Microsoft YaHei" w:hAnsi="Microsoft YaHei" w:eastAsia="Microsoft YaHei"/>
-                <w:sz w:val="19"/>
-              </w:rPr>
-              <w:t>**主动推送**</w:t>
-            </w:r>
-          </w:p>
-        </w:tc>
-        <w:tc>
-          <w:tcPr>
-            <w:tcW w:type="dxa" w:w="2880"/>
-          </w:tcPr>
-          <w:p>
-            <w:pPr>
-              <w:jc w:val="left"/>
-            </w:pPr>
-            <w:r>
-              <w:rPr>
-                <w:rFonts w:ascii="Microsoft YaHei" w:hAnsi="Microsoft YaHei" w:eastAsia="Microsoft YaHei"/>
-                <w:sz w:val="19"/>
-              </w:rPr>
-              <w:t>✅ 支持</w:t>
-            </w:r>
-          </w:p>
-        </w:tc>
-        <w:tc>
-          <w:tcPr>
-            <w:tcW w:type="dxa" w:w="2880"/>
-          </w:tcPr>
-          <w:p>
-            <w:pPr>
-              <w:jc w:val="left"/>
-            </w:pPr>
-            <w:r>
-              <w:rPr>
-                <w:rFonts w:ascii="Microsoft YaHei" w:hAnsi="Microsoft YaHei" w:eastAsia="Microsoft YaHei"/>
-                <w:sz w:val="19"/>
-              </w:rPr>
-              <w:t>✅ 群机器人支持</w:t>
-            </w:r>
-          </w:p>
-        </w:tc>
-      </w:tr>
-      <w:tr>
-        <w:tc>
-          <w:tcPr>
-            <w:tcW w:type="dxa" w:w="2880"/>
-          </w:tcPr>
-          <w:p>
-            <w:pPr>
-              <w:jc w:val="left"/>
-            </w:pPr>
-            <w:r>
-              <w:rPr>
-                <w:rFonts w:ascii="Microsoft YaHei" w:hAnsi="Microsoft YaHei" w:eastAsia="Microsoft YaHei"/>
-                <w:sz w:val="19"/>
-              </w:rPr>
-              <w:t>**关键词识别**</w:t>
-            </w:r>
-          </w:p>
-        </w:tc>
-        <w:tc>
-          <w:tcPr>
-            <w:tcW w:type="dxa" w:w="2880"/>
-          </w:tcPr>
-          <w:p>
-            <w:pPr>
-              <w:jc w:val="left"/>
-            </w:pPr>
-            <w:r>
-              <w:rPr>
-                <w:rFonts w:ascii="Microsoft YaHei" w:hAnsi="Microsoft YaHei" w:eastAsia="Microsoft YaHei"/>
-                <w:sz w:val="19"/>
-              </w:rPr>
-              <w:t>✅ 支持</w:t>
-            </w:r>
-          </w:p>
-        </w:tc>
-        <w:tc>
-          <w:tcPr>
-            <w:tcW w:type="dxa" w:w="2880"/>
-          </w:tcPr>
-          <w:p>
-            <w:pPr>
-              <w:jc w:val="left"/>
-            </w:pPr>
-            <w:r>
-              <w:rPr>
-                <w:rFonts w:ascii="Microsoft YaHei" w:hAnsi="Microsoft YaHei" w:eastAsia="Microsoft YaHei"/>
-                <w:sz w:val="19"/>
-              </w:rPr>
-              <w:t>✅ 支持</w:t>
-            </w:r>
-          </w:p>
-        </w:tc>
-      </w:tr>
-      <w:tr>
-        <w:tc>
-          <w:tcPr>
-            <w:tcW w:type="dxa" w:w="2880"/>
-          </w:tcPr>
-          <w:p>
-            <w:pPr>
-              <w:jc w:val="left"/>
-            </w:pPr>
-            <w:r>
-              <w:rPr>
-                <w:rFonts w:ascii="Microsoft YaHei" w:hAnsi="Microsoft YaHei" w:eastAsia="Microsoft YaHei"/>
-                <w:sz w:val="19"/>
-              </w:rPr>
-              <w:t>**知识库**</w:t>
-            </w:r>
-          </w:p>
-        </w:tc>
-        <w:tc>
-          <w:tcPr>
-            <w:tcW w:type="dxa" w:w="2880"/>
-          </w:tcPr>
-          <w:p>
-            <w:pPr>
-              <w:jc w:val="left"/>
-            </w:pPr>
-            <w:r>
-              <w:rPr>
-                <w:rFonts w:ascii="Microsoft YaHei" w:hAnsi="Microsoft YaHei" w:eastAsia="Microsoft YaHei"/>
-                <w:sz w:val="19"/>
-              </w:rPr>
-              <w:t>✅ 完整</w:t>
-            </w:r>
-          </w:p>
-        </w:tc>
-        <w:tc>
-          <w:tcPr>
-            <w:tcW w:type="dxa" w:w="2880"/>
-          </w:tcPr>
-          <w:p>
-            <w:pPr>
-              <w:jc w:val="left"/>
-            </w:pPr>
-            <w:r>
-              <w:rPr>
-                <w:rFonts w:ascii="Microsoft YaHei" w:hAnsi="Microsoft YaHei" w:eastAsia="Microsoft YaHei"/>
-                <w:sz w:val="19"/>
-              </w:rPr>
-              <w:t>✅ 支持</w:t>
-            </w:r>
-          </w:p>
-        </w:tc>
-      </w:tr>
-      <w:tr>
-        <w:tc>
-          <w:tcPr>
-            <w:tcW w:type="dxa" w:w="2880"/>
-          </w:tcPr>
-          <w:p>
-            <w:pPr>
-              <w:jc w:val="left"/>
-            </w:pPr>
-            <w:r>
-              <w:rPr>
-                <w:rFonts w:ascii="Microsoft YaHei" w:hAnsi="Microsoft YaHei" w:eastAsia="Microsoft YaHei"/>
-                <w:sz w:val="19"/>
-              </w:rPr>
-              <w:t>**稳定性**</w:t>
-            </w:r>
-          </w:p>
-        </w:tc>
-        <w:tc>
-          <w:tcPr>
-            <w:tcW w:type="dxa" w:w="2880"/>
-          </w:tcPr>
-          <w:p>
-            <w:pPr>
-              <w:jc w:val="left"/>
-            </w:pPr>
-            <w:r>
-              <w:rPr>
-                <w:rFonts w:ascii="Microsoft YaHei" w:hAnsi="Microsoft YaHei" w:eastAsia="Microsoft YaHei"/>
-                <w:sz w:val="19"/>
-              </w:rPr>
-              <w:t>⚠️ 不稳定</w:t>
-            </w:r>
-          </w:p>
-        </w:tc>
-        <w:tc>
-          <w:tcPr>
-            <w:tcW w:type="dxa" w:w="2880"/>
-          </w:tcPr>
-          <w:p>
-            <w:pPr>
-              <w:jc w:val="left"/>
-            </w:pPr>
-            <w:r>
-              <w:rPr>
-                <w:rFonts w:ascii="Microsoft YaHei" w:hAnsi="Microsoft YaHei" w:eastAsia="Microsoft YaHei"/>
-                <w:sz w:val="19"/>
-              </w:rPr>
-              <w:t>✅ 稳定</w:t>
-            </w:r>
-          </w:p>
-        </w:tc>
-      </w:tr>
-      <w:tr>
-        <w:tc>
-          <w:tcPr>
-            <w:tcW w:type="dxa" w:w="2880"/>
-          </w:tcPr>
-          <w:p>
-            <w:pPr>
-              <w:jc w:val="left"/>
-            </w:pPr>
-            <w:r>
-              <w:rPr>
-                <w:rFonts w:ascii="Microsoft YaHei" w:hAnsi="Microsoft YaHei" w:eastAsia="Microsoft YaHei"/>
-                <w:sz w:val="19"/>
-              </w:rPr>
-              <w:t>**成本**</w:t>
-            </w:r>
-          </w:p>
-        </w:tc>
-        <w:tc>
-          <w:tcPr>
-            <w:tcW w:type="dxa" w:w="2880"/>
-          </w:tcPr>
-          <w:p>
-            <w:pPr>
-              <w:jc w:val="left"/>
-            </w:pPr>
-            <w:r>
-              <w:rPr>
-                <w:rFonts w:ascii="Microsoft YaHei" w:hAnsi="Microsoft YaHei" w:eastAsia="Microsoft YaHei"/>
-                <w:sz w:val="19"/>
-              </w:rPr>
-              <w:t>⚠️ 第三方费用</w:t>
-            </w:r>
-          </w:p>
-        </w:tc>
-        <w:tc>
-          <w:tcPr>
-            <w:tcW w:type="dxa" w:w="2880"/>
-          </w:tcPr>
-          <w:p>
-            <w:pPr>
-              <w:jc w:val="left"/>
-            </w:pPr>
-            <w:r>
-              <w:rPr>
-                <w:rFonts w:ascii="Microsoft YaHei" w:hAnsi="Microsoft YaHei" w:eastAsia="Microsoft YaHei"/>
-                <w:sz w:val="19"/>
-              </w:rPr>
-              <w:t>✅ 免费</w:t>
-            </w:r>
-          </w:p>
-        </w:tc>
-      </w:tr>
-    </w:tbl>
-    <w:p/>
     <w:p>
       <w:pPr>
         <w:pStyle w:val="Heading4"/>
-        <w:jc w:val="left"/>
       </w:pPr>
       <w:r>
         <w:rPr>
           <w:rFonts w:ascii="Microsoft YaHei" w:hAnsi="Microsoft YaHei" w:eastAsia="Microsoft YaHei"/>
           <w:b/>
-          <w:sz w:val="22"/>
+          <w:color w:val="2E5A4C"/>
+          <w:sz w:val="24"/>
         </w:rPr>
         <w:t>1.4 解决方案</w:t>
       </w:r>
@@ -2508,38 +1615,38 @@
     </w:p>
     <w:p>
       <w:pPr>
-        <w:ind w:left="432"/>
+        <w:jc w:val="both"/>
       </w:pPr>
       <w:r>
         <w:rPr>
           <w:rFonts w:ascii="Microsoft YaHei" w:hAnsi="Microsoft YaHei" w:eastAsia="Microsoft YaHei"/>
           <w:sz w:val="21"/>
         </w:rPr>
-        <w:t>● 培训客户：告知@小助理可快速获得答案</w:t>
+        <w:t>- 培训客户：告知@小助理可快速获得答案</w:t>
       </w:r>
     </w:p>
     <w:p>
       <w:pPr>
-        <w:ind w:left="432"/>
+        <w:jc w:val="both"/>
       </w:pPr>
       <w:r>
         <w:rPr>
           <w:rFonts w:ascii="Microsoft YaHei" w:hAnsi="Microsoft YaHei" w:eastAsia="Microsoft YaHei"/>
           <w:sz w:val="21"/>
         </w:rPr>
-        <w:t>● 在群公告中说明使用方法</w:t>
+        <w:t>- 在群公告中说明使用方法</w:t>
       </w:r>
     </w:p>
     <w:p>
       <w:pPr>
-        <w:ind w:left="432"/>
+        <w:jc w:val="both"/>
       </w:pPr>
       <w:r>
         <w:rPr>
           <w:rFonts w:ascii="Microsoft YaHei" w:hAnsi="Microsoft YaHei" w:eastAsia="Microsoft YaHei"/>
           <w:sz w:val="21"/>
         </w:rPr>
-        <w:t>● 客户经理主动引导</w:t>
+        <w:t>- 客户经理主动引导</w:t>
       </w:r>
     </w:p>
     <w:p>
@@ -2568,44 +1675,111 @@
     </w:p>
     <w:p>
       <w:pPr>
-        <w:ind w:left="432"/>
+        <w:jc w:val="both"/>
       </w:pPr>
       <w:r>
         <w:rPr>
           <w:rFonts w:ascii="Microsoft YaHei" w:hAnsi="Microsoft YaHei" w:eastAsia="Microsoft YaHei"/>
           <w:sz w:val="21"/>
         </w:rPr>
-        <w:t>● 使用企业微信群机器人（官方）主动推送</w:t>
+        <w:t>- 使用企业微信群机器人（官方）主动推送</w:t>
       </w:r>
     </w:p>
     <w:p>
       <w:pPr>
-        <w:ind w:left="432"/>
+        <w:jc w:val="both"/>
       </w:pPr>
       <w:r>
         <w:rPr>
           <w:rFonts w:ascii="Microsoft YaHei" w:hAnsi="Microsoft YaHei" w:eastAsia="Microsoft YaHei"/>
           <w:sz w:val="21"/>
         </w:rPr>
-        <w:t>● 重要信息（停电通知、电费账单）通过群机器人推送</w:t>
+        <w:t>- 重要信息（停电通知、电费账单）通过群机器人推送</w:t>
       </w:r>
     </w:p>
     <w:p>
       <w:pPr>
-        <w:ind w:left="432"/>
+        <w:jc w:val="both"/>
       </w:pPr>
       <w:r>
         <w:rPr>
           <w:rFonts w:ascii="Microsoft YaHei" w:hAnsi="Microsoft YaHei" w:eastAsia="Microsoft YaHei"/>
           <w:sz w:val="21"/>
         </w:rPr>
-        <w:t>● 常见问题通过自动回复解决</w:t>
+        <w:t>- 常见问题通过自动回复解决</w:t>
       </w:r>
     </w:p>
     <w:p>
       <w:pPr>
         <w:pStyle w:val="Heading3"/>
-        <w:jc w:val="left"/>
+      </w:pPr>
+      <w:r>
+        <w:rPr>
+          <w:rFonts w:ascii="Microsoft YaHei" w:hAnsi="Microsoft YaHei" w:eastAsia="Microsoft YaHei"/>
+          <w:b/>
+          <w:color w:val="2E5A4C"/>
+          <w:sz w:val="24"/>
+        </w:rPr>
+        <w:t>方案二：混合方案（推荐）⭐</w:t>
+      </w:r>
+    </w:p>
+    <w:p>
+      <w:pPr>
+        <w:pStyle w:val="Heading4"/>
+      </w:pPr>
+      <w:r>
+        <w:rPr>
+          <w:rFonts w:ascii="Microsoft YaHei" w:hAnsi="Microsoft YaHei" w:eastAsia="Microsoft YaHei"/>
+          <w:b/>
+          <w:color w:val="2E5A4C"/>
+          <w:sz w:val="24"/>
+        </w:rPr>
+        <w:t>2.1 方案概述</w:t>
+      </w:r>
+    </w:p>
+    <w:p>
+      <w:pPr>
+        <w:jc w:val="both"/>
+      </w:pPr>
+      <w:r>
+        <w:rPr>
+          <w:rFonts w:ascii="Microsoft YaHei" w:hAnsi="Microsoft YaHei" w:eastAsia="Microsoft YaHei"/>
+          <w:sz w:val="21"/>
+        </w:rPr>
+        <w:t>核心思路：充分利用企业微信多种官方功能组合</w:t>
+      </w:r>
+    </w:p>
+    <w:p>
+      <w:pPr>
+        <w:pStyle w:val="Heading4"/>
+      </w:pPr>
+      <w:r>
+        <w:rPr>
+          <w:rFonts w:ascii="Microsoft YaHei" w:hAnsi="Microsoft YaHei" w:eastAsia="Microsoft YaHei"/>
+          <w:b/>
+          <w:color w:val="2E5A4C"/>
+          <w:sz w:val="24"/>
+        </w:rPr>
+        <w:t>2.2 功能分工</w:t>
+      </w:r>
+    </w:p>
+    <w:p>
+      <w:pPr>
+        <w:pStyle w:val="Heading4"/>
+      </w:pPr>
+      <w:r>
+        <w:rPr>
+          <w:rFonts w:ascii="Microsoft YaHei" w:hAnsi="Microsoft YaHei" w:eastAsia="Microsoft YaHei"/>
+          <w:b/>
+          <w:color w:val="2E5A4C"/>
+          <w:sz w:val="24"/>
+        </w:rPr>
+        <w:t>2.3 三级服务体系</w:t>
+      </w:r>
+    </w:p>
+    <w:p>
+      <w:pPr>
+        <w:pStyle w:val="Heading3"/>
       </w:pPr>
       <w:r>
         <w:rPr>
@@ -2620,13 +1794,13 @@
     <w:p>
       <w:pPr>
         <w:pStyle w:val="Heading4"/>
-        <w:jc w:val="left"/>
       </w:pPr>
       <w:r>
         <w:rPr>
           <w:rFonts w:ascii="Microsoft YaHei" w:hAnsi="Microsoft YaHei" w:eastAsia="Microsoft YaHei"/>
           <w:b/>
-          <w:sz w:val="22"/>
+          <w:color w:val="2E5A4C"/>
+          <w:sz w:val="24"/>
         </w:rPr>
         <w:t>3.1 方案概述</w:t>
       </w:r>
@@ -2646,133 +1820,27 @@
     <w:p>
       <w:pPr>
         <w:pStyle w:val="Heading4"/>
-        <w:jc w:val="left"/>
       </w:pPr>
       <w:r>
         <w:rPr>
           <w:rFonts w:ascii="Microsoft YaHei" w:hAnsi="Microsoft YaHei" w:eastAsia="Microsoft YaHei"/>
           <w:b/>
-          <w:sz w:val="22"/>
+          <w:color w:val="2E5A4C"/>
+          <w:sz w:val="24"/>
         </w:rPr>
         <w:t>3.2 知识库架构</w:t>
       </w:r>
     </w:p>
     <w:p>
       <w:pPr>
-        <w:spacing w:before="120" w:after="120"/>
-        <w:ind w:left="432"/>
-      </w:pPr>
-      <w:r>
-        <w:rPr>
-          <w:rFonts w:ascii="Courier New" w:hAnsi="Courier New"/>
-          <w:color w:val="646464"/>
-          <w:sz w:val="18"/>
-        </w:rPr>
-        <w:t>设备信息库</w:t>
-        <w:br/>
-        <w:t>├── 小区配电房信息</w:t>
-        <w:br/>
-        <w:t>│   ├── 位置、容量、接线图</w:t>
-        <w:br/>
-        <w:t>│   ├── 设备照片</w:t>
-        <w:br/>
-        <w:t>│   └── 历史故障记录</w:t>
-        <w:br/>
-        <w:t>│</w:t>
-        <w:br/>
-        <w:t>├── 台区设备台账</w:t>
-        <w:br/>
-        <w:t>│   ├── 变压器信息</w:t>
-        <w:br/>
-        <w:t>│   ├── 线路信息</w:t>
-        <w:br/>
-        <w:t>│   └── 计量装置信息</w:t>
-        <w:br/>
-        <w:t>│</w:t>
-        <w:br/>
-        <w:t>├── 应急资源清单</w:t>
-        <w:br/>
-        <w:t>│   ├── 发电车接入点</w:t>
-        <w:br/>
-        <w:t>│   ├── 抢修设备位置</w:t>
-        <w:br/>
-        <w:t>│   └── 应急物资清单</w:t>
-        <w:br/>
-        <w:t>│</w:t>
-        <w:br/>
-        <w:t>└── 客户信息</w:t>
-        <w:br/>
-        <w:t xml:space="preserve">    ├── 重点客户清单</w:t>
-        <w:br/>
-        <w:t xml:space="preserve">    ├── 频繁停电客户清单</w:t>
-        <w:br/>
-        <w:t xml:space="preserve">    └── 敏感客户清单</w:t>
-        <w:br/>
-        <w:br/>
-        <w:t>业务知识库</w:t>
-        <w:br/>
-        <w:t>├── 电价政策文件</w:t>
-        <w:br/>
-        <w:t>│   ├── 居民电价</w:t>
-        <w:br/>
-        <w:t>│   ├── 工商业电价</w:t>
-        <w:br/>
-        <w:t>│   └── 优惠政策</w:t>
-        <w:br/>
-        <w:t>│</w:t>
-        <w:br/>
-        <w:t>├── 办电业务流程</w:t>
-        <w:br/>
-        <w:t>│   ├── 业扩报装</w:t>
-        <w:br/>
-        <w:t>│   ├── 充电桩报装</w:t>
-        <w:br/>
-        <w:t>│   └── 过户销户</w:t>
-        <w:br/>
-        <w:t>│</w:t>
-        <w:br/>
-        <w:t>├── 常见问题解答（380+条）</w:t>
-        <w:br/>
-        <w:t>│   ├── 故障抢修类</w:t>
-        <w:br/>
-        <w:t>│   ├── 电费电价类</w:t>
-        <w:br/>
-        <w:t>│   └── 业务办理类</w:t>
-        <w:br/>
-        <w:t>│</w:t>
-        <w:br/>
-        <w:t>└── 服务规范标准</w:t>
-        <w:br/>
-        <w:t xml:space="preserve">    ├── 服务话术</w:t>
-        <w:br/>
-        <w:t xml:space="preserve">    ├── 处理流程</w:t>
-        <w:br/>
-        <w:t xml:space="preserve">    └── 考核标准</w:t>
-        <w:br/>
-        <w:br/>
-        <w:t>工作模板库</w:t>
-        <w:br/>
-        <w:t>├── 驻点工作清单</w:t>
-        <w:br/>
-        <w:t>├── 信息录入模板</w:t>
-        <w:br/>
-        <w:t>├── 工作报告模板</w:t>
-        <w:br/>
-        <w:t>├── 统计分析模板</w:t>
-        <w:br/>
-        <w:t>└── 考核评价模板</w:t>
-      </w:r>
-    </w:p>
-    <w:p>
-      <w:pPr>
         <w:pStyle w:val="Heading4"/>
-        <w:jc w:val="left"/>
       </w:pPr>
       <w:r>
         <w:rPr>
           <w:rFonts w:ascii="Microsoft YaHei" w:hAnsi="Microsoft YaHei" w:eastAsia="Microsoft YaHei"/>
           <w:b/>
-          <w:sz w:val="22"/>
+          <w:color w:val="2E5A4C"/>
+          <w:sz w:val="24"/>
         </w:rPr>
         <w:t>3.3 知识库平台选择</w:t>
       </w:r>
@@ -2803,62 +1871,62 @@
     </w:p>
     <w:p>
       <w:pPr>
-        <w:ind w:left="432"/>
+        <w:jc w:val="both"/>
       </w:pPr>
       <w:r>
         <w:rPr>
           <w:rFonts w:ascii="Microsoft YaHei" w:hAnsi="Microsoft YaHei" w:eastAsia="Microsoft YaHei"/>
           <w:sz w:val="21"/>
         </w:rPr>
-        <w:t>● ✅ 已有应用基础</w:t>
+        <w:t>- ✅ 已有应用基础</w:t>
       </w:r>
     </w:p>
     <w:p>
       <w:pPr>
-        <w:ind w:left="432"/>
+        <w:jc w:val="both"/>
       </w:pPr>
       <w:r>
         <w:rPr>
           <w:rFonts w:ascii="Microsoft YaHei" w:hAnsi="Microsoft YaHei" w:eastAsia="Microsoft YaHei"/>
           <w:sz w:val="21"/>
         </w:rPr>
-        <w:t>● ✅ 内外网隔离安全</w:t>
+        <w:t>- ✅ 内外网隔离安全</w:t>
       </w:r>
     </w:p>
     <w:p>
       <w:pPr>
-        <w:ind w:left="432"/>
+        <w:jc w:val="both"/>
       </w:pPr>
       <w:r>
         <w:rPr>
           <w:rFonts w:ascii="Microsoft YaHei" w:hAnsi="Microsoft YaHei" w:eastAsia="Microsoft YaHei"/>
           <w:sz w:val="21"/>
         </w:rPr>
-        <w:t>● ✅ 多人协同编辑</w:t>
+        <w:t>- ✅ 多人协同编辑</w:t>
       </w:r>
     </w:p>
     <w:p>
       <w:pPr>
-        <w:ind w:left="432"/>
+        <w:jc w:val="both"/>
       </w:pPr>
       <w:r>
         <w:rPr>
           <w:rFonts w:ascii="Microsoft YaHei" w:hAnsi="Microsoft YaHei" w:eastAsia="Microsoft YaHei"/>
           <w:sz w:val="21"/>
         </w:rPr>
-        <w:t>● ✅ 权限精细管控</w:t>
+        <w:t>- ✅ 权限精细管控</w:t>
       </w:r>
     </w:p>
     <w:p>
       <w:pPr>
-        <w:ind w:left="432"/>
+        <w:jc w:val="both"/>
       </w:pPr>
       <w:r>
         <w:rPr>
           <w:rFonts w:ascii="Microsoft YaHei" w:hAnsi="Microsoft YaHei" w:eastAsia="Microsoft YaHei"/>
           <w:sz w:val="21"/>
         </w:rPr>
-        <w:t>● ✅ 移动端支持</w:t>
+        <w:t>- ✅ 移动端支持</w:t>
       </w:r>
     </w:p>
     <w:p>
@@ -2875,48 +1943,6 @@
     </w:p>
     <w:p>
       <w:pPr>
-        <w:spacing w:before="120" w:after="120"/>
-        <w:ind w:left="432"/>
-      </w:pPr>
-      <w:r>
-        <w:rPr>
-          <w:rFonts w:ascii="Courier New" w:hAnsi="Courier New"/>
-          <w:color w:val="646464"/>
-          <w:sz w:val="18"/>
-        </w:rPr>
-        <w:t>文件夹结构</w:t>
-        <w:br/>
-        <w:t>├── 设备信息库/</w:t>
-        <w:br/>
-        <w:t>│   ├── 小区配电房/</w:t>
-        <w:br/>
-        <w:t>│   ├── 台区设备/</w:t>
-        <w:br/>
-        <w:t>│   └── 应急资源/</w:t>
-        <w:br/>
-        <w:t>│</w:t>
-        <w:br/>
-        <w:t>├── 业务知识库/</w:t>
-        <w:br/>
-        <w:t>│   ├── 电价政策/</w:t>
-        <w:br/>
-        <w:t>│   ├── 业务流程/</w:t>
-        <w:br/>
-        <w:t>│   └── 常见问题/</w:t>
-        <w:br/>
-        <w:t>│</w:t>
-        <w:br/>
-        <w:t>└── 工作模板库/</w:t>
-        <w:br/>
-        <w:t xml:space="preserve">    ├── 驻点清单/</w:t>
-        <w:br/>
-        <w:t xml:space="preserve">    ├── 录入模板/</w:t>
-        <w:br/>
-        <w:t xml:space="preserve">    └── 报告模板/</w:t>
-      </w:r>
-    </w:p>
-    <w:p>
-      <w:pPr>
         <w:jc w:val="both"/>
       </w:pPr>
       <w:r>
@@ -2929,14 +1955,12 @@
     </w:p>
     <w:p>
       <w:pPr>
-        <w:spacing w:before="120" w:after="120"/>
-        <w:ind w:left="432"/>
+        <w:jc w:val="both"/>
       </w:pPr>
       <w:r>
         <w:rPr>
-          <w:rFonts w:ascii="Courier New" w:hAnsi="Courier New"/>
-          <w:color w:val="646464"/>
-          <w:sz w:val="18"/>
+          <w:rFonts w:ascii="Microsoft YaHei" w:hAnsi="Microsoft YaHei" w:eastAsia="Microsoft YaHei"/>
+          <w:sz w:val="21"/>
         </w:rPr>
         <w:t>管理员：全部读写权限</w:t>
         <w:br/>
@@ -2971,62 +1995,62 @@
     </w:p>
     <w:p>
       <w:pPr>
-        <w:ind w:left="432"/>
+        <w:jc w:val="both"/>
       </w:pPr>
       <w:r>
         <w:rPr>
           <w:rFonts w:ascii="Microsoft YaHei" w:hAnsi="Microsoft YaHei" w:eastAsia="Microsoft YaHei"/>
           <w:sz w:val="21"/>
         </w:rPr>
-        <w:t>● ✅ 结构化数据管理</w:t>
+        <w:t>- ✅ 结构化数据管理</w:t>
       </w:r>
     </w:p>
     <w:p>
       <w:pPr>
-        <w:ind w:left="432"/>
+        <w:jc w:val="both"/>
       </w:pPr>
       <w:r>
         <w:rPr>
           <w:rFonts w:ascii="Microsoft YaHei" w:hAnsi="Microsoft YaHei" w:eastAsia="Microsoft YaHei"/>
           <w:sz w:val="21"/>
         </w:rPr>
-        <w:t>● ✅ 快速查询检索</w:t>
+        <w:t>- ✅ 快速查询检索</w:t>
       </w:r>
     </w:p>
     <w:p>
       <w:pPr>
-        <w:ind w:left="432"/>
+        <w:jc w:val="both"/>
       </w:pPr>
       <w:r>
         <w:rPr>
           <w:rFonts w:ascii="Microsoft YaHei" w:hAnsi="Microsoft YaHei" w:eastAsia="Microsoft YaHei"/>
           <w:sz w:val="21"/>
         </w:rPr>
-        <w:t>● ✅ 数据统计分析</w:t>
+        <w:t>- ✅ 数据统计分析</w:t>
       </w:r>
     </w:p>
     <w:p>
       <w:pPr>
-        <w:ind w:left="432"/>
+        <w:jc w:val="both"/>
       </w:pPr>
       <w:r>
         <w:rPr>
           <w:rFonts w:ascii="Microsoft YaHei" w:hAnsi="Microsoft YaHei" w:eastAsia="Microsoft YaHei"/>
           <w:sz w:val="21"/>
         </w:rPr>
-        <w:t>● ✅ 权限控制灵活</w:t>
+        <w:t>- ✅ 权限控制灵活</w:t>
       </w:r>
     </w:p>
     <w:p>
       <w:pPr>
-        <w:ind w:left="432"/>
+        <w:jc w:val="both"/>
       </w:pPr>
       <w:r>
         <w:rPr>
           <w:rFonts w:ascii="Microsoft YaHei" w:hAnsi="Microsoft YaHei" w:eastAsia="Microsoft YaHei"/>
           <w:sz w:val="21"/>
         </w:rPr>
-        <w:t>● ✅ 移动端友好</w:t>
+        <w:t>- ✅ 移动端友好</w:t>
       </w:r>
     </w:p>
     <w:p>
@@ -3043,66 +2067,6 @@
     </w:p>
     <w:p>
       <w:pPr>
-        <w:spacing w:before="120" w:after="120"/>
-        <w:ind w:left="432"/>
-      </w:pPr>
-      <w:r>
-        <w:rPr>
-          <w:rFonts w:ascii="Courier New" w:hAnsi="Courier New"/>
-          <w:color w:val="646464"/>
-          <w:sz w:val="18"/>
-        </w:rPr>
-        <w:t>表格结构</w:t>
-        <w:br/>
-        <w:t>├── 设备台账表</w:t>
-        <w:br/>
-        <w:t>│   ├── 设备编号</w:t>
-        <w:br/>
-        <w:t>│   ├── 设备名称</w:t>
-        <w:br/>
-        <w:t>│   ├── 设备类型</w:t>
-        <w:br/>
-        <w:t>│   ├── 安装位置</w:t>
-        <w:br/>
-        <w:t>│   ├── 技术参数</w:t>
-        <w:br/>
-        <w:t>│   └── 照片附件</w:t>
-        <w:br/>
-        <w:t>│</w:t>
-        <w:br/>
-        <w:t>├── 客户清单表</w:t>
-        <w:br/>
-        <w:t>│   ├── 客户编号</w:t>
-        <w:br/>
-        <w:t>│   ├── 客户名称</w:t>
-        <w:br/>
-        <w:t>│   ├── 联系方式</w:t>
-        <w:br/>
-        <w:t>│   ├── 用电地址</w:t>
-        <w:br/>
-        <w:t>│   ├── 客户类型</w:t>
-        <w:br/>
-        <w:t>│   └── 重点标记</w:t>
-        <w:br/>
-        <w:t>│</w:t>
-        <w:br/>
-        <w:t>└── 工作记录表</w:t>
-        <w:br/>
-        <w:t xml:space="preserve">    ├── 工作日期</w:t>
-        <w:br/>
-        <w:t xml:space="preserve">    ├── 工作类型</w:t>
-        <w:br/>
-        <w:t xml:space="preserve">    ├── 小区名称</w:t>
-        <w:br/>
-        <w:t xml:space="preserve">    ├── 工作内容</w:t>
-        <w:br/>
-        <w:t xml:space="preserve">    ├── 处理结果</w:t>
-        <w:br/>
-        <w:t xml:space="preserve">    └── 照片附件</w:t>
-      </w:r>
-    </w:p>
-    <w:p>
-      <w:pPr>
         <w:jc w:val="both"/>
       </w:pPr>
       <w:r>
@@ -3115,90 +2079,147 @@
     </w:p>
     <w:p>
       <w:pPr>
-        <w:spacing w:before="120" w:after="120"/>
-        <w:ind w:left="432"/>
-      </w:pPr>
-      <w:r>
-        <w:rPr>
-          <w:rFonts w:ascii="Courier New" w:hAnsi="Courier New"/>
-          <w:color w:val="646464"/>
-          <w:sz w:val="18"/>
-        </w:rPr>
-        <w:t>驻点前快速查询：</w:t>
-        <w:br/>
-        <w:t>├── 查询小区重点客户</w:t>
-        <w:br/>
-        <w:t>├── 查询小区配电房信息</w:t>
-        <w:br/>
-        <w:t>├── 查询历史工单记录</w:t>
-        <w:br/>
-        <w:t>└── 查询应急资源位置</w:t>
-      </w:r>
-    </w:p>
-    <w:p>
-      <w:pPr>
         <w:pStyle w:val="Heading4"/>
-        <w:jc w:val="left"/>
       </w:pPr>
       <w:r>
         <w:rPr>
           <w:rFonts w:ascii="Microsoft YaHei" w:hAnsi="Microsoft YaHei" w:eastAsia="Microsoft YaHei"/>
           <w:b/>
-          <w:sz w:val="22"/>
+          <w:color w:val="2E5A4C"/>
+          <w:sz w:val="24"/>
         </w:rPr>
         <w:t>3.4 知识库应用流程</w:t>
       </w:r>
     </w:p>
     <w:p>
       <w:pPr>
-        <w:spacing w:before="120" w:after="120"/>
-        <w:ind w:left="432"/>
+        <w:pStyle w:val="Heading2"/>
       </w:pPr>
       <w:r>
         <w:rPr>
-          <w:rFonts w:ascii="Courier New" w:hAnsi="Courier New"/>
-          <w:color w:val="646464"/>
-          <w:sz w:val="18"/>
+          <w:rFonts w:ascii="Microsoft YaHei" w:hAnsi="Microsoft YaHei" w:eastAsia="Microsoft YaHei"/>
+          <w:b/>
+          <w:color w:val="1B365D"/>
+          <w:sz w:val="28"/>
         </w:rPr>
-        <w:t>驻点前</w:t>
-        <w:br/>
-        <w:t>├── 快速查询小区重点客户清单</w:t>
-        <w:br/>
-        <w:t>├── 查询小区配电房信息</w:t>
-        <w:br/>
-        <w:t>├── 查询历史工单记录</w:t>
-        <w:br/>
-        <w:t>├── 制定驻点工作计划</w:t>
-        <w:br/>
-        <w:t>└── 打印/下载必要资料</w:t>
-        <w:br/>
-        <w:br/>
-        <w:t>驻点中</w:t>
-        <w:br/>
-        <w:t>├── 参考业务知识库（政策、流程）</w:t>
-        <w:br/>
-        <w:t>├── 使用工作模板（清单、表格）</w:t>
-        <w:br/>
-        <w:t>├── 现场拍照记录</w:t>
-        <w:br/>
-        <w:t>└── 快速查询设备信息</w:t>
-        <w:br/>
-        <w:br/>
-        <w:t>驻点后</w:t>
-        <w:br/>
-        <w:t>├── 信息录入知识库</w:t>
-        <w:br/>
-        <w:t>├── 工作记录更新</w:t>
-        <w:br/>
-        <w:t>├── 问题反馈</w:t>
-        <w:br/>
-        <w:t>└── 知识库优化建议</w:t>
+        <w:t>📊 方案对比与建议</w:t>
       </w:r>
     </w:p>
     <w:p>
       <w:pPr>
+        <w:pStyle w:val="Heading3"/>
+      </w:pPr>
+      <w:r>
+        <w:rPr>
+          <w:rFonts w:ascii="Microsoft YaHei" w:hAnsi="Microsoft YaHei" w:eastAsia="Microsoft YaHei"/>
+          <w:b/>
+          <w:color w:val="2E5A4C"/>
+          <w:sz w:val="24"/>
+        </w:rPr>
+        <w:t>综合对比</w:t>
+      </w:r>
+    </w:p>
+    <w:p>
+      <w:pPr>
+        <w:pStyle w:val="Heading3"/>
+      </w:pPr>
+      <w:r>
+        <w:rPr>
+          <w:rFonts w:ascii="Microsoft YaHei" w:hAnsi="Microsoft YaHei" w:eastAsia="Microsoft YaHei"/>
+          <w:b/>
+          <w:color w:val="2E5A4C"/>
+          <w:sz w:val="24"/>
+        </w:rPr>
+        <w:t>最终建议</w:t>
+      </w:r>
+    </w:p>
+    <w:p>
+      <w:pPr>
+        <w:jc w:val="both"/>
+      </w:pPr>
+      <w:r>
+        <w:rPr>
+          <w:rFonts w:ascii="Microsoft YaHei" w:hAnsi="Microsoft YaHei" w:eastAsia="Microsoft YaHei"/>
+          <w:sz w:val="21"/>
+        </w:rPr>
+        <w:t>推荐方案：方案二（混合方案）+ 方案三（知识库赋能）</w:t>
+      </w:r>
+    </w:p>
+    <w:p>
+      <w:pPr>
+        <w:jc w:val="both"/>
+      </w:pPr>
+      <w:r>
+        <w:rPr>
+          <w:rFonts w:ascii="Microsoft YaHei" w:hAnsi="Microsoft YaHei" w:eastAsia="Microsoft YaHei"/>
+          <w:sz w:val="21"/>
+        </w:rPr>
+        <w:t>理由：</w:t>
+      </w:r>
+    </w:p>
+    <w:p>
+      <w:pPr>
+        <w:jc w:val="both"/>
+      </w:pPr>
+      <w:r>
+        <w:rPr>
+          <w:rFonts w:ascii="Microsoft YaHei" w:hAnsi="Microsoft YaHei" w:eastAsia="Microsoft YaHei"/>
+          <w:sz w:val="21"/>
+        </w:rPr>
+        <w:t>1. 风险可控：全部使用企业微信官方功能</w:t>
+      </w:r>
+    </w:p>
+    <w:p>
+      <w:pPr>
+        <w:jc w:val="both"/>
+      </w:pPr>
+      <w:r>
+        <w:rPr>
+          <w:rFonts w:ascii="Microsoft YaHei" w:hAnsi="Microsoft YaHei" w:eastAsia="Microsoft YaHei"/>
+          <w:sz w:val="21"/>
+        </w:rPr>
+        <w:t>2. 平滑过渡：无需大规模迁移客户</w:t>
+      </w:r>
+    </w:p>
+    <w:p>
+      <w:pPr>
+        <w:jc w:val="both"/>
+      </w:pPr>
+      <w:r>
+        <w:rPr>
+          <w:rFonts w:ascii="Microsoft YaHei" w:hAnsi="Microsoft YaHei" w:eastAsia="Microsoft YaHei"/>
+          <w:sz w:val="21"/>
+        </w:rPr>
+        <w:t>3. 功能完整：覆盖自动回复、主动推送、一对一服务</w:t>
+      </w:r>
+    </w:p>
+    <w:p>
+      <w:pPr>
+        <w:jc w:val="both"/>
+      </w:pPr>
+      <w:r>
+        <w:rPr>
+          <w:rFonts w:ascii="Microsoft YaHei" w:hAnsi="Microsoft YaHei" w:eastAsia="Microsoft YaHei"/>
+          <w:sz w:val="21"/>
+        </w:rPr>
+        <w:t>4. 易于实施：无需第三方开发</w:t>
+      </w:r>
+    </w:p>
+    <w:p>
+      <w:pPr>
+        <w:jc w:val="both"/>
+      </w:pPr>
+      <w:r>
+        <w:rPr>
+          <w:rFonts w:ascii="Microsoft YaHei" w:hAnsi="Microsoft YaHei" w:eastAsia="Microsoft YaHei"/>
+          <w:sz w:val="21"/>
+        </w:rPr>
+        <w:t>5. 可持续性：知识库持续赋能客户经理</w:t>
+      </w:r>
+    </w:p>
+    <w:p>
+      <w:pPr>
         <w:pStyle w:val="Heading2"/>
-        <w:jc w:val="left"/>
       </w:pPr>
       <w:r>
         <w:rPr>
@@ -3213,7 +2234,6 @@
     <w:p>
       <w:pPr>
         <w:pStyle w:val="Heading3"/>
-        <w:jc w:val="left"/>
       </w:pPr>
       <w:r>
         <w:rPr>
@@ -3239,14 +2259,12 @@
     </w:p>
     <w:p>
       <w:pPr>
-        <w:spacing w:before="120" w:after="120"/>
-        <w:ind w:left="432"/>
+        <w:jc w:val="both"/>
       </w:pPr>
       <w:r>
         <w:rPr>
-          <w:rFonts w:ascii="Courier New" w:hAnsi="Courier New"/>
-          <w:color w:val="646464"/>
-          <w:sz w:val="18"/>
+          <w:rFonts w:ascii="Microsoft YaHei" w:hAnsi="Microsoft YaHei" w:eastAsia="Microsoft YaHei"/>
+          <w:sz w:val="21"/>
         </w:rPr>
         <w:t>第1步：梳理常见问题（100+条起步）</w:t>
         <w:br/>
@@ -3271,14 +2289,12 @@
     </w:p>
     <w:p>
       <w:pPr>
-        <w:spacing w:before="120" w:after="120"/>
-        <w:ind w:left="432"/>
+        <w:jc w:val="both"/>
       </w:pPr>
       <w:r>
         <w:rPr>
-          <w:rFonts w:ascii="Courier New" w:hAnsi="Courier New"/>
-          <w:color w:val="646464"/>
-          <w:sz w:val="18"/>
+          <w:rFonts w:ascii="Microsoft YaHei" w:hAnsi="Microsoft YaHei" w:eastAsia="Microsoft YaHei"/>
+          <w:sz w:val="21"/>
         </w:rPr>
         <w:t>第1步：创建群机器人</w:t>
         <w:br/>
@@ -3303,14 +2319,12 @@
     </w:p>
     <w:p>
       <w:pPr>
-        <w:spacing w:before="120" w:after="120"/>
-        <w:ind w:left="432"/>
+        <w:jc w:val="both"/>
       </w:pPr>
       <w:r>
         <w:rPr>
-          <w:rFonts w:ascii="Courier New" w:hAnsi="Courier New"/>
-          <w:color w:val="646464"/>
-          <w:sz w:val="18"/>
+          <w:rFonts w:ascii="Microsoft YaHei" w:hAnsi="Microsoft YaHei" w:eastAsia="Microsoft YaHei"/>
+          <w:sz w:val="21"/>
         </w:rPr>
         <w:t>第1步：选择WPS云文档或多维表</w:t>
         <w:br/>
@@ -3324,7 +2338,6 @@
     <w:p>
       <w:pPr>
         <w:pStyle w:val="Heading3"/>
-        <w:jc w:val="left"/>
       </w:pPr>
       <w:r>
         <w:rPr>
@@ -3350,28 +2363,6 @@
     </w:p>
     <w:p>
       <w:pPr>
-        <w:spacing w:before="120" w:after="120"/>
-        <w:ind w:left="432"/>
-      </w:pPr>
-      <w:r>
-        <w:rPr>
-          <w:rFonts w:ascii="Courier New" w:hAnsi="Courier New"/>
-          <w:color w:val="646464"/>
-          <w:sz w:val="18"/>
-        </w:rPr>
-        <w:t>选择标准：</w:t>
-        <w:br/>
-        <w:t>├── 客户经理积极性高</w:t>
-        <w:br/>
-        <w:t>├── 客户数量适中（200-500户）</w:t>
-        <w:br/>
-        <w:t>├── 客户活跃度高</w:t>
-        <w:br/>
-        <w:t>└── 问题类型典型</w:t>
-      </w:r>
-    </w:p>
-    <w:p>
-      <w:pPr>
         <w:jc w:val="both"/>
       </w:pPr>
       <w:r>
@@ -3384,14 +2375,12 @@
     </w:p>
     <w:p>
       <w:pPr>
-        <w:spacing w:before="120" w:after="120"/>
-        <w:ind w:left="432"/>
+        <w:jc w:val="both"/>
       </w:pPr>
       <w:r>
         <w:rPr>
-          <w:rFonts w:ascii="Courier New" w:hAnsi="Courier New"/>
-          <w:color w:val="646464"/>
-          <w:sz w:val="18"/>
+          <w:rFonts w:ascii="Microsoft YaHei" w:hAnsi="Microsoft YaHei" w:eastAsia="Microsoft YaHei"/>
+          <w:sz w:val="21"/>
         </w:rPr>
         <w:t>第1步：创建客户群</w:t>
         <w:br/>
@@ -3416,14 +2405,12 @@
     </w:p>
     <w:p>
       <w:pPr>
-        <w:spacing w:before="120" w:after="120"/>
-        <w:ind w:left="432"/>
+        <w:jc w:val="both"/>
       </w:pPr>
       <w:r>
         <w:rPr>
-          <w:rFonts w:ascii="Courier New" w:hAnsi="Courier New"/>
-          <w:color w:val="646464"/>
-          <w:sz w:val="18"/>
+          <w:rFonts w:ascii="Microsoft YaHei" w:hAnsi="Microsoft YaHei" w:eastAsia="Microsoft YaHei"/>
+          <w:sz w:val="21"/>
         </w:rPr>
         <w:t>第1步：培训客户经理使用方法</w:t>
         <w:br/>
@@ -3437,7 +2424,6 @@
     <w:p>
       <w:pPr>
         <w:pStyle w:val="Heading3"/>
-        <w:jc w:val="left"/>
       </w:pPr>
       <w:r>
         <w:rPr>
@@ -3463,26 +2449,6 @@
     </w:p>
     <w:p>
       <w:pPr>
-        <w:spacing w:before="120" w:after="120"/>
-        <w:ind w:left="432"/>
-      </w:pPr>
-      <w:r>
-        <w:rPr>
-          <w:rFonts w:ascii="Courier New" w:hAnsi="Courier New"/>
-          <w:color w:val="646464"/>
-          <w:sz w:val="18"/>
-        </w:rPr>
-        <w:t>├── 成功经验总结</w:t>
-        <w:br/>
-        <w:t>├── 问题梳理</w:t>
-        <w:br/>
-        <w:t>├── 优化方案制定</w:t>
-        <w:br/>
-        <w:t>└── 推广计划制定</w:t>
-      </w:r>
-    </w:p>
-    <w:p>
-      <w:pPr>
         <w:jc w:val="both"/>
       </w:pPr>
       <w:r>
@@ -3495,26 +2461,6 @@
     </w:p>
     <w:p>
       <w:pPr>
-        <w:spacing w:before="120" w:after="120"/>
-        <w:ind w:left="432"/>
-      </w:pPr>
-      <w:r>
-        <w:rPr>
-          <w:rFonts w:ascii="Courier New" w:hAnsi="Courier New"/>
-          <w:color w:val="646464"/>
-          <w:sz w:val="18"/>
-        </w:rPr>
-        <w:t>├── 分批次推广</w:t>
-        <w:br/>
-        <w:t>├── 持续培训</w:t>
-        <w:br/>
-        <w:t>├── 问题跟进</w:t>
-        <w:br/>
-        <w:t>└── 效果评估</w:t>
-      </w:r>
-    </w:p>
-    <w:p>
-      <w:pPr>
         <w:jc w:val="both"/>
       </w:pPr>
       <w:r>
@@ -3527,28 +2473,269 @@
     </w:p>
     <w:p>
       <w:pPr>
-        <w:spacing w:before="120" w:after="120"/>
-        <w:ind w:left="432"/>
+        <w:pStyle w:val="Heading2"/>
       </w:pPr>
       <w:r>
         <w:rPr>
-          <w:rFonts w:ascii="Courier New" w:hAnsi="Courier New"/>
-          <w:color w:val="646464"/>
-          <w:sz w:val="18"/>
+          <w:rFonts w:ascii="Microsoft YaHei" w:hAnsi="Microsoft YaHei" w:eastAsia="Microsoft YaHei"/>
+          <w:b/>
+          <w:color w:val="1B365D"/>
+          <w:sz w:val="28"/>
         </w:rPr>
-        <w:t>├── 知识库持续完善</w:t>
-        <w:br/>
-        <w:t>├── 自动回复优化</w:t>
-        <w:br/>
-        <w:t>├── 推送机制优化</w:t>
-        <w:br/>
-        <w:t>└── 服务流程优化</w:t>
+        <w:t>📝 注意事项</w:t>
       </w:r>
     </w:p>
     <w:p>
       <w:pPr>
+        <w:pStyle w:val="Heading3"/>
+      </w:pPr>
+      <w:r>
+        <w:rPr>
+          <w:rFonts w:ascii="Microsoft YaHei" w:hAnsi="Microsoft YaHei" w:eastAsia="Microsoft YaHei"/>
+          <w:b/>
+          <w:color w:val="2E5A4C"/>
+          <w:sz w:val="24"/>
+        </w:rPr>
+        <w:t>1. 客户群创建注意事项</w:t>
+      </w:r>
+    </w:p>
+    <w:p>
+      <w:pPr>
+        <w:jc w:val="both"/>
+      </w:pPr>
+      <w:r>
+        <w:rPr>
+          <w:rFonts w:ascii="Microsoft YaHei" w:hAnsi="Microsoft YaHei" w:eastAsia="Microsoft YaHei"/>
+          <w:sz w:val="21"/>
+        </w:rPr>
+        <w:t>- 确保创建人在"客户联系使用范围"内</w:t>
+      </w:r>
+    </w:p>
+    <w:p>
+      <w:pPr>
+        <w:jc w:val="both"/>
+      </w:pPr>
+      <w:r>
+        <w:rPr>
+          <w:rFonts w:ascii="Microsoft YaHei" w:hAnsi="Microsoft YaHei" w:eastAsia="Microsoft YaHei"/>
+          <w:sz w:val="21"/>
+        </w:rPr>
+        <w:t>- 至少包含1位客户才能创建客户群</w:t>
+      </w:r>
+    </w:p>
+    <w:p>
+      <w:pPr>
+        <w:jc w:val="both"/>
+      </w:pPr>
+      <w:r>
+        <w:rPr>
+          <w:rFonts w:ascii="Microsoft YaHei" w:hAnsi="Microsoft YaHei" w:eastAsia="Microsoft YaHei"/>
+          <w:sz w:val="21"/>
+        </w:rPr>
+        <w:t>- 群人数上限500人</w:t>
+      </w:r>
+    </w:p>
+    <w:p>
+      <w:pPr>
+        <w:jc w:val="both"/>
+      </w:pPr>
+      <w:r>
+        <w:rPr>
+          <w:rFonts w:ascii="Microsoft YaHei" w:hAnsi="Microsoft YaHei" w:eastAsia="Microsoft YaHei"/>
+          <w:sz w:val="21"/>
+        </w:rPr>
+        <w:t>- 未验证企业群聊总人数上限100人，群聊个数上限20个</w:t>
+      </w:r>
+    </w:p>
+    <w:p>
+      <w:pPr>
+        <w:pStyle w:val="Heading3"/>
+      </w:pPr>
+      <w:r>
+        <w:rPr>
+          <w:rFonts w:ascii="Microsoft YaHei" w:hAnsi="Microsoft YaHei" w:eastAsia="Microsoft YaHei"/>
+          <w:b/>
+          <w:color w:val="2E5A4C"/>
+          <w:sz w:val="24"/>
+        </w:rPr>
+        <w:t>2. 自动回复注意事项</w:t>
+      </w:r>
+    </w:p>
+    <w:p>
+      <w:pPr>
+        <w:jc w:val="both"/>
+      </w:pPr>
+      <w:r>
+        <w:rPr>
+          <w:rFonts w:ascii="Microsoft YaHei" w:hAnsi="Microsoft YaHei" w:eastAsia="Microsoft YaHei"/>
+          <w:sz w:val="21"/>
+        </w:rPr>
+        <w:t>- 需要群主手动开启才生效</w:t>
+      </w:r>
+    </w:p>
+    <w:p>
+      <w:pPr>
+        <w:jc w:val="both"/>
+      </w:pPr>
+      <w:r>
+        <w:rPr>
+          <w:rFonts w:ascii="Microsoft YaHei" w:hAnsi="Microsoft YaHei" w:eastAsia="Microsoft YaHei"/>
+          <w:sz w:val="21"/>
+        </w:rPr>
+        <w:t>- 客户需@小助理或服务人员才会触发</w:t>
+      </w:r>
+    </w:p>
+    <w:p>
+      <w:pPr>
+        <w:jc w:val="both"/>
+      </w:pPr>
+      <w:r>
+        <w:rPr>
+          <w:rFonts w:ascii="Microsoft YaHei" w:hAnsi="Microsoft YaHei" w:eastAsia="Microsoft YaHei"/>
+          <w:sz w:val="21"/>
+        </w:rPr>
+        <w:t>- mac端暂不支持开启自动回复</w:t>
+      </w:r>
+    </w:p>
+    <w:p>
+      <w:pPr>
+        <w:jc w:val="both"/>
+      </w:pPr>
+      <w:r>
+        <w:rPr>
+          <w:rFonts w:ascii="Microsoft YaHei" w:hAnsi="Microsoft YaHei" w:eastAsia="Microsoft YaHei"/>
+          <w:sz w:val="21"/>
+        </w:rPr>
+        <w:t>- 关键词设置要准确，避免误触发</w:t>
+      </w:r>
+    </w:p>
+    <w:p>
+      <w:pPr>
+        <w:pStyle w:val="Heading3"/>
+      </w:pPr>
+      <w:r>
+        <w:rPr>
+          <w:rFonts w:ascii="Microsoft YaHei" w:hAnsi="Microsoft YaHei" w:eastAsia="Microsoft YaHei"/>
+          <w:b/>
+          <w:color w:val="2E5A4C"/>
+          <w:sz w:val="24"/>
+        </w:rPr>
+        <w:t>3. 群机器人注意事项</w:t>
+      </w:r>
+    </w:p>
+    <w:p>
+      <w:pPr>
+        <w:jc w:val="both"/>
+      </w:pPr>
+      <w:r>
+        <w:rPr>
+          <w:rFonts w:ascii="Microsoft YaHei" w:hAnsi="Microsoft YaHei" w:eastAsia="Microsoft YaHei"/>
+          <w:sz w:val="21"/>
+        </w:rPr>
+        <w:t>- 需要技术开发能力（API调用）</w:t>
+      </w:r>
+    </w:p>
+    <w:p>
+      <w:pPr>
+        <w:jc w:val="both"/>
+      </w:pPr>
+      <w:r>
+        <w:rPr>
+          <w:rFonts w:ascii="Microsoft YaHei" w:hAnsi="Microsoft YaHei" w:eastAsia="Microsoft YaHei"/>
+          <w:sz w:val="21"/>
+        </w:rPr>
+        <w:t>- 消息发送频率有限制</w:t>
+      </w:r>
+    </w:p>
+    <w:p>
+      <w:pPr>
+        <w:jc w:val="both"/>
+      </w:pPr>
+      <w:r>
+        <w:rPr>
+          <w:rFonts w:ascii="Microsoft YaHei" w:hAnsi="Microsoft YaHei" w:eastAsia="Microsoft YaHei"/>
+          <w:sz w:val="21"/>
+        </w:rPr>
+        <w:t>- 消息格式要符合规范</w:t>
+      </w:r>
+    </w:p>
+    <w:p>
+      <w:pPr>
+        <w:jc w:val="both"/>
+      </w:pPr>
+      <w:r>
+        <w:rPr>
+          <w:rFonts w:ascii="Microsoft YaHei" w:hAnsi="Microsoft YaHei" w:eastAsia="Microsoft YaHei"/>
+          <w:sz w:val="21"/>
+        </w:rPr>
+        <w:t>- Webhook地址要妥善保管</w:t>
+      </w:r>
+    </w:p>
+    <w:p>
+      <w:pPr>
+        <w:pStyle w:val="Heading3"/>
+      </w:pPr>
+      <w:r>
+        <w:rPr>
+          <w:rFonts w:ascii="Microsoft YaHei" w:hAnsi="Microsoft YaHei" w:eastAsia="Microsoft YaHei"/>
+          <w:b/>
+          <w:color w:val="2E5A4C"/>
+          <w:sz w:val="24"/>
+        </w:rPr>
+        <w:t>4. 知识库注意事项</w:t>
+      </w:r>
+    </w:p>
+    <w:p>
+      <w:pPr>
+        <w:jc w:val="both"/>
+      </w:pPr>
+      <w:r>
+        <w:rPr>
+          <w:rFonts w:ascii="Microsoft YaHei" w:hAnsi="Microsoft YaHei" w:eastAsia="Microsoft YaHei"/>
+          <w:sz w:val="21"/>
+        </w:rPr>
+        <w:t>- 定期更新维护</w:t>
+      </w:r>
+    </w:p>
+    <w:p>
+      <w:pPr>
+        <w:jc w:val="both"/>
+      </w:pPr>
+      <w:r>
+        <w:rPr>
+          <w:rFonts w:ascii="Microsoft YaHei" w:hAnsi="Microsoft YaHei" w:eastAsia="Microsoft YaHei"/>
+          <w:sz w:val="21"/>
+        </w:rPr>
+        <w:t>- 权限管理要规范</w:t>
+      </w:r>
+    </w:p>
+    <w:p>
+      <w:pPr>
+        <w:jc w:val="both"/>
+      </w:pPr>
+      <w:r>
+        <w:rPr>
+          <w:rFonts w:ascii="Microsoft YaHei" w:hAnsi="Microsoft YaHei" w:eastAsia="Microsoft YaHei"/>
+          <w:sz w:val="21"/>
+        </w:rPr>
+        <w:t>- 数据备份要定期</w:t>
+      </w:r>
+    </w:p>
+    <w:p>
+      <w:pPr>
+        <w:jc w:val="both"/>
+      </w:pPr>
+      <w:r>
+        <w:rPr>
+          <w:rFonts w:ascii="Microsoft YaHei" w:hAnsi="Microsoft YaHei" w:eastAsia="Microsoft YaHei"/>
+          <w:sz w:val="21"/>
+        </w:rPr>
+        <w:t>- 敏感信息要脱敏</w:t>
+      </w:r>
+    </w:p>
+    <w:p>
+      <w:pPr>
         <w:pStyle w:val="Heading2"/>
-        <w:jc w:val="left"/>
       </w:pPr>
       <w:r>
         <w:rPr>
@@ -3563,7 +2750,6 @@
     <w:p>
       <w:pPr>
         <w:pStyle w:val="Heading3"/>
-        <w:jc w:val="left"/>
       </w:pPr>
       <w:r>
         <w:rPr>
@@ -3577,44 +2763,43 @@
     </w:p>
     <w:p>
       <w:pPr>
-        <w:ind w:left="432"/>
+        <w:jc w:val="both"/>
       </w:pPr>
       <w:r>
         <w:rPr>
           <w:rFonts w:ascii="Microsoft YaHei" w:hAnsi="Microsoft YaHei" w:eastAsia="Microsoft YaHei"/>
           <w:sz w:val="21"/>
         </w:rPr>
-        <w:t>● ✅ 自动回复率：70%+常见问题自动解答</w:t>
+        <w:t>- ✅ 自动回复率：70%+常见问题自动解答</w:t>
       </w:r>
     </w:p>
     <w:p>
       <w:pPr>
-        <w:ind w:left="432"/>
+        <w:jc w:val="both"/>
       </w:pPr>
       <w:r>
         <w:rPr>
           <w:rFonts w:ascii="Microsoft YaHei" w:hAnsi="Microsoft YaHei" w:eastAsia="Microsoft YaHei"/>
           <w:sz w:val="21"/>
         </w:rPr>
-        <w:t>● ✅ 响应速度：秒级响应（@小助理）</w:t>
+        <w:t>- ✅ 响应速度：秒级响应（@小助理）</w:t>
       </w:r>
     </w:p>
     <w:p>
       <w:pPr>
-        <w:ind w:left="432"/>
+        <w:jc w:val="both"/>
       </w:pPr>
       <w:r>
         <w:rPr>
           <w:rFonts w:ascii="Microsoft YaHei" w:hAnsi="Microsoft YaHei" w:eastAsia="Microsoft YaHei"/>
           <w:sz w:val="21"/>
         </w:rPr>
-        <w:t>● ✅ 服务覆盖：7×24小时在线服务</w:t>
+        <w:t>- ✅ 服务覆盖：7×24小时在线服务</w:t>
       </w:r>
     </w:p>
     <w:p>
       <w:pPr>
         <w:pStyle w:val="Heading3"/>
-        <w:jc w:val="left"/>
       </w:pPr>
       <w:r>
         <w:rPr>
@@ -3628,44 +2813,43 @@
     </w:p>
     <w:p>
       <w:pPr>
-        <w:ind w:left="432"/>
+        <w:jc w:val="both"/>
       </w:pPr>
       <w:r>
         <w:rPr>
           <w:rFonts w:ascii="Microsoft YaHei" w:hAnsi="Microsoft YaHei" w:eastAsia="Microsoft YaHei"/>
           <w:sz w:val="21"/>
         </w:rPr>
-        <w:t>● ✅ 问题解决率：90%+</w:t>
+        <w:t>- ✅ 问题解决率：90%+</w:t>
       </w:r>
     </w:p>
     <w:p>
       <w:pPr>
-        <w:ind w:left="432"/>
+        <w:jc w:val="both"/>
       </w:pPr>
       <w:r>
         <w:rPr>
           <w:rFonts w:ascii="Microsoft YaHei" w:hAnsi="Microsoft YaHei" w:eastAsia="Microsoft YaHei"/>
           <w:sz w:val="21"/>
         </w:rPr>
-        <w:t>● ✅ 服务体验：企业身份，更专业</w:t>
+        <w:t>- ✅ 服务体验：企业身份，更专业</w:t>
       </w:r>
     </w:p>
     <w:p>
       <w:pPr>
-        <w:ind w:left="432"/>
+        <w:jc w:val="both"/>
       </w:pPr>
       <w:r>
         <w:rPr>
           <w:rFonts w:ascii="Microsoft YaHei" w:hAnsi="Microsoft YaHei" w:eastAsia="Microsoft YaHei"/>
           <w:sz w:val="21"/>
         </w:rPr>
-        <w:t>● ✅ 信息获取：停电、电费等信息及时推送</w:t>
+        <w:t>- ✅ 信息获取：停电、电费等信息及时推送</w:t>
       </w:r>
     </w:p>
     <w:p>
       <w:pPr>
         <w:pStyle w:val="Heading3"/>
-        <w:jc w:val="left"/>
       </w:pPr>
       <w:r>
         <w:rPr>
@@ -3679,44 +2863,43 @@
     </w:p>
     <w:p>
       <w:pPr>
-        <w:ind w:left="432"/>
+        <w:jc w:val="both"/>
       </w:pPr>
       <w:r>
         <w:rPr>
           <w:rFonts w:ascii="Microsoft YaHei" w:hAnsi="Microsoft YaHei" w:eastAsia="Microsoft YaHei"/>
           <w:sz w:val="21"/>
         </w:rPr>
-        <w:t>● ✅ 知识库赋能：客户经理快速查询信息</w:t>
+        <w:t>- ✅ 知识库赋能：客户经理快速查询信息</w:t>
       </w:r>
     </w:p>
     <w:p>
       <w:pPr>
-        <w:ind w:left="432"/>
+        <w:jc w:val="both"/>
       </w:pPr>
       <w:r>
         <w:rPr>
           <w:rFonts w:ascii="Microsoft YaHei" w:hAnsi="Microsoft YaHei" w:eastAsia="Microsoft YaHei"/>
           <w:sz w:val="21"/>
         </w:rPr>
-        <w:t>● ✅ 工作规范：统一模板、统一流程</w:t>
+        <w:t>- ✅ 工作规范：统一模板、统一流程</w:t>
       </w:r>
     </w:p>
     <w:p>
       <w:pPr>
-        <w:ind w:left="432"/>
+        <w:jc w:val="both"/>
       </w:pPr>
       <w:r>
         <w:rPr>
           <w:rFonts w:ascii="Microsoft YaHei" w:hAnsi="Microsoft YaHei" w:eastAsia="Microsoft YaHei"/>
           <w:sz w:val="21"/>
         </w:rPr>
-        <w:t>● ✅ 数据沉淀：工作记录可追溯</w:t>
+        <w:t>- ✅ 数据沉淀：工作记录可追溯</w:t>
       </w:r>
     </w:p>
     <w:p>
       <w:pPr>
         <w:pStyle w:val="Heading3"/>
-        <w:jc w:val="left"/>
       </w:pPr>
       <w:r>
         <w:rPr>
@@ -3730,38 +2913,86 @@
     </w:p>
     <w:p>
       <w:pPr>
-        <w:ind w:left="432"/>
+        <w:jc w:val="both"/>
       </w:pPr>
       <w:r>
         <w:rPr>
           <w:rFonts w:ascii="Microsoft YaHei" w:hAnsi="Microsoft YaHei" w:eastAsia="Microsoft YaHei"/>
           <w:sz w:val="21"/>
         </w:rPr>
-        <w:t>● ✅ 官方功能：无第三方风险</w:t>
+        <w:t>- ✅ 官方功能：无第三方风险</w:t>
       </w:r>
     </w:p>
     <w:p>
       <w:pPr>
-        <w:ind w:left="432"/>
+        <w:jc w:val="both"/>
       </w:pPr>
       <w:r>
         <w:rPr>
           <w:rFonts w:ascii="Microsoft YaHei" w:hAnsi="Microsoft YaHei" w:eastAsia="Microsoft YaHei"/>
           <w:sz w:val="21"/>
         </w:rPr>
-        <w:t>● ✅ 合规合法：符合企业微信使用规范</w:t>
+        <w:t>- ✅ 合规合法：符合企业微信使用规范</w:t>
       </w:r>
     </w:p>
     <w:p>
       <w:pPr>
-        <w:ind w:left="432"/>
+        <w:jc w:val="both"/>
       </w:pPr>
       <w:r>
         <w:rPr>
           <w:rFonts w:ascii="Microsoft YaHei" w:hAnsi="Microsoft YaHei" w:eastAsia="Microsoft YaHei"/>
           <w:sz w:val="21"/>
         </w:rPr>
-        <w:t>● ✅ 稳定可靠：官方支持，功能稳定</w:t>
+        <w:t>- ✅ 稳定可靠：官方支持，功能稳定</w:t>
+      </w:r>
+    </w:p>
+    <w:p>
+      <w:pPr>
+        <w:jc w:val="both"/>
+      </w:pPr>
+      <w:r>
+        <w:rPr>
+          <w:rFonts w:ascii="Microsoft YaHei" w:hAnsi="Microsoft YaHei" w:eastAsia="Microsoft YaHei"/>
+          <w:sz w:val="21"/>
+        </w:rPr>
+        <w:t>创建者: Research Agent</w:t>
+      </w:r>
+    </w:p>
+    <w:p>
+      <w:pPr>
+        <w:jc w:val="both"/>
+      </w:pPr>
+      <w:r>
+        <w:rPr>
+          <w:rFonts w:ascii="Microsoft YaHei" w:hAnsi="Microsoft YaHei" w:eastAsia="Microsoft YaHei"/>
+          <w:sz w:val="21"/>
+        </w:rPr>
+        <w:t>创建时间: 2026-03-16</w:t>
+      </w:r>
+    </w:p>
+    <w:p>
+      <w:pPr>
+        <w:jc w:val="both"/>
+      </w:pPr>
+      <w:r>
+        <w:rPr>
+          <w:rFonts w:ascii="Microsoft YaHei" w:hAnsi="Microsoft YaHei" w:eastAsia="Microsoft YaHei"/>
+          <w:sz w:val="21"/>
+        </w:rPr>
+        <w:t>方案类型: 企业微信官方功能应用</w:t>
+      </w:r>
+    </w:p>
+    <w:p>
+      <w:pPr>
+        <w:jc w:val="both"/>
+      </w:pPr>
+      <w:r>
+        <w:rPr>
+          <w:rFonts w:ascii="Microsoft YaHei" w:hAnsi="Microsoft YaHei" w:eastAsia="Microsoft YaHei"/>
+          <w:sz w:val="21"/>
+        </w:rPr>
+        <w:t>核心理念: 风险可控、功能完整、易于实施</w:t>
       </w:r>
     </w:p>
     <w:sectPr>
